--- a/rediseno_2026/4.5 Itinerarios formateados y corregidos/CPA-301 Contabilidad Internacional.docx
+++ b/rediseno_2026/4.5 Itinerarios formateados y corregidos/CPA-301 Contabilidad Internacional.docx
@@ -89,8 +89,10 @@
         </w:tblBorders>
         <w:tblLayout w:type="fixed"/>
         <w:tblCellMar>
-          <w:left w:w="10" w:type="dxa"/>
-          <w:right w:w="10" w:type="dxa"/>
+          <w:top w:w="40" w:type="dxa"/>
+          <w:left w:w="90" w:type="dxa"/>
+          <w:bottom w:w="40" w:type="dxa"/>
+          <w:right w:w="90" w:type="dxa"/>
         </w:tblCellMar>
         <w:tblLook w:val="0000" w:firstRow="0" w:lastRow="0" w:firstColumn="0" w:lastColumn="0" w:noHBand="0" w:noVBand="0"/>
       </w:tblPr>
@@ -122,12 +124,6 @@
               <w:right w:val="single" w:sz="6" w:space="0" w:color="1F3864"/>
             </w:tcBorders>
             <w:shd w:val="clear" w:color="auto" w:fill="4472C4"/>
-            <w:tcMar>
-              <w:top w:w="50" w:type="dxa"/>
-              <w:left w:w="90" w:type="dxa"/>
-              <w:bottom w:w="50" w:type="dxa"/>
-              <w:right w:w="90" w:type="dxa"/>
-            </w:tcMar>
             <w:vAlign w:val="center"/>
           </w:tcPr>
           <w:p>
@@ -168,12 +164,6 @@
               <w:right w:val="single" w:sz="6" w:space="0" w:color="1F3864"/>
             </w:tcBorders>
             <w:shd w:val="clear" w:color="auto" w:fill="4472C4"/>
-            <w:tcMar>
-              <w:top w:w="50" w:type="dxa"/>
-              <w:left w:w="90" w:type="dxa"/>
-              <w:bottom w:w="50" w:type="dxa"/>
-              <w:right w:w="90" w:type="dxa"/>
-            </w:tcMar>
             <w:vAlign w:val="center"/>
           </w:tcPr>
           <w:p>
@@ -214,12 +204,6 @@
               <w:right w:val="single" w:sz="6" w:space="0" w:color="1F3864"/>
             </w:tcBorders>
             <w:shd w:val="clear" w:color="auto" w:fill="4472C4"/>
-            <w:tcMar>
-              <w:top w:w="50" w:type="dxa"/>
-              <w:left w:w="90" w:type="dxa"/>
-              <w:bottom w:w="50" w:type="dxa"/>
-              <w:right w:w="90" w:type="dxa"/>
-            </w:tcMar>
             <w:vAlign w:val="center"/>
           </w:tcPr>
           <w:p>
@@ -260,12 +244,6 @@
               <w:right w:val="single" w:sz="6" w:space="0" w:color="1F3864"/>
             </w:tcBorders>
             <w:shd w:val="clear" w:color="auto" w:fill="4472C4"/>
-            <w:tcMar>
-              <w:top w:w="50" w:type="dxa"/>
-              <w:left w:w="90" w:type="dxa"/>
-              <w:bottom w:w="50" w:type="dxa"/>
-              <w:right w:w="90" w:type="dxa"/>
-            </w:tcMar>
             <w:vAlign w:val="center"/>
           </w:tcPr>
           <w:p>
@@ -308,12 +286,6 @@
               <w:right w:val="single" w:sz="6" w:space="0" w:color="1F3864"/>
             </w:tcBorders>
             <w:shd w:val="clear" w:color="auto" w:fill="4472C4"/>
-            <w:tcMar>
-              <w:top w:w="50" w:type="dxa"/>
-              <w:left w:w="90" w:type="dxa"/>
-              <w:bottom w:w="50" w:type="dxa"/>
-              <w:right w:w="90" w:type="dxa"/>
-            </w:tcMar>
             <w:vAlign w:val="center"/>
           </w:tcPr>
           <w:p>
@@ -354,12 +326,6 @@
               <w:right w:val="single" w:sz="6" w:space="0" w:color="1F3864"/>
             </w:tcBorders>
             <w:shd w:val="clear" w:color="auto" w:fill="4472C4"/>
-            <w:tcMar>
-              <w:top w:w="50" w:type="dxa"/>
-              <w:left w:w="90" w:type="dxa"/>
-              <w:bottom w:w="50" w:type="dxa"/>
-              <w:right w:w="90" w:type="dxa"/>
-            </w:tcMar>
             <w:vAlign w:val="center"/>
           </w:tcPr>
           <w:p>
@@ -400,12 +366,6 @@
               <w:right w:val="single" w:sz="6" w:space="0" w:color="1F3864"/>
             </w:tcBorders>
             <w:shd w:val="clear" w:color="auto" w:fill="4472C4"/>
-            <w:tcMar>
-              <w:top w:w="50" w:type="dxa"/>
-              <w:left w:w="90" w:type="dxa"/>
-              <w:bottom w:w="50" w:type="dxa"/>
-              <w:right w:w="90" w:type="dxa"/>
-            </w:tcMar>
             <w:vAlign w:val="center"/>
           </w:tcPr>
           <w:p>
@@ -446,12 +406,6 @@
               <w:right w:val="single" w:sz="6" w:space="0" w:color="1F3864"/>
             </w:tcBorders>
             <w:shd w:val="clear" w:color="auto" w:fill="4472C4"/>
-            <w:tcMar>
-              <w:top w:w="50" w:type="dxa"/>
-              <w:left w:w="90" w:type="dxa"/>
-              <w:bottom w:w="50" w:type="dxa"/>
-              <w:right w:w="90" w:type="dxa"/>
-            </w:tcMar>
             <w:vAlign w:val="center"/>
           </w:tcPr>
           <w:p>
@@ -494,12 +448,6 @@
               <w:right w:val="single" w:sz="6" w:space="0" w:color="1F3864"/>
             </w:tcBorders>
             <w:shd w:val="clear" w:color="auto" w:fill="4472C4"/>
-            <w:tcMar>
-              <w:top w:w="50" w:type="dxa"/>
-              <w:left w:w="90" w:type="dxa"/>
-              <w:bottom w:w="50" w:type="dxa"/>
-              <w:right w:w="90" w:type="dxa"/>
-            </w:tcMar>
             <w:vAlign w:val="center"/>
           </w:tcPr>
           <w:p>
@@ -540,12 +488,6 @@
               <w:right w:val="single" w:sz="6" w:space="0" w:color="1F3864"/>
             </w:tcBorders>
             <w:shd w:val="clear" w:color="auto" w:fill="4472C4"/>
-            <w:tcMar>
-              <w:top w:w="50" w:type="dxa"/>
-              <w:left w:w="90" w:type="dxa"/>
-              <w:bottom w:w="50" w:type="dxa"/>
-              <w:right w:w="90" w:type="dxa"/>
-            </w:tcMar>
             <w:vAlign w:val="center"/>
           </w:tcPr>
           <w:p>
@@ -587,12 +529,6 @@
               <w:right w:val="single" w:sz="6" w:space="0" w:color="1F3864"/>
             </w:tcBorders>
             <w:shd w:val="clear" w:color="auto" w:fill="D9E2F3"/>
-            <w:tcMar>
-              <w:top w:w="50" w:type="dxa"/>
-              <w:left w:w="90" w:type="dxa"/>
-              <w:bottom w:w="50" w:type="dxa"/>
-              <w:right w:w="90" w:type="dxa"/>
-            </w:tcMar>
             <w:vAlign w:val="center"/>
           </w:tcPr>
           <w:p>
@@ -649,12 +585,6 @@
               <w:right w:val="single" w:sz="6" w:space="0" w:color="1F3864"/>
             </w:tcBorders>
             <w:shd w:val="clear" w:color="auto" w:fill="D9E2F3"/>
-            <w:tcMar>
-              <w:top w:w="50" w:type="dxa"/>
-              <w:left w:w="90" w:type="dxa"/>
-              <w:bottom w:w="50" w:type="dxa"/>
-              <w:right w:w="90" w:type="dxa"/>
-            </w:tcMar>
             <w:vAlign w:val="center"/>
           </w:tcPr>
           <w:p>
@@ -715,12 +645,6 @@
               <w:right w:val="single" w:sz="6" w:space="0" w:color="1F3864"/>
             </w:tcBorders>
             <w:shd w:val="clear" w:color="auto" w:fill="D9E2F3"/>
-            <w:tcMar>
-              <w:top w:w="50" w:type="dxa"/>
-              <w:left w:w="90" w:type="dxa"/>
-              <w:bottom w:w="50" w:type="dxa"/>
-              <w:right w:w="90" w:type="dxa"/>
-            </w:tcMar>
             <w:vAlign w:val="center"/>
           </w:tcPr>
           <w:p>
@@ -780,12 +704,6 @@
               <w:right w:val="single" w:sz="6" w:space="0" w:color="1F3864"/>
             </w:tcBorders>
             <w:shd w:val="clear" w:color="auto" w:fill="D9E2F3"/>
-            <w:tcMar>
-              <w:top w:w="50" w:type="dxa"/>
-              <w:left w:w="90" w:type="dxa"/>
-              <w:bottom w:w="50" w:type="dxa"/>
-              <w:right w:w="90" w:type="dxa"/>
-            </w:tcMar>
             <w:vAlign w:val="center"/>
           </w:tcPr>
           <w:p>
@@ -846,12 +764,6 @@
               <w:right w:val="single" w:sz="6" w:space="0" w:color="1F3864"/>
             </w:tcBorders>
             <w:shd w:val="clear" w:color="auto" w:fill="D9E2F3"/>
-            <w:tcMar>
-              <w:top w:w="50" w:type="dxa"/>
-              <w:left w:w="90" w:type="dxa"/>
-              <w:bottom w:w="50" w:type="dxa"/>
-              <w:right w:w="90" w:type="dxa"/>
-            </w:tcMar>
             <w:vAlign w:val="center"/>
           </w:tcPr>
           <w:p>
@@ -908,12 +820,6 @@
               <w:right w:val="single" w:sz="6" w:space="0" w:color="1F3864"/>
             </w:tcBorders>
             <w:shd w:val="clear" w:color="auto" w:fill="4472C4"/>
-            <w:tcMar>
-              <w:top w:w="50" w:type="dxa"/>
-              <w:left w:w="90" w:type="dxa"/>
-              <w:bottom w:w="50" w:type="dxa"/>
-              <w:right w:w="90" w:type="dxa"/>
-            </w:tcMar>
             <w:vAlign w:val="center"/>
           </w:tcPr>
           <w:p>
@@ -954,12 +860,6 @@
               <w:right w:val="single" w:sz="6" w:space="0" w:color="1F3864"/>
             </w:tcBorders>
             <w:shd w:val="clear" w:color="auto" w:fill="D9E2F3"/>
-            <w:tcMar>
-              <w:top w:w="50" w:type="dxa"/>
-              <w:left w:w="90" w:type="dxa"/>
-              <w:bottom w:w="50" w:type="dxa"/>
-              <w:right w:w="90" w:type="dxa"/>
-            </w:tcMar>
             <w:vAlign w:val="center"/>
           </w:tcPr>
           <w:p>
@@ -994,12 +894,6 @@
               <w:right w:val="single" w:sz="6" w:space="0" w:color="1F3864"/>
             </w:tcBorders>
             <w:shd w:val="clear" w:color="auto" w:fill="D9E2F3"/>
-            <w:tcMar>
-              <w:top w:w="50" w:type="dxa"/>
-              <w:left w:w="90" w:type="dxa"/>
-              <w:bottom w:w="50" w:type="dxa"/>
-              <w:right w:w="90" w:type="dxa"/>
-            </w:tcMar>
             <w:vAlign w:val="center"/>
           </w:tcPr>
           <w:p>
@@ -1033,12 +927,6 @@
               <w:right w:val="single" w:sz="6" w:space="0" w:color="1F3864"/>
             </w:tcBorders>
             <w:shd w:val="clear" w:color="auto" w:fill="D9E2F3"/>
-            <w:tcMar>
-              <w:top w:w="50" w:type="dxa"/>
-              <w:left w:w="90" w:type="dxa"/>
-              <w:bottom w:w="50" w:type="dxa"/>
-              <w:right w:w="90" w:type="dxa"/>
-            </w:tcMar>
             <w:vAlign w:val="center"/>
           </w:tcPr>
           <w:p>
@@ -1072,12 +960,6 @@
               <w:right w:val="single" w:sz="6" w:space="0" w:color="1F3864"/>
             </w:tcBorders>
             <w:shd w:val="clear" w:color="auto" w:fill="D9E2F3"/>
-            <w:tcMar>
-              <w:top w:w="50" w:type="dxa"/>
-              <w:left w:w="90" w:type="dxa"/>
-              <w:bottom w:w="50" w:type="dxa"/>
-              <w:right w:w="90" w:type="dxa"/>
-            </w:tcMar>
             <w:vAlign w:val="center"/>
           </w:tcPr>
           <w:p>
@@ -1110,12 +992,6 @@
               <w:right w:val="single" w:sz="6" w:space="0" w:color="1F3864"/>
             </w:tcBorders>
             <w:shd w:val="clear" w:color="auto" w:fill="D9E2F3"/>
-            <w:tcMar>
-              <w:top w:w="50" w:type="dxa"/>
-              <w:left w:w="90" w:type="dxa"/>
-              <w:bottom w:w="50" w:type="dxa"/>
-              <w:right w:w="90" w:type="dxa"/>
-            </w:tcMar>
             <w:vAlign w:val="center"/>
           </w:tcPr>
           <w:p>
@@ -1149,12 +1025,6 @@
               <w:right w:val="single" w:sz="6" w:space="0" w:color="1F3864"/>
             </w:tcBorders>
             <w:shd w:val="clear" w:color="auto" w:fill="D9E2F3"/>
-            <w:tcMar>
-              <w:top w:w="50" w:type="dxa"/>
-              <w:left w:w="90" w:type="dxa"/>
-              <w:bottom w:w="50" w:type="dxa"/>
-              <w:right w:w="90" w:type="dxa"/>
-            </w:tcMar>
             <w:vAlign w:val="center"/>
           </w:tcPr>
           <w:p>
@@ -1188,12 +1058,6 @@
               <w:right w:val="single" w:sz="6" w:space="0" w:color="1F3864"/>
             </w:tcBorders>
             <w:shd w:val="clear" w:color="auto" w:fill="D9E2F3"/>
-            <w:tcMar>
-              <w:top w:w="50" w:type="dxa"/>
-              <w:left w:w="90" w:type="dxa"/>
-              <w:bottom w:w="50" w:type="dxa"/>
-              <w:right w:w="90" w:type="dxa"/>
-            </w:tcMar>
             <w:vAlign w:val="center"/>
           </w:tcPr>
           <w:p>
@@ -1253,12 +1117,6 @@
               <w:right w:val="single" w:sz="6" w:space="0" w:color="1F3864"/>
             </w:tcBorders>
             <w:shd w:val="clear" w:color="auto" w:fill="4472C4"/>
-            <w:tcMar>
-              <w:top w:w="50" w:type="dxa"/>
-              <w:left w:w="90" w:type="dxa"/>
-              <w:bottom w:w="50" w:type="dxa"/>
-              <w:right w:w="90" w:type="dxa"/>
-            </w:tcMar>
             <w:vAlign w:val="center"/>
           </w:tcPr>
           <w:p>
@@ -1301,12 +1159,6 @@
               <w:right w:val="single" w:sz="6" w:space="0" w:color="1F3864"/>
             </w:tcBorders>
             <w:shd w:val="clear" w:color="auto" w:fill="D9E2F3"/>
-            <w:tcMar>
-              <w:top w:w="50" w:type="dxa"/>
-              <w:left w:w="90" w:type="dxa"/>
-              <w:bottom w:w="50" w:type="dxa"/>
-              <w:right w:w="90" w:type="dxa"/>
-            </w:tcMar>
             <w:vAlign w:val="center"/>
           </w:tcPr>
           <w:p>
@@ -1462,12 +1314,6 @@
               <w:right w:val="single" w:sz="6" w:space="0" w:color="1F3864"/>
             </w:tcBorders>
             <w:shd w:val="clear" w:color="auto" w:fill="D9E2F3"/>
-            <w:tcMar>
-              <w:top w:w="50" w:type="dxa"/>
-              <w:left w:w="90" w:type="dxa"/>
-              <w:bottom w:w="50" w:type="dxa"/>
-              <w:right w:w="90" w:type="dxa"/>
-            </w:tcMar>
             <w:vAlign w:val="center"/>
           </w:tcPr>
           <w:p>
@@ -1590,12 +1436,6 @@
               <w:right w:val="single" w:sz="6" w:space="0" w:color="1F3864"/>
             </w:tcBorders>
             <w:shd w:val="clear" w:color="auto" w:fill="4472C4"/>
-            <w:tcMar>
-              <w:top w:w="50" w:type="dxa"/>
-              <w:left w:w="90" w:type="dxa"/>
-              <w:bottom w:w="50" w:type="dxa"/>
-              <w:right w:w="90" w:type="dxa"/>
-            </w:tcMar>
             <w:vAlign w:val="center"/>
           </w:tcPr>
           <w:p>
@@ -1636,12 +1476,6 @@
               <w:right w:val="single" w:sz="6" w:space="0" w:color="1F3864"/>
             </w:tcBorders>
             <w:shd w:val="clear" w:color="auto" w:fill="4472C4"/>
-            <w:tcMar>
-              <w:top w:w="50" w:type="dxa"/>
-              <w:left w:w="90" w:type="dxa"/>
-              <w:bottom w:w="50" w:type="dxa"/>
-              <w:right w:w="90" w:type="dxa"/>
-            </w:tcMar>
             <w:vAlign w:val="center"/>
           </w:tcPr>
           <w:p>
@@ -1682,12 +1516,6 @@
               <w:right w:val="single" w:sz="6" w:space="0" w:color="1F3864"/>
             </w:tcBorders>
             <w:shd w:val="clear" w:color="auto" w:fill="4472C4"/>
-            <w:tcMar>
-              <w:top w:w="50" w:type="dxa"/>
-              <w:left w:w="90" w:type="dxa"/>
-              <w:bottom w:w="50" w:type="dxa"/>
-              <w:right w:w="90" w:type="dxa"/>
-            </w:tcMar>
             <w:vAlign w:val="center"/>
           </w:tcPr>
           <w:p>
@@ -1758,12 +1586,6 @@
               <w:right w:val="single" w:sz="6" w:space="0" w:color="1F3864"/>
             </w:tcBorders>
             <w:shd w:val="clear" w:color="auto" w:fill="D9E2F3"/>
-            <w:tcMar>
-              <w:top w:w="50" w:type="dxa"/>
-              <w:left w:w="90" w:type="dxa"/>
-              <w:bottom w:w="50" w:type="dxa"/>
-              <w:right w:w="90" w:type="dxa"/>
-            </w:tcMar>
             <w:vAlign w:val="center"/>
           </w:tcPr>
           <w:p>
@@ -1852,12 +1674,6 @@
               <w:right w:val="single" w:sz="6" w:space="0" w:color="1F3864"/>
             </w:tcBorders>
             <w:shd w:val="clear" w:color="auto" w:fill="D9E2F3"/>
-            <w:tcMar>
-              <w:top w:w="50" w:type="dxa"/>
-              <w:left w:w="90" w:type="dxa"/>
-              <w:bottom w:w="50" w:type="dxa"/>
-              <w:right w:w="90" w:type="dxa"/>
-            </w:tcMar>
             <w:vAlign w:val="center"/>
           </w:tcPr>
           <w:p>
@@ -1892,12 +1708,6 @@
               <w:right w:val="single" w:sz="6" w:space="0" w:color="1F3864"/>
             </w:tcBorders>
             <w:shd w:val="clear" w:color="auto" w:fill="D9E2F3"/>
-            <w:tcMar>
-              <w:top w:w="50" w:type="dxa"/>
-              <w:left w:w="90" w:type="dxa"/>
-              <w:bottom w:w="50" w:type="dxa"/>
-              <w:right w:w="90" w:type="dxa"/>
-            </w:tcMar>
             <w:vAlign w:val="center"/>
           </w:tcPr>
           <w:p>
@@ -1971,12 +1781,6 @@
               <w:right w:val="single" w:sz="6" w:space="0" w:color="1F3864"/>
             </w:tcBorders>
             <w:shd w:val="clear" w:color="auto" w:fill="D9E2F3"/>
-            <w:tcMar>
-              <w:top w:w="50" w:type="dxa"/>
-              <w:left w:w="90" w:type="dxa"/>
-              <w:bottom w:w="50" w:type="dxa"/>
-              <w:right w:w="90" w:type="dxa"/>
-            </w:tcMar>
             <w:vAlign w:val="center"/>
           </w:tcPr>
           <w:p>
@@ -2011,12 +1815,6 @@
               <w:right w:val="single" w:sz="6" w:space="0" w:color="1F3864"/>
             </w:tcBorders>
             <w:shd w:val="clear" w:color="auto" w:fill="D9E2F3"/>
-            <w:tcMar>
-              <w:top w:w="50" w:type="dxa"/>
-              <w:left w:w="90" w:type="dxa"/>
-              <w:bottom w:w="50" w:type="dxa"/>
-              <w:right w:w="90" w:type="dxa"/>
-            </w:tcMar>
             <w:vAlign w:val="center"/>
           </w:tcPr>
           <w:p>
@@ -2066,12 +1864,6 @@
               <w:right w:val="single" w:sz="6" w:space="0" w:color="1F3864"/>
             </w:tcBorders>
             <w:shd w:val="clear" w:color="auto" w:fill="D9E2F3"/>
-            <w:tcMar>
-              <w:top w:w="50" w:type="dxa"/>
-              <w:left w:w="90" w:type="dxa"/>
-              <w:bottom w:w="50" w:type="dxa"/>
-              <w:right w:w="90" w:type="dxa"/>
-            </w:tcMar>
             <w:vAlign w:val="center"/>
           </w:tcPr>
           <w:p>
@@ -2142,12 +1934,6 @@
               <w:right w:val="single" w:sz="6" w:space="0" w:color="1F3864"/>
             </w:tcBorders>
             <w:shd w:val="clear" w:color="auto" w:fill="D9E2F3"/>
-            <w:tcMar>
-              <w:top w:w="50" w:type="dxa"/>
-              <w:left w:w="90" w:type="dxa"/>
-              <w:bottom w:w="50" w:type="dxa"/>
-              <w:right w:w="90" w:type="dxa"/>
-            </w:tcMar>
             <w:vAlign w:val="center"/>
           </w:tcPr>
           <w:p>
@@ -2182,12 +1968,6 @@
               <w:right w:val="single" w:sz="6" w:space="0" w:color="1F3864"/>
             </w:tcBorders>
             <w:shd w:val="clear" w:color="auto" w:fill="D9E2F3"/>
-            <w:tcMar>
-              <w:top w:w="50" w:type="dxa"/>
-              <w:left w:w="90" w:type="dxa"/>
-              <w:bottom w:w="50" w:type="dxa"/>
-              <w:right w:w="90" w:type="dxa"/>
-            </w:tcMar>
             <w:vAlign w:val="center"/>
           </w:tcPr>
           <w:p>
@@ -2261,12 +2041,6 @@
               <w:right w:val="single" w:sz="6" w:space="0" w:color="1F3864"/>
             </w:tcBorders>
             <w:shd w:val="clear" w:color="auto" w:fill="D9E2F3"/>
-            <w:tcMar>
-              <w:top w:w="50" w:type="dxa"/>
-              <w:left w:w="90" w:type="dxa"/>
-              <w:bottom w:w="50" w:type="dxa"/>
-              <w:right w:w="90" w:type="dxa"/>
-            </w:tcMar>
             <w:vAlign w:val="center"/>
           </w:tcPr>
           <w:p>
@@ -2337,12 +2111,6 @@
               <w:right w:val="single" w:sz="6" w:space="0" w:color="1F3864"/>
             </w:tcBorders>
             <w:shd w:val="clear" w:color="auto" w:fill="D9E2F3"/>
-            <w:tcMar>
-              <w:top w:w="50" w:type="dxa"/>
-              <w:left w:w="90" w:type="dxa"/>
-              <w:bottom w:w="50" w:type="dxa"/>
-              <w:right w:w="90" w:type="dxa"/>
-            </w:tcMar>
             <w:vAlign w:val="center"/>
           </w:tcPr>
           <w:p>
@@ -2408,12 +2176,6 @@
               <w:right w:val="single" w:sz="6" w:space="0" w:color="1F3864"/>
             </w:tcBorders>
             <w:shd w:val="clear" w:color="auto" w:fill="4472C4"/>
-            <w:tcMar>
-              <w:top w:w="50" w:type="dxa"/>
-              <w:left w:w="90" w:type="dxa"/>
-              <w:bottom w:w="50" w:type="dxa"/>
-              <w:right w:w="90" w:type="dxa"/>
-            </w:tcMar>
             <w:vAlign w:val="center"/>
           </w:tcPr>
           <w:p>
@@ -2456,12 +2218,6 @@
               <w:right w:val="single" w:sz="6" w:space="0" w:color="1F3864"/>
             </w:tcBorders>
             <w:shd w:val="clear" w:color="auto" w:fill="4472C4"/>
-            <w:tcMar>
-              <w:top w:w="50" w:type="dxa"/>
-              <w:left w:w="90" w:type="dxa"/>
-              <w:bottom w:w="50" w:type="dxa"/>
-              <w:right w:w="90" w:type="dxa"/>
-            </w:tcMar>
             <w:vAlign w:val="center"/>
           </w:tcPr>
           <w:p>
@@ -2501,12 +2257,6 @@
               <w:right w:val="single" w:sz="6" w:space="0" w:color="1F3864"/>
             </w:tcBorders>
             <w:shd w:val="clear" w:color="auto" w:fill="D9E2F3"/>
-            <w:tcMar>
-              <w:top w:w="50" w:type="dxa"/>
-              <w:left w:w="90" w:type="dxa"/>
-              <w:bottom w:w="50" w:type="dxa"/>
-              <w:right w:w="90" w:type="dxa"/>
-            </w:tcMar>
             <w:vAlign w:val="center"/>
           </w:tcPr>
           <w:p>
@@ -2569,12 +2319,6 @@
               <w:right w:val="single" w:sz="6" w:space="0" w:color="1F3864"/>
             </w:tcBorders>
             <w:shd w:val="clear" w:color="auto" w:fill="4472C4"/>
-            <w:tcMar>
-              <w:top w:w="50" w:type="dxa"/>
-              <w:left w:w="90" w:type="dxa"/>
-              <w:bottom w:w="50" w:type="dxa"/>
-              <w:right w:w="90" w:type="dxa"/>
-            </w:tcMar>
             <w:vAlign w:val="center"/>
           </w:tcPr>
           <w:p>
@@ -2616,12 +2360,6 @@
               <w:right w:val="single" w:sz="6" w:space="0" w:color="1F3864"/>
             </w:tcBorders>
             <w:shd w:val="clear" w:color="auto" w:fill="D9E2F3"/>
-            <w:tcMar>
-              <w:top w:w="50" w:type="dxa"/>
-              <w:left w:w="90" w:type="dxa"/>
-              <w:bottom w:w="50" w:type="dxa"/>
-              <w:right w:w="90" w:type="dxa"/>
-            </w:tcMar>
             <w:vAlign w:val="center"/>
           </w:tcPr>
           <w:p>
@@ -2676,12 +2414,6 @@
               <w:right w:val="single" w:sz="6" w:space="0" w:color="1F3864"/>
             </w:tcBorders>
             <w:shd w:val="clear" w:color="auto" w:fill="D9E2F3"/>
-            <w:tcMar>
-              <w:top w:w="50" w:type="dxa"/>
-              <w:left w:w="90" w:type="dxa"/>
-              <w:bottom w:w="50" w:type="dxa"/>
-              <w:right w:w="90" w:type="dxa"/>
-            </w:tcMar>
             <w:vAlign w:val="center"/>
           </w:tcPr>
           <w:p>
@@ -3032,12 +2764,6 @@
               <w:right w:val="single" w:sz="6" w:space="0" w:color="1F3864"/>
             </w:tcBorders>
             <w:shd w:val="clear" w:color="auto" w:fill="D9E2F3"/>
-            <w:tcMar>
-              <w:top w:w="50" w:type="dxa"/>
-              <w:left w:w="90" w:type="dxa"/>
-              <w:bottom w:w="50" w:type="dxa"/>
-              <w:right w:w="90" w:type="dxa"/>
-            </w:tcMar>
             <w:vAlign w:val="center"/>
           </w:tcPr>
           <w:p>
@@ -3081,12 +2807,6 @@
               <w:right w:val="single" w:sz="6" w:space="0" w:color="1F3864"/>
             </w:tcBorders>
             <w:shd w:val="clear" w:color="auto" w:fill="D9E2F3"/>
-            <w:tcMar>
-              <w:top w:w="50" w:type="dxa"/>
-              <w:left w:w="90" w:type="dxa"/>
-              <w:bottom w:w="50" w:type="dxa"/>
-              <w:right w:w="90" w:type="dxa"/>
-            </w:tcMar>
             <w:vAlign w:val="center"/>
           </w:tcPr>
           <w:p>
@@ -3138,12 +2858,6 @@
               <w:right w:val="single" w:sz="6" w:space="0" w:color="1F3864"/>
             </w:tcBorders>
             <w:shd w:val="clear" w:color="auto" w:fill="4472C4"/>
-            <w:tcMar>
-              <w:top w:w="50" w:type="dxa"/>
-              <w:left w:w="90" w:type="dxa"/>
-              <w:bottom w:w="50" w:type="dxa"/>
-              <w:right w:w="90" w:type="dxa"/>
-            </w:tcMar>
             <w:vAlign w:val="center"/>
           </w:tcPr>
           <w:p>
@@ -3184,12 +2898,6 @@
               <w:right w:val="single" w:sz="6" w:space="0" w:color="1F3864"/>
             </w:tcBorders>
             <w:shd w:val="clear" w:color="auto" w:fill="4472C4"/>
-            <w:tcMar>
-              <w:top w:w="50" w:type="dxa"/>
-              <w:left w:w="90" w:type="dxa"/>
-              <w:bottom w:w="50" w:type="dxa"/>
-              <w:right w:w="90" w:type="dxa"/>
-            </w:tcMar>
             <w:vAlign w:val="center"/>
           </w:tcPr>
           <w:p>
@@ -3230,12 +2938,6 @@
               <w:right w:val="single" w:sz="6" w:space="0" w:color="1F3864"/>
             </w:tcBorders>
             <w:shd w:val="clear" w:color="auto" w:fill="4472C4"/>
-            <w:tcMar>
-              <w:top w:w="50" w:type="dxa"/>
-              <w:left w:w="90" w:type="dxa"/>
-              <w:bottom w:w="50" w:type="dxa"/>
-              <w:right w:w="90" w:type="dxa"/>
-            </w:tcMar>
             <w:vAlign w:val="center"/>
           </w:tcPr>
           <w:p>
@@ -3306,12 +3008,6 @@
               <w:right w:val="single" w:sz="6" w:space="0" w:color="1F3864"/>
             </w:tcBorders>
             <w:shd w:val="clear" w:color="auto" w:fill="D9E2F3"/>
-            <w:tcMar>
-              <w:top w:w="50" w:type="dxa"/>
-              <w:left w:w="90" w:type="dxa"/>
-              <w:bottom w:w="50" w:type="dxa"/>
-              <w:right w:w="90" w:type="dxa"/>
-            </w:tcMar>
             <w:vAlign w:val="center"/>
           </w:tcPr>
           <w:p>
@@ -3364,12 +3060,6 @@
               <w:right w:val="single" w:sz="6" w:space="0" w:color="1F3864"/>
             </w:tcBorders>
             <w:shd w:val="clear" w:color="auto" w:fill="D9E2F3"/>
-            <w:tcMar>
-              <w:top w:w="50" w:type="dxa"/>
-              <w:left w:w="90" w:type="dxa"/>
-              <w:bottom w:w="50" w:type="dxa"/>
-              <w:right w:w="90" w:type="dxa"/>
-            </w:tcMar>
             <w:vAlign w:val="center"/>
           </w:tcPr>
           <w:p>
@@ -3404,12 +3094,6 @@
               <w:right w:val="single" w:sz="6" w:space="0" w:color="1F3864"/>
             </w:tcBorders>
             <w:shd w:val="clear" w:color="auto" w:fill="D9E2F3"/>
-            <w:tcMar>
-              <w:top w:w="50" w:type="dxa"/>
-              <w:left w:w="90" w:type="dxa"/>
-              <w:bottom w:w="50" w:type="dxa"/>
-              <w:right w:w="90" w:type="dxa"/>
-            </w:tcMar>
             <w:vAlign w:val="center"/>
           </w:tcPr>
           <w:p>
@@ -3483,12 +3167,6 @@
               <w:right w:val="single" w:sz="6" w:space="0" w:color="1F3864"/>
             </w:tcBorders>
             <w:shd w:val="clear" w:color="auto" w:fill="D9E2F3"/>
-            <w:tcMar>
-              <w:top w:w="50" w:type="dxa"/>
-              <w:left w:w="90" w:type="dxa"/>
-              <w:bottom w:w="50" w:type="dxa"/>
-              <w:right w:w="90" w:type="dxa"/>
-            </w:tcMar>
             <w:vAlign w:val="center"/>
           </w:tcPr>
           <w:p>
@@ -3541,12 +3219,6 @@
               <w:right w:val="single" w:sz="6" w:space="0" w:color="1F3864"/>
             </w:tcBorders>
             <w:shd w:val="clear" w:color="auto" w:fill="D9E2F3"/>
-            <w:tcMar>
-              <w:top w:w="50" w:type="dxa"/>
-              <w:left w:w="90" w:type="dxa"/>
-              <w:bottom w:w="50" w:type="dxa"/>
-              <w:right w:w="90" w:type="dxa"/>
-            </w:tcMar>
             <w:vAlign w:val="center"/>
           </w:tcPr>
           <w:p>
@@ -3596,12 +3268,6 @@
               <w:right w:val="single" w:sz="6" w:space="0" w:color="1F3864"/>
             </w:tcBorders>
             <w:shd w:val="clear" w:color="auto" w:fill="D9E2F3"/>
-            <w:tcMar>
-              <w:top w:w="50" w:type="dxa"/>
-              <w:left w:w="90" w:type="dxa"/>
-              <w:bottom w:w="50" w:type="dxa"/>
-              <w:right w:w="90" w:type="dxa"/>
-            </w:tcMar>
             <w:vAlign w:val="center"/>
           </w:tcPr>
           <w:p>
@@ -3663,12 +3329,6 @@
               <w:right w:val="single" w:sz="6" w:space="0" w:color="1F3864"/>
             </w:tcBorders>
             <w:shd w:val="clear" w:color="auto" w:fill="D9E2F3"/>
-            <w:tcMar>
-              <w:top w:w="50" w:type="dxa"/>
-              <w:left w:w="90" w:type="dxa"/>
-              <w:bottom w:w="50" w:type="dxa"/>
-              <w:right w:w="90" w:type="dxa"/>
-            </w:tcMar>
             <w:vAlign w:val="center"/>
           </w:tcPr>
           <w:p>
@@ -3739,12 +3399,6 @@
               <w:right w:val="single" w:sz="6" w:space="0" w:color="1F3864"/>
             </w:tcBorders>
             <w:shd w:val="clear" w:color="auto" w:fill="D9E2F3"/>
-            <w:tcMar>
-              <w:top w:w="50" w:type="dxa"/>
-              <w:left w:w="90" w:type="dxa"/>
-              <w:bottom w:w="50" w:type="dxa"/>
-              <w:right w:w="90" w:type="dxa"/>
-            </w:tcMar>
             <w:vAlign w:val="center"/>
           </w:tcPr>
           <w:p>
@@ -3854,12 +3508,6 @@
               <w:right w:val="single" w:sz="6" w:space="0" w:color="1F3864"/>
             </w:tcBorders>
             <w:shd w:val="clear" w:color="auto" w:fill="D9E2F3"/>
-            <w:tcMar>
-              <w:top w:w="50" w:type="dxa"/>
-              <w:left w:w="90" w:type="dxa"/>
-              <w:bottom w:w="50" w:type="dxa"/>
-              <w:right w:w="90" w:type="dxa"/>
-            </w:tcMar>
             <w:vAlign w:val="center"/>
           </w:tcPr>
           <w:p>
@@ -3894,12 +3542,6 @@
               <w:right w:val="single" w:sz="6" w:space="0" w:color="1F3864"/>
             </w:tcBorders>
             <w:shd w:val="clear" w:color="auto" w:fill="D9E2F3"/>
-            <w:tcMar>
-              <w:top w:w="50" w:type="dxa"/>
-              <w:left w:w="90" w:type="dxa"/>
-              <w:bottom w:w="50" w:type="dxa"/>
-              <w:right w:w="90" w:type="dxa"/>
-            </w:tcMar>
             <w:vAlign w:val="center"/>
           </w:tcPr>
           <w:p>
@@ -3947,12 +3589,6 @@
               <w:right w:val="single" w:sz="6" w:space="0" w:color="1F3864"/>
             </w:tcBorders>
             <w:shd w:val="clear" w:color="auto" w:fill="4472C4"/>
-            <w:tcMar>
-              <w:top w:w="50" w:type="dxa"/>
-              <w:left w:w="90" w:type="dxa"/>
-              <w:bottom w:w="50" w:type="dxa"/>
-              <w:right w:w="90" w:type="dxa"/>
-            </w:tcMar>
             <w:vAlign w:val="center"/>
           </w:tcPr>
           <w:p>
@@ -3995,12 +3631,6 @@
               <w:right w:val="single" w:sz="6" w:space="0" w:color="1F3864"/>
             </w:tcBorders>
             <w:shd w:val="clear" w:color="auto" w:fill="4472C4"/>
-            <w:tcMar>
-              <w:top w:w="50" w:type="dxa"/>
-              <w:left w:w="90" w:type="dxa"/>
-              <w:bottom w:w="50" w:type="dxa"/>
-              <w:right w:w="90" w:type="dxa"/>
-            </w:tcMar>
             <w:vAlign w:val="center"/>
           </w:tcPr>
           <w:p>
@@ -4040,12 +3670,6 @@
               <w:right w:val="single" w:sz="6" w:space="0" w:color="1F3864"/>
             </w:tcBorders>
             <w:shd w:val="clear" w:color="auto" w:fill="D9E2F3"/>
-            <w:tcMar>
-              <w:top w:w="50" w:type="dxa"/>
-              <w:left w:w="90" w:type="dxa"/>
-              <w:bottom w:w="50" w:type="dxa"/>
-              <w:right w:w="90" w:type="dxa"/>
-            </w:tcMar>
             <w:vAlign w:val="center"/>
           </w:tcPr>
           <w:p>
@@ -4108,12 +3732,6 @@
               <w:right w:val="single" w:sz="6" w:space="0" w:color="1F3864"/>
             </w:tcBorders>
             <w:shd w:val="clear" w:color="auto" w:fill="4472C4"/>
-            <w:tcMar>
-              <w:top w:w="50" w:type="dxa"/>
-              <w:left w:w="90" w:type="dxa"/>
-              <w:bottom w:w="50" w:type="dxa"/>
-              <w:right w:w="90" w:type="dxa"/>
-            </w:tcMar>
             <w:vAlign w:val="center"/>
           </w:tcPr>
           <w:p>
@@ -4155,12 +3773,6 @@
               <w:right w:val="single" w:sz="6" w:space="0" w:color="1F3864"/>
             </w:tcBorders>
             <w:shd w:val="clear" w:color="auto" w:fill="D9E2F3"/>
-            <w:tcMar>
-              <w:top w:w="50" w:type="dxa"/>
-              <w:left w:w="90" w:type="dxa"/>
-              <w:bottom w:w="50" w:type="dxa"/>
-              <w:right w:w="90" w:type="dxa"/>
-            </w:tcMar>
             <w:vAlign w:val="center"/>
           </w:tcPr>
           <w:p>
@@ -4236,12 +3848,6 @@
               <w:right w:val="single" w:sz="6" w:space="0" w:color="1F3864"/>
             </w:tcBorders>
             <w:shd w:val="clear" w:color="auto" w:fill="D9E2F3"/>
-            <w:tcMar>
-              <w:top w:w="50" w:type="dxa"/>
-              <w:left w:w="90" w:type="dxa"/>
-              <w:bottom w:w="50" w:type="dxa"/>
-              <w:right w:w="90" w:type="dxa"/>
-            </w:tcMar>
             <w:vAlign w:val="center"/>
           </w:tcPr>
           <w:p>
@@ -4657,12 +4263,6 @@
               <w:right w:val="single" w:sz="6" w:space="0" w:color="1F3864"/>
             </w:tcBorders>
             <w:shd w:val="clear" w:color="auto" w:fill="D9E2F3"/>
-            <w:tcMar>
-              <w:top w:w="50" w:type="dxa"/>
-              <w:left w:w="90" w:type="dxa"/>
-              <w:bottom w:w="50" w:type="dxa"/>
-              <w:right w:w="90" w:type="dxa"/>
-            </w:tcMar>
             <w:vAlign w:val="center"/>
           </w:tcPr>
           <w:p>
@@ -4827,12 +4427,6 @@
               <w:right w:val="single" w:sz="6" w:space="0" w:color="1F3864"/>
             </w:tcBorders>
             <w:shd w:val="clear" w:color="auto" w:fill="D9E2F3"/>
-            <w:tcMar>
-              <w:top w:w="50" w:type="dxa"/>
-              <w:left w:w="90" w:type="dxa"/>
-              <w:bottom w:w="50" w:type="dxa"/>
-              <w:right w:w="90" w:type="dxa"/>
-            </w:tcMar>
             <w:vAlign w:val="center"/>
           </w:tcPr>
           <w:p>
@@ -4955,12 +4549,6 @@
               <w:right w:val="single" w:sz="6" w:space="0" w:color="1F3864"/>
             </w:tcBorders>
             <w:shd w:val="clear" w:color="auto" w:fill="4472C4"/>
-            <w:tcMar>
-              <w:top w:w="50" w:type="dxa"/>
-              <w:left w:w="90" w:type="dxa"/>
-              <w:bottom w:w="50" w:type="dxa"/>
-              <w:right w:w="90" w:type="dxa"/>
-            </w:tcMar>
             <w:vAlign w:val="center"/>
           </w:tcPr>
           <w:p>
@@ -5002,12 +4590,6 @@
               <w:right w:val="single" w:sz="6" w:space="0" w:color="1F3864"/>
             </w:tcBorders>
             <w:shd w:val="clear" w:color="auto" w:fill="4472C4"/>
-            <w:tcMar>
-              <w:top w:w="50" w:type="dxa"/>
-              <w:left w:w="90" w:type="dxa"/>
-              <w:bottom w:w="50" w:type="dxa"/>
-              <w:right w:w="90" w:type="dxa"/>
-            </w:tcMar>
             <w:vAlign w:val="center"/>
           </w:tcPr>
           <w:p>
@@ -5048,12 +4630,6 @@
               <w:right w:val="single" w:sz="6" w:space="0" w:color="1F3864"/>
             </w:tcBorders>
             <w:shd w:val="clear" w:color="auto" w:fill="4472C4"/>
-            <w:tcMar>
-              <w:top w:w="50" w:type="dxa"/>
-              <w:left w:w="90" w:type="dxa"/>
-              <w:bottom w:w="50" w:type="dxa"/>
-              <w:right w:w="90" w:type="dxa"/>
-            </w:tcMar>
             <w:vAlign w:val="center"/>
           </w:tcPr>
           <w:p>
@@ -5098,12 +4674,6 @@
               <w:right w:val="single" w:sz="6" w:space="0" w:color="1F3864"/>
             </w:tcBorders>
             <w:shd w:val="clear" w:color="auto" w:fill="D9E2F3"/>
-            <w:tcMar>
-              <w:top w:w="50" w:type="dxa"/>
-              <w:left w:w="90" w:type="dxa"/>
-              <w:bottom w:w="50" w:type="dxa"/>
-              <w:right w:w="90" w:type="dxa"/>
-            </w:tcMar>
             <w:vAlign w:val="center"/>
           </w:tcPr>
           <w:p>
@@ -5201,12 +4771,6 @@
               <w:right w:val="single" w:sz="6" w:space="0" w:color="1F3864"/>
             </w:tcBorders>
             <w:shd w:val="clear" w:color="auto" w:fill="D9E2F3"/>
-            <w:tcMar>
-              <w:top w:w="50" w:type="dxa"/>
-              <w:left w:w="90" w:type="dxa"/>
-              <w:bottom w:w="50" w:type="dxa"/>
-              <w:right w:w="90" w:type="dxa"/>
-            </w:tcMar>
             <w:vAlign w:val="center"/>
           </w:tcPr>
           <w:p>
@@ -5277,12 +4841,6 @@
               <w:right w:val="single" w:sz="6" w:space="0" w:color="1F3864"/>
             </w:tcBorders>
             <w:shd w:val="clear" w:color="auto" w:fill="D9E2F3"/>
-            <w:tcMar>
-              <w:top w:w="50" w:type="dxa"/>
-              <w:left w:w="90" w:type="dxa"/>
-              <w:bottom w:w="50" w:type="dxa"/>
-              <w:right w:w="90" w:type="dxa"/>
-            </w:tcMar>
             <w:vAlign w:val="center"/>
           </w:tcPr>
           <w:p>
@@ -5356,12 +4914,6 @@
               <w:right w:val="single" w:sz="6" w:space="0" w:color="1F3864"/>
             </w:tcBorders>
             <w:shd w:val="clear" w:color="auto" w:fill="D9E2F3"/>
-            <w:tcMar>
-              <w:top w:w="50" w:type="dxa"/>
-              <w:left w:w="90" w:type="dxa"/>
-              <w:bottom w:w="50" w:type="dxa"/>
-              <w:right w:w="90" w:type="dxa"/>
-            </w:tcMar>
             <w:vAlign w:val="center"/>
           </w:tcPr>
           <w:p>
@@ -5414,12 +4966,6 @@
               <w:right w:val="single" w:sz="6" w:space="0" w:color="1F3864"/>
             </w:tcBorders>
             <w:shd w:val="clear" w:color="auto" w:fill="D9E2F3"/>
-            <w:tcMar>
-              <w:top w:w="50" w:type="dxa"/>
-              <w:left w:w="90" w:type="dxa"/>
-              <w:bottom w:w="50" w:type="dxa"/>
-              <w:right w:w="90" w:type="dxa"/>
-            </w:tcMar>
             <w:vAlign w:val="center"/>
           </w:tcPr>
           <w:p>
@@ -5469,12 +5015,6 @@
               <w:right w:val="single" w:sz="6" w:space="0" w:color="1F3864"/>
             </w:tcBorders>
             <w:shd w:val="clear" w:color="auto" w:fill="D9E2F3"/>
-            <w:tcMar>
-              <w:top w:w="50" w:type="dxa"/>
-              <w:left w:w="90" w:type="dxa"/>
-              <w:bottom w:w="50" w:type="dxa"/>
-              <w:right w:w="90" w:type="dxa"/>
-            </w:tcMar>
             <w:vAlign w:val="center"/>
           </w:tcPr>
           <w:p>
@@ -5725,12 +5265,6 @@
               <w:right w:val="single" w:sz="6" w:space="0" w:color="1F3864"/>
             </w:tcBorders>
             <w:shd w:val="clear" w:color="auto" w:fill="D9E2F3"/>
-            <w:tcMar>
-              <w:top w:w="50" w:type="dxa"/>
-              <w:left w:w="90" w:type="dxa"/>
-              <w:bottom w:w="50" w:type="dxa"/>
-              <w:right w:w="90" w:type="dxa"/>
-            </w:tcMar>
             <w:vAlign w:val="center"/>
           </w:tcPr>
           <w:p>
@@ -5801,12 +5335,6 @@
               <w:right w:val="single" w:sz="6" w:space="0" w:color="1F3864"/>
             </w:tcBorders>
             <w:shd w:val="clear" w:color="auto" w:fill="D9E2F3"/>
-            <w:tcMar>
-              <w:top w:w="50" w:type="dxa"/>
-              <w:left w:w="90" w:type="dxa"/>
-              <w:bottom w:w="50" w:type="dxa"/>
-              <w:right w:w="90" w:type="dxa"/>
-            </w:tcMar>
             <w:vAlign w:val="center"/>
           </w:tcPr>
           <w:p>
@@ -5916,12 +5444,6 @@
               <w:right w:val="single" w:sz="6" w:space="0" w:color="1F3864"/>
             </w:tcBorders>
             <w:shd w:val="clear" w:color="auto" w:fill="D9E2F3"/>
-            <w:tcMar>
-              <w:top w:w="50" w:type="dxa"/>
-              <w:left w:w="90" w:type="dxa"/>
-              <w:bottom w:w="50" w:type="dxa"/>
-              <w:right w:w="90" w:type="dxa"/>
-            </w:tcMar>
             <w:vAlign w:val="center"/>
           </w:tcPr>
           <w:p>
@@ -5956,12 +5478,6 @@
               <w:right w:val="single" w:sz="6" w:space="0" w:color="1F3864"/>
             </w:tcBorders>
             <w:shd w:val="clear" w:color="auto" w:fill="D9E2F3"/>
-            <w:tcMar>
-              <w:top w:w="50" w:type="dxa"/>
-              <w:left w:w="90" w:type="dxa"/>
-              <w:bottom w:w="50" w:type="dxa"/>
-              <w:right w:w="90" w:type="dxa"/>
-            </w:tcMar>
             <w:vAlign w:val="center"/>
           </w:tcPr>
           <w:p>
@@ -6027,12 +5543,6 @@
               <w:right w:val="single" w:sz="6" w:space="0" w:color="1F3864"/>
             </w:tcBorders>
             <w:shd w:val="clear" w:color="auto" w:fill="4472C4"/>
-            <w:tcMar>
-              <w:top w:w="50" w:type="dxa"/>
-              <w:left w:w="90" w:type="dxa"/>
-              <w:bottom w:w="50" w:type="dxa"/>
-              <w:right w:w="90" w:type="dxa"/>
-            </w:tcMar>
             <w:vAlign w:val="center"/>
           </w:tcPr>
           <w:p>
@@ -6075,12 +5585,6 @@
               <w:right w:val="single" w:sz="6" w:space="0" w:color="1F3864"/>
             </w:tcBorders>
             <w:shd w:val="clear" w:color="auto" w:fill="4472C4"/>
-            <w:tcMar>
-              <w:top w:w="50" w:type="dxa"/>
-              <w:left w:w="90" w:type="dxa"/>
-              <w:bottom w:w="50" w:type="dxa"/>
-              <w:right w:w="90" w:type="dxa"/>
-            </w:tcMar>
             <w:vAlign w:val="center"/>
           </w:tcPr>
           <w:p>
@@ -6120,12 +5624,6 @@
               <w:right w:val="single" w:sz="6" w:space="0" w:color="1F3864"/>
             </w:tcBorders>
             <w:shd w:val="clear" w:color="auto" w:fill="D9E2F3"/>
-            <w:tcMar>
-              <w:top w:w="50" w:type="dxa"/>
-              <w:left w:w="90" w:type="dxa"/>
-              <w:bottom w:w="50" w:type="dxa"/>
-              <w:right w:w="90" w:type="dxa"/>
-            </w:tcMar>
             <w:vAlign w:val="center"/>
           </w:tcPr>
           <w:p>
@@ -6188,12 +5686,6 @@
               <w:right w:val="single" w:sz="6" w:space="0" w:color="1F3864"/>
             </w:tcBorders>
             <w:shd w:val="clear" w:color="auto" w:fill="4472C4"/>
-            <w:tcMar>
-              <w:top w:w="50" w:type="dxa"/>
-              <w:left w:w="90" w:type="dxa"/>
-              <w:bottom w:w="50" w:type="dxa"/>
-              <w:right w:w="90" w:type="dxa"/>
-            </w:tcMar>
             <w:vAlign w:val="center"/>
           </w:tcPr>
           <w:p>
@@ -6235,12 +5727,6 @@
               <w:right w:val="single" w:sz="6" w:space="0" w:color="1F3864"/>
             </w:tcBorders>
             <w:shd w:val="clear" w:color="auto" w:fill="D9E2F3"/>
-            <w:tcMar>
-              <w:top w:w="50" w:type="dxa"/>
-              <w:left w:w="90" w:type="dxa"/>
-              <w:bottom w:w="50" w:type="dxa"/>
-              <w:right w:w="90" w:type="dxa"/>
-            </w:tcMar>
             <w:vAlign w:val="center"/>
           </w:tcPr>
           <w:p>
@@ -6405,12 +5891,6 @@
               <w:right w:val="single" w:sz="6" w:space="0" w:color="1F3864"/>
             </w:tcBorders>
             <w:shd w:val="clear" w:color="auto" w:fill="D9E2F3"/>
-            <w:tcMar>
-              <w:top w:w="50" w:type="dxa"/>
-              <w:left w:w="90" w:type="dxa"/>
-              <w:bottom w:w="50" w:type="dxa"/>
-              <w:right w:w="90" w:type="dxa"/>
-            </w:tcMar>
             <w:vAlign w:val="center"/>
           </w:tcPr>
           <w:p>
@@ -7262,12 +6742,6 @@
               <w:right w:val="single" w:sz="6" w:space="0" w:color="1F3864"/>
             </w:tcBorders>
             <w:shd w:val="clear" w:color="auto" w:fill="D9E2F3"/>
-            <w:tcMar>
-              <w:top w:w="50" w:type="dxa"/>
-              <w:left w:w="90" w:type="dxa"/>
-              <w:bottom w:w="50" w:type="dxa"/>
-              <w:right w:w="90" w:type="dxa"/>
-            </w:tcMar>
             <w:vAlign w:val="center"/>
           </w:tcPr>
           <w:p>
@@ -7371,12 +6845,6 @@
               <w:right w:val="single" w:sz="6" w:space="0" w:color="1F3864"/>
             </w:tcBorders>
             <w:shd w:val="clear" w:color="auto" w:fill="D9E2F3"/>
-            <w:tcMar>
-              <w:top w:w="50" w:type="dxa"/>
-              <w:left w:w="90" w:type="dxa"/>
-              <w:bottom w:w="50" w:type="dxa"/>
-              <w:right w:w="90" w:type="dxa"/>
-            </w:tcMar>
             <w:vAlign w:val="center"/>
           </w:tcPr>
           <w:p>
@@ -7464,12 +6932,6 @@
               <w:right w:val="single" w:sz="6" w:space="0" w:color="1F3864"/>
             </w:tcBorders>
             <w:shd w:val="clear" w:color="auto" w:fill="4472C4"/>
-            <w:tcMar>
-              <w:top w:w="50" w:type="dxa"/>
-              <w:left w:w="90" w:type="dxa"/>
-              <w:bottom w:w="50" w:type="dxa"/>
-              <w:right w:w="90" w:type="dxa"/>
-            </w:tcMar>
             <w:vAlign w:val="center"/>
           </w:tcPr>
           <w:p>
@@ -7510,12 +6972,6 @@
               <w:right w:val="single" w:sz="6" w:space="0" w:color="1F3864"/>
             </w:tcBorders>
             <w:shd w:val="clear" w:color="auto" w:fill="4472C4"/>
-            <w:tcMar>
-              <w:top w:w="50" w:type="dxa"/>
-              <w:left w:w="90" w:type="dxa"/>
-              <w:bottom w:w="50" w:type="dxa"/>
-              <w:right w:w="90" w:type="dxa"/>
-            </w:tcMar>
             <w:vAlign w:val="center"/>
           </w:tcPr>
           <w:p>
@@ -7556,12 +7012,6 @@
               <w:right w:val="single" w:sz="6" w:space="0" w:color="1F3864"/>
             </w:tcBorders>
             <w:shd w:val="clear" w:color="auto" w:fill="4472C4"/>
-            <w:tcMar>
-              <w:top w:w="50" w:type="dxa"/>
-              <w:left w:w="90" w:type="dxa"/>
-              <w:bottom w:w="50" w:type="dxa"/>
-              <w:right w:w="90" w:type="dxa"/>
-            </w:tcMar>
             <w:vAlign w:val="center"/>
           </w:tcPr>
           <w:p>
@@ -7606,12 +7056,6 @@
               <w:right w:val="single" w:sz="6" w:space="0" w:color="1F3864"/>
             </w:tcBorders>
             <w:shd w:val="clear" w:color="auto" w:fill="D9E2F3"/>
-            <w:tcMar>
-              <w:top w:w="50" w:type="dxa"/>
-              <w:left w:w="90" w:type="dxa"/>
-              <w:bottom w:w="50" w:type="dxa"/>
-              <w:right w:w="90" w:type="dxa"/>
-            </w:tcMar>
             <w:vAlign w:val="center"/>
           </w:tcPr>
           <w:p>
@@ -7655,12 +7099,6 @@
               <w:right w:val="single" w:sz="6" w:space="0" w:color="1F3864"/>
             </w:tcBorders>
             <w:shd w:val="clear" w:color="auto" w:fill="D9E2F3"/>
-            <w:tcMar>
-              <w:top w:w="50" w:type="dxa"/>
-              <w:left w:w="90" w:type="dxa"/>
-              <w:bottom w:w="50" w:type="dxa"/>
-              <w:right w:w="90" w:type="dxa"/>
-            </w:tcMar>
             <w:vAlign w:val="center"/>
           </w:tcPr>
           <w:p>
@@ -7713,12 +7151,6 @@
               <w:right w:val="single" w:sz="6" w:space="0" w:color="1F3864"/>
             </w:tcBorders>
             <w:shd w:val="clear" w:color="auto" w:fill="D9E2F3"/>
-            <w:tcMar>
-              <w:top w:w="50" w:type="dxa"/>
-              <w:left w:w="90" w:type="dxa"/>
-              <w:bottom w:w="50" w:type="dxa"/>
-              <w:right w:w="90" w:type="dxa"/>
-            </w:tcMar>
             <w:vAlign w:val="center"/>
           </w:tcPr>
           <w:p>
@@ -7814,12 +7246,6 @@
               <w:right w:val="single" w:sz="6" w:space="0" w:color="1F3864"/>
             </w:tcBorders>
             <w:shd w:val="clear" w:color="auto" w:fill="D9E2F3"/>
-            <w:tcMar>
-              <w:top w:w="50" w:type="dxa"/>
-              <w:left w:w="90" w:type="dxa"/>
-              <w:bottom w:w="50" w:type="dxa"/>
-              <w:right w:w="90" w:type="dxa"/>
-            </w:tcMar>
             <w:vAlign w:val="center"/>
           </w:tcPr>
           <w:p>
@@ -7872,12 +7298,6 @@
               <w:right w:val="single" w:sz="6" w:space="0" w:color="1F3864"/>
             </w:tcBorders>
             <w:shd w:val="clear" w:color="auto" w:fill="D9E2F3"/>
-            <w:tcMar>
-              <w:top w:w="50" w:type="dxa"/>
-              <w:left w:w="90" w:type="dxa"/>
-              <w:bottom w:w="50" w:type="dxa"/>
-              <w:right w:w="90" w:type="dxa"/>
-            </w:tcMar>
             <w:vAlign w:val="center"/>
           </w:tcPr>
           <w:p>
@@ -7949,12 +7369,6 @@
               <w:right w:val="single" w:sz="6" w:space="0" w:color="1F3864"/>
             </w:tcBorders>
             <w:shd w:val="clear" w:color="auto" w:fill="D9E2F3"/>
-            <w:tcMar>
-              <w:top w:w="50" w:type="dxa"/>
-              <w:left w:w="90" w:type="dxa"/>
-              <w:bottom w:w="50" w:type="dxa"/>
-              <w:right w:w="90" w:type="dxa"/>
-            </w:tcMar>
             <w:vAlign w:val="center"/>
           </w:tcPr>
           <w:p>
@@ -7998,12 +7412,6 @@
               <w:right w:val="single" w:sz="6" w:space="0" w:color="1F3864"/>
             </w:tcBorders>
             <w:shd w:val="clear" w:color="auto" w:fill="D9E2F3"/>
-            <w:tcMar>
-              <w:top w:w="50" w:type="dxa"/>
-              <w:left w:w="90" w:type="dxa"/>
-              <w:bottom w:w="50" w:type="dxa"/>
-              <w:right w:w="90" w:type="dxa"/>
-            </w:tcMar>
             <w:vAlign w:val="center"/>
           </w:tcPr>
           <w:p>
@@ -8056,12 +7464,6 @@
               <w:right w:val="single" w:sz="6" w:space="0" w:color="1F3864"/>
             </w:tcBorders>
             <w:shd w:val="clear" w:color="auto" w:fill="D9E2F3"/>
-            <w:tcMar>
-              <w:top w:w="50" w:type="dxa"/>
-              <w:left w:w="90" w:type="dxa"/>
-              <w:bottom w:w="50" w:type="dxa"/>
-              <w:right w:w="90" w:type="dxa"/>
-            </w:tcMar>
             <w:vAlign w:val="center"/>
           </w:tcPr>
           <w:p>
@@ -8153,12 +7555,6 @@
               <w:right w:val="single" w:sz="6" w:space="0" w:color="1F3864"/>
             </w:tcBorders>
             <w:shd w:val="clear" w:color="auto" w:fill="D9E2F3"/>
-            <w:tcMar>
-              <w:top w:w="50" w:type="dxa"/>
-              <w:left w:w="90" w:type="dxa"/>
-              <w:bottom w:w="50" w:type="dxa"/>
-              <w:right w:w="90" w:type="dxa"/>
-            </w:tcMar>
             <w:vAlign w:val="center"/>
           </w:tcPr>
           <w:p>
@@ -8193,12 +7589,6 @@
               <w:right w:val="single" w:sz="6" w:space="0" w:color="1F3864"/>
             </w:tcBorders>
             <w:shd w:val="clear" w:color="auto" w:fill="D9E2F3"/>
-            <w:tcMar>
-              <w:top w:w="50" w:type="dxa"/>
-              <w:left w:w="90" w:type="dxa"/>
-              <w:bottom w:w="50" w:type="dxa"/>
-              <w:right w:w="90" w:type="dxa"/>
-            </w:tcMar>
             <w:vAlign w:val="center"/>
           </w:tcPr>
           <w:p>
@@ -8246,12 +7636,6 @@
               <w:right w:val="single" w:sz="6" w:space="0" w:color="1F3864"/>
             </w:tcBorders>
             <w:shd w:val="clear" w:color="auto" w:fill="4472C4"/>
-            <w:tcMar>
-              <w:top w:w="50" w:type="dxa"/>
-              <w:left w:w="90" w:type="dxa"/>
-              <w:bottom w:w="50" w:type="dxa"/>
-              <w:right w:w="90" w:type="dxa"/>
-            </w:tcMar>
             <w:vAlign w:val="center"/>
           </w:tcPr>
           <w:p>
@@ -8294,12 +7678,6 @@
               <w:right w:val="single" w:sz="6" w:space="0" w:color="1F3864"/>
             </w:tcBorders>
             <w:shd w:val="clear" w:color="auto" w:fill="4472C4"/>
-            <w:tcMar>
-              <w:top w:w="50" w:type="dxa"/>
-              <w:left w:w="90" w:type="dxa"/>
-              <w:bottom w:w="50" w:type="dxa"/>
-              <w:right w:w="90" w:type="dxa"/>
-            </w:tcMar>
             <w:vAlign w:val="center"/>
           </w:tcPr>
           <w:p>
@@ -8339,12 +7717,6 @@
               <w:right w:val="single" w:sz="6" w:space="0" w:color="1F3864"/>
             </w:tcBorders>
             <w:shd w:val="clear" w:color="auto" w:fill="D9E2F3"/>
-            <w:tcMar>
-              <w:top w:w="50" w:type="dxa"/>
-              <w:left w:w="90" w:type="dxa"/>
-              <w:bottom w:w="50" w:type="dxa"/>
-              <w:right w:w="90" w:type="dxa"/>
-            </w:tcMar>
             <w:vAlign w:val="center"/>
           </w:tcPr>
           <w:p>
@@ -8407,12 +7779,6 @@
               <w:right w:val="single" w:sz="6" w:space="0" w:color="1F3864"/>
             </w:tcBorders>
             <w:shd w:val="clear" w:color="auto" w:fill="4472C4"/>
-            <w:tcMar>
-              <w:top w:w="50" w:type="dxa"/>
-              <w:left w:w="90" w:type="dxa"/>
-              <w:bottom w:w="50" w:type="dxa"/>
-              <w:right w:w="90" w:type="dxa"/>
-            </w:tcMar>
             <w:vAlign w:val="center"/>
           </w:tcPr>
           <w:p>
@@ -8454,12 +7820,6 @@
               <w:right w:val="single" w:sz="6" w:space="0" w:color="1F3864"/>
             </w:tcBorders>
             <w:shd w:val="clear" w:color="auto" w:fill="D9E2F3"/>
-            <w:tcMar>
-              <w:top w:w="50" w:type="dxa"/>
-              <w:left w:w="90" w:type="dxa"/>
-              <w:bottom w:w="50" w:type="dxa"/>
-              <w:right w:w="90" w:type="dxa"/>
-            </w:tcMar>
             <w:vAlign w:val="center"/>
           </w:tcPr>
           <w:p>
@@ -8633,12 +7993,6 @@
               <w:right w:val="single" w:sz="6" w:space="0" w:color="1F3864"/>
             </w:tcBorders>
             <w:shd w:val="clear" w:color="auto" w:fill="D9E2F3"/>
-            <w:tcMar>
-              <w:top w:w="50" w:type="dxa"/>
-              <w:left w:w="90" w:type="dxa"/>
-              <w:bottom w:w="50" w:type="dxa"/>
-              <w:right w:w="90" w:type="dxa"/>
-            </w:tcMar>
             <w:vAlign w:val="center"/>
           </w:tcPr>
           <w:p>
@@ -9410,12 +8764,6 @@
               <w:right w:val="single" w:sz="6" w:space="0" w:color="1F3864"/>
             </w:tcBorders>
             <w:shd w:val="clear" w:color="auto" w:fill="D9E2F3"/>
-            <w:tcMar>
-              <w:top w:w="50" w:type="dxa"/>
-              <w:left w:w="90" w:type="dxa"/>
-              <w:bottom w:w="50" w:type="dxa"/>
-              <w:right w:w="90" w:type="dxa"/>
-            </w:tcMar>
             <w:vAlign w:val="center"/>
           </w:tcPr>
           <w:p>
@@ -9494,12 +8842,6 @@
               <w:right w:val="single" w:sz="6" w:space="0" w:color="1F3864"/>
             </w:tcBorders>
             <w:shd w:val="clear" w:color="auto" w:fill="D9E2F3"/>
-            <w:tcMar>
-              <w:top w:w="50" w:type="dxa"/>
-              <w:left w:w="90" w:type="dxa"/>
-              <w:bottom w:w="50" w:type="dxa"/>
-              <w:right w:w="90" w:type="dxa"/>
-            </w:tcMar>
             <w:vAlign w:val="center"/>
           </w:tcPr>
           <w:p>
@@ -9563,12 +8905,6 @@
               <w:right w:val="single" w:sz="6" w:space="0" w:color="1F3864"/>
             </w:tcBorders>
             <w:shd w:val="clear" w:color="auto" w:fill="4472C4"/>
-            <w:tcMar>
-              <w:top w:w="50" w:type="dxa"/>
-              <w:left w:w="90" w:type="dxa"/>
-              <w:bottom w:w="50" w:type="dxa"/>
-              <w:right w:w="90" w:type="dxa"/>
-            </w:tcMar>
             <w:vAlign w:val="center"/>
           </w:tcPr>
           <w:p>
@@ -9609,12 +8945,6 @@
               <w:right w:val="single" w:sz="6" w:space="0" w:color="1F3864"/>
             </w:tcBorders>
             <w:shd w:val="clear" w:color="auto" w:fill="4472C4"/>
-            <w:tcMar>
-              <w:top w:w="50" w:type="dxa"/>
-              <w:left w:w="90" w:type="dxa"/>
-              <w:bottom w:w="50" w:type="dxa"/>
-              <w:right w:w="90" w:type="dxa"/>
-            </w:tcMar>
             <w:vAlign w:val="center"/>
           </w:tcPr>
           <w:p>
@@ -9655,12 +8985,6 @@
               <w:right w:val="single" w:sz="6" w:space="0" w:color="1F3864"/>
             </w:tcBorders>
             <w:shd w:val="clear" w:color="auto" w:fill="4472C4"/>
-            <w:tcMar>
-              <w:top w:w="50" w:type="dxa"/>
-              <w:left w:w="90" w:type="dxa"/>
-              <w:bottom w:w="50" w:type="dxa"/>
-              <w:right w:w="90" w:type="dxa"/>
-            </w:tcMar>
             <w:vAlign w:val="center"/>
           </w:tcPr>
           <w:p>
@@ -9731,12 +9055,6 @@
               <w:right w:val="single" w:sz="6" w:space="0" w:color="1F3864"/>
             </w:tcBorders>
             <w:shd w:val="clear" w:color="auto" w:fill="D9E2F3"/>
-            <w:tcMar>
-              <w:top w:w="50" w:type="dxa"/>
-              <w:left w:w="90" w:type="dxa"/>
-              <w:bottom w:w="50" w:type="dxa"/>
-              <w:right w:w="90" w:type="dxa"/>
-            </w:tcMar>
             <w:vAlign w:val="center"/>
           </w:tcPr>
           <w:p>
@@ -9861,12 +9179,6 @@
               <w:right w:val="single" w:sz="6" w:space="0" w:color="1F3864"/>
             </w:tcBorders>
             <w:shd w:val="clear" w:color="auto" w:fill="D9E2F3"/>
-            <w:tcMar>
-              <w:top w:w="50" w:type="dxa"/>
-              <w:left w:w="90" w:type="dxa"/>
-              <w:bottom w:w="50" w:type="dxa"/>
-              <w:right w:w="90" w:type="dxa"/>
-            </w:tcMar>
             <w:vAlign w:val="center"/>
           </w:tcPr>
           <w:p>
@@ -9901,12 +9213,6 @@
               <w:right w:val="single" w:sz="6" w:space="0" w:color="1F3864"/>
             </w:tcBorders>
             <w:shd w:val="clear" w:color="auto" w:fill="D9E2F3"/>
-            <w:tcMar>
-              <w:top w:w="50" w:type="dxa"/>
-              <w:left w:w="90" w:type="dxa"/>
-              <w:bottom w:w="50" w:type="dxa"/>
-              <w:right w:w="90" w:type="dxa"/>
-            </w:tcMar>
             <w:vAlign w:val="center"/>
           </w:tcPr>
           <w:p>
@@ -9980,12 +9286,6 @@
               <w:right w:val="single" w:sz="6" w:space="0" w:color="1F3864"/>
             </w:tcBorders>
             <w:shd w:val="clear" w:color="auto" w:fill="D9E2F3"/>
-            <w:tcMar>
-              <w:top w:w="50" w:type="dxa"/>
-              <w:left w:w="90" w:type="dxa"/>
-              <w:bottom w:w="50" w:type="dxa"/>
-              <w:right w:w="90" w:type="dxa"/>
-            </w:tcMar>
             <w:vAlign w:val="center"/>
           </w:tcPr>
           <w:p>
@@ -10020,12 +9320,6 @@
               <w:right w:val="single" w:sz="6" w:space="0" w:color="1F3864"/>
             </w:tcBorders>
             <w:shd w:val="clear" w:color="auto" w:fill="D9E2F3"/>
-            <w:tcMar>
-              <w:top w:w="50" w:type="dxa"/>
-              <w:left w:w="90" w:type="dxa"/>
-              <w:bottom w:w="50" w:type="dxa"/>
-              <w:right w:w="90" w:type="dxa"/>
-            </w:tcMar>
             <w:vAlign w:val="center"/>
           </w:tcPr>
           <w:p>
@@ -10075,12 +9369,6 @@
               <w:right w:val="single" w:sz="6" w:space="0" w:color="1F3864"/>
             </w:tcBorders>
             <w:shd w:val="clear" w:color="auto" w:fill="D9E2F3"/>
-            <w:tcMar>
-              <w:top w:w="50" w:type="dxa"/>
-              <w:left w:w="90" w:type="dxa"/>
-              <w:bottom w:w="50" w:type="dxa"/>
-              <w:right w:w="90" w:type="dxa"/>
-            </w:tcMar>
             <w:vAlign w:val="center"/>
           </w:tcPr>
           <w:p>
@@ -10151,12 +9439,6 @@
               <w:right w:val="single" w:sz="6" w:space="0" w:color="1F3864"/>
             </w:tcBorders>
             <w:shd w:val="clear" w:color="auto" w:fill="D9E2F3"/>
-            <w:tcMar>
-              <w:top w:w="50" w:type="dxa"/>
-              <w:left w:w="90" w:type="dxa"/>
-              <w:bottom w:w="50" w:type="dxa"/>
-              <w:right w:w="90" w:type="dxa"/>
-            </w:tcMar>
             <w:vAlign w:val="center"/>
           </w:tcPr>
           <w:p>
@@ -10191,12 +9473,6 @@
               <w:right w:val="single" w:sz="6" w:space="0" w:color="1F3864"/>
             </w:tcBorders>
             <w:shd w:val="clear" w:color="auto" w:fill="D9E2F3"/>
-            <w:tcMar>
-              <w:top w:w="50" w:type="dxa"/>
-              <w:left w:w="90" w:type="dxa"/>
-              <w:bottom w:w="50" w:type="dxa"/>
-              <w:right w:w="90" w:type="dxa"/>
-            </w:tcMar>
             <w:vAlign w:val="center"/>
           </w:tcPr>
           <w:p>
@@ -10270,12 +9546,6 @@
               <w:right w:val="single" w:sz="6" w:space="0" w:color="1F3864"/>
             </w:tcBorders>
             <w:shd w:val="clear" w:color="auto" w:fill="D9E2F3"/>
-            <w:tcMar>
-              <w:top w:w="50" w:type="dxa"/>
-              <w:left w:w="90" w:type="dxa"/>
-              <w:bottom w:w="50" w:type="dxa"/>
-              <w:right w:w="90" w:type="dxa"/>
-            </w:tcMar>
             <w:vAlign w:val="center"/>
           </w:tcPr>
           <w:p>
@@ -10310,12 +9580,6 @@
               <w:right w:val="single" w:sz="6" w:space="0" w:color="1F3864"/>
             </w:tcBorders>
             <w:shd w:val="clear" w:color="auto" w:fill="D9E2F3"/>
-            <w:tcMar>
-              <w:top w:w="50" w:type="dxa"/>
-              <w:left w:w="90" w:type="dxa"/>
-              <w:bottom w:w="50" w:type="dxa"/>
-              <w:right w:w="90" w:type="dxa"/>
-            </w:tcMar>
             <w:vAlign w:val="center"/>
           </w:tcPr>
           <w:p>
@@ -10363,12 +9627,6 @@
               <w:right w:val="single" w:sz="6" w:space="0" w:color="1F3864"/>
             </w:tcBorders>
             <w:shd w:val="clear" w:color="auto" w:fill="4472C4"/>
-            <w:tcMar>
-              <w:top w:w="50" w:type="dxa"/>
-              <w:left w:w="90" w:type="dxa"/>
-              <w:bottom w:w="50" w:type="dxa"/>
-              <w:right w:w="90" w:type="dxa"/>
-            </w:tcMar>
             <w:vAlign w:val="center"/>
           </w:tcPr>
           <w:p>
@@ -10411,12 +9669,6 @@
               <w:right w:val="single" w:sz="6" w:space="0" w:color="1F3864"/>
             </w:tcBorders>
             <w:shd w:val="clear" w:color="auto" w:fill="4472C4"/>
-            <w:tcMar>
-              <w:top w:w="50" w:type="dxa"/>
-              <w:left w:w="90" w:type="dxa"/>
-              <w:bottom w:w="50" w:type="dxa"/>
-              <w:right w:w="90" w:type="dxa"/>
-            </w:tcMar>
             <w:vAlign w:val="center"/>
           </w:tcPr>
           <w:p>
@@ -10456,12 +9708,6 @@
               <w:right w:val="single" w:sz="6" w:space="0" w:color="1F3864"/>
             </w:tcBorders>
             <w:shd w:val="clear" w:color="auto" w:fill="D9E2F3"/>
-            <w:tcMar>
-              <w:top w:w="50" w:type="dxa"/>
-              <w:left w:w="90" w:type="dxa"/>
-              <w:bottom w:w="50" w:type="dxa"/>
-              <w:right w:w="90" w:type="dxa"/>
-            </w:tcMar>
             <w:vAlign w:val="center"/>
           </w:tcPr>
           <w:p>
@@ -10524,12 +9770,6 @@
               <w:right w:val="single" w:sz="6" w:space="0" w:color="1F3864"/>
             </w:tcBorders>
             <w:shd w:val="clear" w:color="auto" w:fill="4472C4"/>
-            <w:tcMar>
-              <w:top w:w="50" w:type="dxa"/>
-              <w:left w:w="90" w:type="dxa"/>
-              <w:bottom w:w="50" w:type="dxa"/>
-              <w:right w:w="90" w:type="dxa"/>
-            </w:tcMar>
             <w:vAlign w:val="center"/>
           </w:tcPr>
           <w:p>
@@ -10571,12 +9811,6 @@
               <w:right w:val="single" w:sz="6" w:space="0" w:color="1F3864"/>
             </w:tcBorders>
             <w:shd w:val="clear" w:color="auto" w:fill="D9E2F3"/>
-            <w:tcMar>
-              <w:top w:w="50" w:type="dxa"/>
-              <w:left w:w="90" w:type="dxa"/>
-              <w:bottom w:w="50" w:type="dxa"/>
-              <w:right w:w="90" w:type="dxa"/>
-            </w:tcMar>
             <w:vAlign w:val="center"/>
           </w:tcPr>
           <w:p>
@@ -10670,12 +9904,6 @@
               <w:right w:val="single" w:sz="6" w:space="0" w:color="1F3864"/>
             </w:tcBorders>
             <w:shd w:val="clear" w:color="auto" w:fill="D9E2F3"/>
-            <w:tcMar>
-              <w:top w:w="50" w:type="dxa"/>
-              <w:left w:w="90" w:type="dxa"/>
-              <w:bottom w:w="50" w:type="dxa"/>
-              <w:right w:w="90" w:type="dxa"/>
-            </w:tcMar>
             <w:vAlign w:val="center"/>
           </w:tcPr>
           <w:p>
@@ -11080,12 +10308,6 @@
               <w:right w:val="single" w:sz="6" w:space="0" w:color="1F3864"/>
             </w:tcBorders>
             <w:shd w:val="clear" w:color="auto" w:fill="D9E2F3"/>
-            <w:tcMar>
-              <w:top w:w="50" w:type="dxa"/>
-              <w:left w:w="90" w:type="dxa"/>
-              <w:bottom w:w="50" w:type="dxa"/>
-              <w:right w:w="90" w:type="dxa"/>
-            </w:tcMar>
             <w:vAlign w:val="center"/>
           </w:tcPr>
           <w:p>
@@ -11164,12 +10386,6 @@
               <w:right w:val="single" w:sz="6" w:space="0" w:color="1F3864"/>
             </w:tcBorders>
             <w:shd w:val="clear" w:color="auto" w:fill="D9E2F3"/>
-            <w:tcMar>
-              <w:top w:w="50" w:type="dxa"/>
-              <w:left w:w="90" w:type="dxa"/>
-              <w:bottom w:w="50" w:type="dxa"/>
-              <w:right w:w="90" w:type="dxa"/>
-            </w:tcMar>
             <w:vAlign w:val="center"/>
           </w:tcPr>
           <w:p>
@@ -11338,12 +10554,6 @@
               <w:right w:val="single" w:sz="6" w:space="0" w:color="1F3864"/>
             </w:tcBorders>
             <w:shd w:val="clear" w:color="auto" w:fill="4472C4"/>
-            <w:tcMar>
-              <w:top w:w="50" w:type="dxa"/>
-              <w:left w:w="90" w:type="dxa"/>
-              <w:bottom w:w="50" w:type="dxa"/>
-              <w:right w:w="90" w:type="dxa"/>
-            </w:tcMar>
             <w:vAlign w:val="center"/>
           </w:tcPr>
           <w:p>
@@ -11384,12 +10594,6 @@
               <w:right w:val="single" w:sz="6" w:space="0" w:color="1F3864"/>
             </w:tcBorders>
             <w:shd w:val="clear" w:color="auto" w:fill="4472C4"/>
-            <w:tcMar>
-              <w:top w:w="50" w:type="dxa"/>
-              <w:left w:w="90" w:type="dxa"/>
-              <w:bottom w:w="50" w:type="dxa"/>
-              <w:right w:w="90" w:type="dxa"/>
-            </w:tcMar>
             <w:vAlign w:val="center"/>
           </w:tcPr>
           <w:p>
@@ -11430,12 +10634,6 @@
               <w:right w:val="single" w:sz="6" w:space="0" w:color="1F3864"/>
             </w:tcBorders>
             <w:shd w:val="clear" w:color="auto" w:fill="4472C4"/>
-            <w:tcMar>
-              <w:top w:w="50" w:type="dxa"/>
-              <w:left w:w="90" w:type="dxa"/>
-              <w:bottom w:w="50" w:type="dxa"/>
-              <w:right w:w="90" w:type="dxa"/>
-            </w:tcMar>
             <w:vAlign w:val="center"/>
           </w:tcPr>
           <w:p>
@@ -11480,12 +10678,6 @@
               <w:right w:val="single" w:sz="6" w:space="0" w:color="1F3864"/>
             </w:tcBorders>
             <w:shd w:val="clear" w:color="auto" w:fill="D9E2F3"/>
-            <w:tcMar>
-              <w:top w:w="50" w:type="dxa"/>
-              <w:left w:w="90" w:type="dxa"/>
-              <w:bottom w:w="50" w:type="dxa"/>
-              <w:right w:w="90" w:type="dxa"/>
-            </w:tcMar>
             <w:vAlign w:val="center"/>
           </w:tcPr>
           <w:p>
@@ -11529,12 +10721,6 @@
               <w:right w:val="single" w:sz="6" w:space="0" w:color="1F3864"/>
             </w:tcBorders>
             <w:shd w:val="clear" w:color="auto" w:fill="D9E2F3"/>
-            <w:tcMar>
-              <w:top w:w="50" w:type="dxa"/>
-              <w:left w:w="90" w:type="dxa"/>
-              <w:bottom w:w="50" w:type="dxa"/>
-              <w:right w:w="90" w:type="dxa"/>
-            </w:tcMar>
             <w:vAlign w:val="center"/>
           </w:tcPr>
           <w:p>
@@ -11605,12 +10791,6 @@
               <w:right w:val="single" w:sz="6" w:space="0" w:color="1F3864"/>
             </w:tcBorders>
             <w:shd w:val="clear" w:color="auto" w:fill="D9E2F3"/>
-            <w:tcMar>
-              <w:top w:w="50" w:type="dxa"/>
-              <w:left w:w="90" w:type="dxa"/>
-              <w:bottom w:w="50" w:type="dxa"/>
-              <w:right w:w="90" w:type="dxa"/>
-            </w:tcMar>
             <w:vAlign w:val="center"/>
           </w:tcPr>
           <w:p>
@@ -11711,12 +10891,6 @@
               <w:right w:val="single" w:sz="6" w:space="0" w:color="1F3864"/>
             </w:tcBorders>
             <w:shd w:val="clear" w:color="auto" w:fill="D9E2F3"/>
-            <w:tcMar>
-              <w:top w:w="50" w:type="dxa"/>
-              <w:left w:w="90" w:type="dxa"/>
-              <w:bottom w:w="50" w:type="dxa"/>
-              <w:right w:w="90" w:type="dxa"/>
-            </w:tcMar>
             <w:vAlign w:val="center"/>
           </w:tcPr>
           <w:p>
@@ -11751,12 +10925,6 @@
               <w:right w:val="single" w:sz="6" w:space="0" w:color="1F3864"/>
             </w:tcBorders>
             <w:shd w:val="clear" w:color="auto" w:fill="D9E2F3"/>
-            <w:tcMar>
-              <w:top w:w="50" w:type="dxa"/>
-              <w:left w:w="90" w:type="dxa"/>
-              <w:bottom w:w="50" w:type="dxa"/>
-              <w:right w:w="90" w:type="dxa"/>
-            </w:tcMar>
             <w:vAlign w:val="center"/>
           </w:tcPr>
           <w:p>
@@ -11824,12 +10992,6 @@
               <w:right w:val="single" w:sz="6" w:space="0" w:color="1F3864"/>
             </w:tcBorders>
             <w:shd w:val="clear" w:color="auto" w:fill="D9E2F3"/>
-            <w:tcMar>
-              <w:top w:w="50" w:type="dxa"/>
-              <w:left w:w="90" w:type="dxa"/>
-              <w:bottom w:w="50" w:type="dxa"/>
-              <w:right w:w="90" w:type="dxa"/>
-            </w:tcMar>
             <w:vAlign w:val="center"/>
           </w:tcPr>
           <w:p>
@@ -11874,12 +11036,6 @@
               <w:right w:val="single" w:sz="6" w:space="0" w:color="1F3864"/>
             </w:tcBorders>
             <w:shd w:val="clear" w:color="auto" w:fill="D9E2F3"/>
-            <w:tcMar>
-              <w:top w:w="50" w:type="dxa"/>
-              <w:left w:w="90" w:type="dxa"/>
-              <w:bottom w:w="50" w:type="dxa"/>
-              <w:right w:w="90" w:type="dxa"/>
-            </w:tcMar>
             <w:vAlign w:val="center"/>
           </w:tcPr>
           <w:p>
@@ -11914,12 +11070,6 @@
               <w:right w:val="single" w:sz="6" w:space="0" w:color="1F3864"/>
             </w:tcBorders>
             <w:shd w:val="clear" w:color="auto" w:fill="D9E2F3"/>
-            <w:tcMar>
-              <w:top w:w="50" w:type="dxa"/>
-              <w:left w:w="90" w:type="dxa"/>
-              <w:bottom w:w="50" w:type="dxa"/>
-              <w:right w:w="90" w:type="dxa"/>
-            </w:tcMar>
             <w:vAlign w:val="center"/>
           </w:tcPr>
           <w:p>
@@ -11993,12 +11143,6 @@
               <w:right w:val="single" w:sz="6" w:space="0" w:color="1F3864"/>
             </w:tcBorders>
             <w:shd w:val="clear" w:color="auto" w:fill="D9E2F3"/>
-            <w:tcMar>
-              <w:top w:w="50" w:type="dxa"/>
-              <w:left w:w="90" w:type="dxa"/>
-              <w:bottom w:w="50" w:type="dxa"/>
-              <w:right w:w="90" w:type="dxa"/>
-            </w:tcMar>
             <w:vAlign w:val="center"/>
           </w:tcPr>
           <w:p>
@@ -12069,12 +11213,6 @@
               <w:right w:val="single" w:sz="6" w:space="0" w:color="1F3864"/>
             </w:tcBorders>
             <w:shd w:val="clear" w:color="auto" w:fill="D9E2F3"/>
-            <w:tcMar>
-              <w:top w:w="50" w:type="dxa"/>
-              <w:left w:w="90" w:type="dxa"/>
-              <w:bottom w:w="50" w:type="dxa"/>
-              <w:right w:w="90" w:type="dxa"/>
-            </w:tcMar>
             <w:vAlign w:val="center"/>
           </w:tcPr>
           <w:p>
@@ -12158,12 +11296,6 @@
               <w:right w:val="single" w:sz="6" w:space="0" w:color="1F3864"/>
             </w:tcBorders>
             <w:shd w:val="clear" w:color="auto" w:fill="4472C4"/>
-            <w:tcMar>
-              <w:top w:w="50" w:type="dxa"/>
-              <w:left w:w="90" w:type="dxa"/>
-              <w:bottom w:w="50" w:type="dxa"/>
-              <w:right w:w="90" w:type="dxa"/>
-            </w:tcMar>
             <w:vAlign w:val="center"/>
           </w:tcPr>
           <w:p>
@@ -12206,12 +11338,6 @@
               <w:right w:val="single" w:sz="6" w:space="0" w:color="1F3864"/>
             </w:tcBorders>
             <w:shd w:val="clear" w:color="auto" w:fill="4472C4"/>
-            <w:tcMar>
-              <w:top w:w="50" w:type="dxa"/>
-              <w:left w:w="90" w:type="dxa"/>
-              <w:bottom w:w="50" w:type="dxa"/>
-              <w:right w:w="90" w:type="dxa"/>
-            </w:tcMar>
             <w:vAlign w:val="center"/>
           </w:tcPr>
           <w:p>
@@ -12251,12 +11377,6 @@
               <w:right w:val="single" w:sz="6" w:space="0" w:color="1F3864"/>
             </w:tcBorders>
             <w:shd w:val="clear" w:color="auto" w:fill="D9E2F3"/>
-            <w:tcMar>
-              <w:top w:w="50" w:type="dxa"/>
-              <w:left w:w="90" w:type="dxa"/>
-              <w:bottom w:w="50" w:type="dxa"/>
-              <w:right w:w="90" w:type="dxa"/>
-            </w:tcMar>
             <w:vAlign w:val="center"/>
           </w:tcPr>
           <w:p>
@@ -12319,12 +11439,6 @@
               <w:right w:val="single" w:sz="6" w:space="0" w:color="1F3864"/>
             </w:tcBorders>
             <w:shd w:val="clear" w:color="auto" w:fill="4472C4"/>
-            <w:tcMar>
-              <w:top w:w="50" w:type="dxa"/>
-              <w:left w:w="90" w:type="dxa"/>
-              <w:bottom w:w="50" w:type="dxa"/>
-              <w:right w:w="90" w:type="dxa"/>
-            </w:tcMar>
             <w:vAlign w:val="center"/>
           </w:tcPr>
           <w:p>
@@ -12366,12 +11480,6 @@
               <w:right w:val="single" w:sz="6" w:space="0" w:color="1F3864"/>
             </w:tcBorders>
             <w:shd w:val="clear" w:color="auto" w:fill="D9E2F3"/>
-            <w:tcMar>
-              <w:top w:w="50" w:type="dxa"/>
-              <w:left w:w="90" w:type="dxa"/>
-              <w:bottom w:w="50" w:type="dxa"/>
-              <w:right w:w="90" w:type="dxa"/>
-            </w:tcMar>
             <w:vAlign w:val="center"/>
           </w:tcPr>
           <w:p>
@@ -12424,12 +11532,6 @@
               <w:right w:val="single" w:sz="6" w:space="0" w:color="1F3864"/>
             </w:tcBorders>
             <w:shd w:val="clear" w:color="auto" w:fill="D9E2F3"/>
-            <w:tcMar>
-              <w:top w:w="50" w:type="dxa"/>
-              <w:left w:w="90" w:type="dxa"/>
-              <w:bottom w:w="50" w:type="dxa"/>
-              <w:right w:w="90" w:type="dxa"/>
-            </w:tcMar>
             <w:vAlign w:val="center"/>
           </w:tcPr>
           <w:p>
@@ -12638,12 +11740,6 @@
               <w:right w:val="single" w:sz="6" w:space="0" w:color="1F3864"/>
             </w:tcBorders>
             <w:shd w:val="clear" w:color="auto" w:fill="D9E2F3"/>
-            <w:tcMar>
-              <w:top w:w="50" w:type="dxa"/>
-              <w:left w:w="90" w:type="dxa"/>
-              <w:bottom w:w="50" w:type="dxa"/>
-              <w:right w:w="90" w:type="dxa"/>
-            </w:tcMar>
             <w:vAlign w:val="center"/>
           </w:tcPr>
           <w:p>
@@ -12698,6 +11794,53 @@
           </w:p>
         </w:tc>
       </w:tr>
+    </w:tbl>
+    <w:p>
+      <w:pPr>
+        <w:spacing w:before="0" w:after="0" w:line="240" w:lineRule="auto"/>
+        <w:rPr>
+          <w:sz w:val="18"/>
+          <w:szCs w:val="18"/>
+        </w:rPr>
+      </w:pPr>
+    </w:p>
+    <w:tbl>
+      <w:tblPr>
+        <w:tblW w:w="9405" w:type="dxa"/>
+        <w:jc w:val="center"/>
+        <w:tblBorders>
+          <w:top w:val="single" w:sz="6" w:space="0" w:color="1F3864"/>
+          <w:left w:val="single" w:sz="6" w:space="0" w:color="1F3864"/>
+          <w:bottom w:val="single" w:sz="6" w:space="0" w:color="1F3864"/>
+          <w:right w:val="single" w:sz="6" w:space="0" w:color="1F3864"/>
+          <w:insideH w:val="single" w:sz="6" w:space="0" w:color="1F3864"/>
+          <w:insideV w:val="single" w:sz="6" w:space="0" w:color="1F3864"/>
+        </w:tblBorders>
+        <w:tblLayout w:type="fixed"/>
+        <w:tblCellMar>
+          <w:top w:w="40" w:type="dxa"/>
+          <w:left w:w="90" w:type="dxa"/>
+          <w:bottom w:w="40" w:type="dxa"/>
+          <w:right w:w="90" w:type="dxa"/>
+        </w:tblCellMar>
+        <w:tblLook w:val="0000" w:firstRow="0" w:lastRow="0" w:firstColumn="0" w:lastColumn="0" w:noHBand="0" w:noVBand="0"/>
+      </w:tblPr>
+      <w:tblGrid>
+        <w:gridCol w:w="1175"/>
+        <w:gridCol w:w="391"/>
+        <w:gridCol w:w="783"/>
+        <w:gridCol w:w="783"/>
+        <w:gridCol w:w="391"/>
+        <w:gridCol w:w="1175"/>
+        <w:gridCol w:w="783"/>
+        <w:gridCol w:w="391"/>
+        <w:gridCol w:w="391"/>
+        <w:gridCol w:w="391"/>
+        <w:gridCol w:w="391"/>
+        <w:gridCol w:w="391"/>
+        <w:gridCol w:w="391"/>
+        <w:gridCol w:w="1567"/>
+      </w:tblGrid>
       <w:tr>
         <w:tc>
           <w:tcPr>
@@ -12710,12 +11853,6 @@
               <w:right w:val="single" w:sz="6" w:space="0" w:color="1F3864"/>
             </w:tcBorders>
             <w:shd w:val="clear" w:color="auto" w:fill="4472C4"/>
-            <w:tcMar>
-              <w:top w:w="50" w:type="dxa"/>
-              <w:left w:w="90" w:type="dxa"/>
-              <w:bottom w:w="50" w:type="dxa"/>
-              <w:right w:w="90" w:type="dxa"/>
-            </w:tcMar>
             <w:vAlign w:val="center"/>
           </w:tcPr>
           <w:p>
@@ -12758,12 +11895,6 @@
               <w:right w:val="single" w:sz="6" w:space="0" w:color="1F3864"/>
             </w:tcBorders>
             <w:shd w:val="clear" w:color="auto" w:fill="4472C4"/>
-            <w:tcMar>
-              <w:top w:w="50" w:type="dxa"/>
-              <w:left w:w="90" w:type="dxa"/>
-              <w:bottom w:w="50" w:type="dxa"/>
-              <w:right w:w="90" w:type="dxa"/>
-            </w:tcMar>
             <w:vAlign w:val="center"/>
           </w:tcPr>
           <w:p>
@@ -12804,12 +11935,6 @@
               <w:right w:val="single" w:sz="6" w:space="0" w:color="1F3864"/>
             </w:tcBorders>
             <w:shd w:val="clear" w:color="auto" w:fill="4472C4"/>
-            <w:tcMar>
-              <w:top w:w="50" w:type="dxa"/>
-              <w:left w:w="90" w:type="dxa"/>
-              <w:bottom w:w="50" w:type="dxa"/>
-              <w:right w:w="90" w:type="dxa"/>
-            </w:tcMar>
             <w:vAlign w:val="center"/>
           </w:tcPr>
           <w:p>
@@ -12850,12 +11975,6 @@
               <w:right w:val="single" w:sz="6" w:space="0" w:color="1F3864"/>
             </w:tcBorders>
             <w:shd w:val="clear" w:color="auto" w:fill="4472C4"/>
-            <w:tcMar>
-              <w:top w:w="50" w:type="dxa"/>
-              <w:left w:w="90" w:type="dxa"/>
-              <w:bottom w:w="50" w:type="dxa"/>
-              <w:right w:w="90" w:type="dxa"/>
-            </w:tcMar>
             <w:vAlign w:val="center"/>
           </w:tcPr>
           <w:p>
@@ -12896,12 +12015,6 @@
               <w:right w:val="single" w:sz="6" w:space="0" w:color="1F3864"/>
             </w:tcBorders>
             <w:shd w:val="clear" w:color="auto" w:fill="4472C4"/>
-            <w:tcMar>
-              <w:top w:w="50" w:type="dxa"/>
-              <w:left w:w="90" w:type="dxa"/>
-              <w:bottom w:w="50" w:type="dxa"/>
-              <w:right w:w="90" w:type="dxa"/>
-            </w:tcMar>
             <w:vAlign w:val="center"/>
           </w:tcPr>
           <w:p>
@@ -12944,12 +12057,6 @@
               <w:right w:val="single" w:sz="6" w:space="0" w:color="1F3864"/>
             </w:tcBorders>
             <w:shd w:val="clear" w:color="auto" w:fill="D9E2F3"/>
-            <w:tcMar>
-              <w:top w:w="50" w:type="dxa"/>
-              <w:left w:w="90" w:type="dxa"/>
-              <w:bottom w:w="50" w:type="dxa"/>
-              <w:right w:w="90" w:type="dxa"/>
-            </w:tcMar>
             <w:vAlign w:val="center"/>
           </w:tcPr>
           <w:p>
@@ -13082,12 +12189,6 @@
               <w:right w:val="single" w:sz="6" w:space="0" w:color="1F3864"/>
             </w:tcBorders>
             <w:shd w:val="clear" w:color="auto" w:fill="D9E2F3"/>
-            <w:tcMar>
-              <w:top w:w="50" w:type="dxa"/>
-              <w:left w:w="90" w:type="dxa"/>
-              <w:bottom w:w="50" w:type="dxa"/>
-              <w:right w:w="90" w:type="dxa"/>
-            </w:tcMar>
             <w:vAlign w:val="center"/>
           </w:tcPr>
           <w:p>
@@ -13248,12 +12349,6 @@
               <w:right w:val="single" w:sz="6" w:space="0" w:color="1F3864"/>
             </w:tcBorders>
             <w:shd w:val="clear" w:color="auto" w:fill="D9E2F3"/>
-            <w:tcMar>
-              <w:top w:w="50" w:type="dxa"/>
-              <w:left w:w="90" w:type="dxa"/>
-              <w:bottom w:w="50" w:type="dxa"/>
-              <w:right w:w="90" w:type="dxa"/>
-            </w:tcMar>
             <w:vAlign w:val="center"/>
           </w:tcPr>
           <w:p>
@@ -13354,12 +12449,6 @@
               <w:right w:val="single" w:sz="6" w:space="0" w:color="1F3864"/>
             </w:tcBorders>
             <w:shd w:val="clear" w:color="auto" w:fill="D9E2F3"/>
-            <w:tcMar>
-              <w:top w:w="50" w:type="dxa"/>
-              <w:left w:w="90" w:type="dxa"/>
-              <w:bottom w:w="50" w:type="dxa"/>
-              <w:right w:w="90" w:type="dxa"/>
-            </w:tcMar>
             <w:vAlign w:val="center"/>
           </w:tcPr>
           <w:p>
@@ -13546,6 +12635,53 @@
           </w:p>
         </w:tc>
       </w:tr>
+    </w:tbl>
+    <w:p>
+      <w:pPr>
+        <w:spacing w:before="0" w:after="0" w:line="240" w:lineRule="auto"/>
+        <w:rPr>
+          <w:sz w:val="18"/>
+          <w:szCs w:val="18"/>
+        </w:rPr>
+      </w:pPr>
+    </w:p>
+    <w:tbl>
+      <w:tblPr>
+        <w:tblW w:w="9405" w:type="dxa"/>
+        <w:jc w:val="center"/>
+        <w:tblBorders>
+          <w:top w:val="single" w:sz="6" w:space="0" w:color="1F3864"/>
+          <w:left w:val="single" w:sz="6" w:space="0" w:color="1F3864"/>
+          <w:bottom w:val="single" w:sz="6" w:space="0" w:color="1F3864"/>
+          <w:right w:val="single" w:sz="6" w:space="0" w:color="1F3864"/>
+          <w:insideH w:val="single" w:sz="6" w:space="0" w:color="1F3864"/>
+          <w:insideV w:val="single" w:sz="6" w:space="0" w:color="1F3864"/>
+        </w:tblBorders>
+        <w:tblLayout w:type="fixed"/>
+        <w:tblCellMar>
+          <w:top w:w="40" w:type="dxa"/>
+          <w:left w:w="90" w:type="dxa"/>
+          <w:bottom w:w="40" w:type="dxa"/>
+          <w:right w:w="90" w:type="dxa"/>
+        </w:tblCellMar>
+        <w:tblLook w:val="0000" w:firstRow="0" w:lastRow="0" w:firstColumn="0" w:lastColumn="0" w:noHBand="0" w:noVBand="0"/>
+      </w:tblPr>
+      <w:tblGrid>
+        <w:gridCol w:w="1175"/>
+        <w:gridCol w:w="391"/>
+        <w:gridCol w:w="783"/>
+        <w:gridCol w:w="783"/>
+        <w:gridCol w:w="391"/>
+        <w:gridCol w:w="1175"/>
+        <w:gridCol w:w="783"/>
+        <w:gridCol w:w="391"/>
+        <w:gridCol w:w="391"/>
+        <w:gridCol w:w="391"/>
+        <w:gridCol w:w="391"/>
+        <w:gridCol w:w="391"/>
+        <w:gridCol w:w="391"/>
+        <w:gridCol w:w="1567"/>
+      </w:tblGrid>
       <w:tr>
         <w:tc>
           <w:tcPr>
@@ -13558,12 +12694,6 @@
               <w:right w:val="single" w:sz="6" w:space="0" w:color="1F3864"/>
             </w:tcBorders>
             <w:shd w:val="clear" w:color="auto" w:fill="4472C4"/>
-            <w:tcMar>
-              <w:top w:w="50" w:type="dxa"/>
-              <w:left w:w="90" w:type="dxa"/>
-              <w:bottom w:w="50" w:type="dxa"/>
-              <w:right w:w="90" w:type="dxa"/>
-            </w:tcMar>
             <w:vAlign w:val="center"/>
           </w:tcPr>
           <w:p>
@@ -13606,12 +12736,6 @@
               <w:right w:val="single" w:sz="6" w:space="0" w:color="1F3864"/>
             </w:tcBorders>
             <w:shd w:val="clear" w:color="auto" w:fill="D9E2F3"/>
-            <w:tcMar>
-              <w:top w:w="50" w:type="dxa"/>
-              <w:left w:w="90" w:type="dxa"/>
-              <w:bottom w:w="50" w:type="dxa"/>
-              <w:right w:w="90" w:type="dxa"/>
-            </w:tcMar>
             <w:vAlign w:val="center"/>
           </w:tcPr>
           <w:p>
@@ -13857,12 +12981,6 @@
               <w:right w:val="single" w:sz="6" w:space="0" w:color="1F3864"/>
             </w:tcBorders>
             <w:shd w:val="clear" w:color="auto" w:fill="4472C4"/>
-            <w:tcMar>
-              <w:top w:w="50" w:type="dxa"/>
-              <w:left w:w="90" w:type="dxa"/>
-              <w:bottom w:w="50" w:type="dxa"/>
-              <w:right w:w="90" w:type="dxa"/>
-            </w:tcMar>
             <w:vAlign w:val="center"/>
           </w:tcPr>
           <w:p>
@@ -13902,12 +13020,6 @@
               <w:right w:val="single" w:sz="6" w:space="0" w:color="1F3864"/>
             </w:tcBorders>
             <w:shd w:val="clear" w:color="auto" w:fill="D9E2F3"/>
-            <w:tcMar>
-              <w:top w:w="50" w:type="dxa"/>
-              <w:left w:w="90" w:type="dxa"/>
-              <w:bottom w:w="50" w:type="dxa"/>
-              <w:right w:w="90" w:type="dxa"/>
-            </w:tcMar>
             <w:vAlign w:val="center"/>
           </w:tcPr>
           <w:p>
@@ -14088,12 +13200,6 @@
               <w:right w:val="single" w:sz="6" w:space="0" w:color="1F3864"/>
             </w:tcBorders>
             <w:shd w:val="clear" w:color="auto" w:fill="4472C4"/>
-            <w:tcMar>
-              <w:top w:w="50" w:type="dxa"/>
-              <w:left w:w="90" w:type="dxa"/>
-              <w:bottom w:w="50" w:type="dxa"/>
-              <w:right w:w="90" w:type="dxa"/>
-            </w:tcMar>
             <w:vAlign w:val="center"/>
           </w:tcPr>
           <w:p>
@@ -14133,12 +13239,6 @@
               <w:right w:val="single" w:sz="6" w:space="0" w:color="1F3864"/>
             </w:tcBorders>
             <w:shd w:val="clear" w:color="auto" w:fill="D9E2F3"/>
-            <w:tcMar>
-              <w:top w:w="50" w:type="dxa"/>
-              <w:left w:w="90" w:type="dxa"/>
-              <w:bottom w:w="50" w:type="dxa"/>
-              <w:right w:w="90" w:type="dxa"/>
-            </w:tcMar>
             <w:vAlign w:val="center"/>
           </w:tcPr>
           <w:p>
@@ -14230,12 +13330,6 @@
               <w:right w:val="single" w:sz="6" w:space="0" w:color="1F3864"/>
             </w:tcBorders>
             <w:shd w:val="clear" w:color="auto" w:fill="4472C4"/>
-            <w:tcMar>
-              <w:top w:w="50" w:type="dxa"/>
-              <w:left w:w="90" w:type="dxa"/>
-              <w:bottom w:w="50" w:type="dxa"/>
-              <w:right w:w="90" w:type="dxa"/>
-            </w:tcMar>
             <w:vAlign w:val="center"/>
           </w:tcPr>
           <w:p>
@@ -14275,12 +13369,6 @@
               <w:right w:val="single" w:sz="6" w:space="0" w:color="1F3864"/>
             </w:tcBorders>
             <w:shd w:val="clear" w:color="auto" w:fill="D9E2F3"/>
-            <w:tcMar>
-              <w:top w:w="50" w:type="dxa"/>
-              <w:left w:w="90" w:type="dxa"/>
-              <w:bottom w:w="50" w:type="dxa"/>
-              <w:right w:w="90" w:type="dxa"/>
-            </w:tcMar>
             <w:vAlign w:val="center"/>
           </w:tcPr>
           <w:p>
@@ -14397,12 +13485,6 @@
               <w:right w:val="single" w:sz="6" w:space="0" w:color="1F3864"/>
             </w:tcBorders>
             <w:shd w:val="clear" w:color="auto" w:fill="4472C4"/>
-            <w:tcMar>
-              <w:top w:w="50" w:type="dxa"/>
-              <w:left w:w="90" w:type="dxa"/>
-              <w:bottom w:w="50" w:type="dxa"/>
-              <w:right w:w="90" w:type="dxa"/>
-            </w:tcMar>
             <w:vAlign w:val="center"/>
           </w:tcPr>
           <w:p>
@@ -14444,12 +13526,6 @@
               <w:right w:val="single" w:sz="6" w:space="0" w:color="1F3864"/>
             </w:tcBorders>
             <w:shd w:val="clear" w:color="auto" w:fill="D9E2F3"/>
-            <w:tcMar>
-              <w:top w:w="50" w:type="dxa"/>
-              <w:left w:w="90" w:type="dxa"/>
-              <w:bottom w:w="50" w:type="dxa"/>
-              <w:right w:w="90" w:type="dxa"/>
-            </w:tcMar>
             <w:vAlign w:val="center"/>
           </w:tcPr>
           <w:p>
@@ -14497,12 +13573,6 @@
               <w:right w:val="single" w:sz="6" w:space="0" w:color="1F3864"/>
             </w:tcBorders>
             <w:shd w:val="clear" w:color="auto" w:fill="4472C4"/>
-            <w:tcMar>
-              <w:top w:w="50" w:type="dxa"/>
-              <w:left w:w="90" w:type="dxa"/>
-              <w:bottom w:w="50" w:type="dxa"/>
-              <w:right w:w="90" w:type="dxa"/>
-            </w:tcMar>
             <w:vAlign w:val="center"/>
           </w:tcPr>
           <w:p>
@@ -14569,12 +13639,6 @@
               <w:right w:val="single" w:sz="6" w:space="0" w:color="1F3864"/>
             </w:tcBorders>
             <w:shd w:val="clear" w:color="auto" w:fill="4472C4"/>
-            <w:tcMar>
-              <w:top w:w="50" w:type="dxa"/>
-              <w:left w:w="90" w:type="dxa"/>
-              <w:bottom w:w="50" w:type="dxa"/>
-              <w:right w:w="90" w:type="dxa"/>
-            </w:tcMar>
             <w:vAlign w:val="center"/>
           </w:tcPr>
           <w:p>
@@ -14614,12 +13678,6 @@
               <w:right w:val="single" w:sz="6" w:space="0" w:color="1F3864"/>
             </w:tcBorders>
             <w:shd w:val="clear" w:color="auto" w:fill="4472C4"/>
-            <w:tcMar>
-              <w:top w:w="50" w:type="dxa"/>
-              <w:left w:w="90" w:type="dxa"/>
-              <w:bottom w:w="50" w:type="dxa"/>
-              <w:right w:w="90" w:type="dxa"/>
-            </w:tcMar>
             <w:vAlign w:val="center"/>
           </w:tcPr>
           <w:p>
@@ -14659,12 +13717,6 @@
               <w:right w:val="single" w:sz="6" w:space="0" w:color="1F3864"/>
             </w:tcBorders>
             <w:shd w:val="clear" w:color="auto" w:fill="4472C4"/>
-            <w:tcMar>
-              <w:top w:w="50" w:type="dxa"/>
-              <w:left w:w="90" w:type="dxa"/>
-              <w:bottom w:w="50" w:type="dxa"/>
-              <w:right w:w="90" w:type="dxa"/>
-            </w:tcMar>
             <w:vAlign w:val="center"/>
           </w:tcPr>
           <w:p>
@@ -14704,12 +13756,6 @@
               <w:right w:val="single" w:sz="6" w:space="0" w:color="1F3864"/>
             </w:tcBorders>
             <w:shd w:val="clear" w:color="auto" w:fill="4472C4"/>
-            <w:tcMar>
-              <w:top w:w="50" w:type="dxa"/>
-              <w:left w:w="90" w:type="dxa"/>
-              <w:bottom w:w="50" w:type="dxa"/>
-              <w:right w:w="90" w:type="dxa"/>
-            </w:tcMar>
             <w:vAlign w:val="center"/>
           </w:tcPr>
           <w:p>
@@ -14776,12 +13822,6 @@
               <w:right w:val="single" w:sz="6" w:space="0" w:color="1F3864"/>
             </w:tcBorders>
             <w:shd w:val="clear" w:color="auto" w:fill="D9E2F3"/>
-            <w:tcMar>
-              <w:top w:w="50" w:type="dxa"/>
-              <w:left w:w="90" w:type="dxa"/>
-              <w:bottom w:w="50" w:type="dxa"/>
-              <w:right w:w="90" w:type="dxa"/>
-            </w:tcMar>
             <w:vAlign w:val="center"/>
           </w:tcPr>
           <w:p>
@@ -14814,12 +13854,6 @@
               <w:right w:val="single" w:sz="6" w:space="0" w:color="1F3864"/>
             </w:tcBorders>
             <w:shd w:val="clear" w:color="auto" w:fill="D9E2F3"/>
-            <w:tcMar>
-              <w:top w:w="50" w:type="dxa"/>
-              <w:left w:w="90" w:type="dxa"/>
-              <w:bottom w:w="50" w:type="dxa"/>
-              <w:right w:w="90" w:type="dxa"/>
-            </w:tcMar>
             <w:vAlign w:val="center"/>
           </w:tcPr>
           <w:p>
@@ -14852,12 +13886,6 @@
               <w:right w:val="single" w:sz="6" w:space="0" w:color="1F3864"/>
             </w:tcBorders>
             <w:shd w:val="clear" w:color="auto" w:fill="D9E2F3"/>
-            <w:tcMar>
-              <w:top w:w="50" w:type="dxa"/>
-              <w:left w:w="90" w:type="dxa"/>
-              <w:bottom w:w="50" w:type="dxa"/>
-              <w:right w:w="90" w:type="dxa"/>
-            </w:tcMar>
             <w:vAlign w:val="center"/>
           </w:tcPr>
           <w:p>
@@ -14892,12 +13920,6 @@
               <w:right w:val="single" w:sz="6" w:space="0" w:color="1F3864"/>
             </w:tcBorders>
             <w:shd w:val="clear" w:color="auto" w:fill="D9E2F3"/>
-            <w:tcMar>
-              <w:top w:w="50" w:type="dxa"/>
-              <w:left w:w="90" w:type="dxa"/>
-              <w:bottom w:w="50" w:type="dxa"/>
-              <w:right w:w="90" w:type="dxa"/>
-            </w:tcMar>
             <w:vAlign w:val="center"/>
           </w:tcPr>
           <w:p>
@@ -14960,12 +13982,6 @@
               <w:right w:val="single" w:sz="6" w:space="0" w:color="1F3864"/>
             </w:tcBorders>
             <w:shd w:val="clear" w:color="auto" w:fill="D9E2F3"/>
-            <w:tcMar>
-              <w:top w:w="50" w:type="dxa"/>
-              <w:left w:w="90" w:type="dxa"/>
-              <w:bottom w:w="50" w:type="dxa"/>
-              <w:right w:w="90" w:type="dxa"/>
-            </w:tcMar>
             <w:vAlign w:val="center"/>
           </w:tcPr>
           <w:p>
@@ -14998,12 +14014,6 @@
               <w:right w:val="single" w:sz="6" w:space="0" w:color="1F3864"/>
             </w:tcBorders>
             <w:shd w:val="clear" w:color="auto" w:fill="D9E2F3"/>
-            <w:tcMar>
-              <w:top w:w="50" w:type="dxa"/>
-              <w:left w:w="90" w:type="dxa"/>
-              <w:bottom w:w="50" w:type="dxa"/>
-              <w:right w:w="90" w:type="dxa"/>
-            </w:tcMar>
             <w:vAlign w:val="center"/>
           </w:tcPr>
           <w:p>
@@ -15038,12 +14048,6 @@
               <w:right w:val="single" w:sz="6" w:space="0" w:color="1F3864"/>
             </w:tcBorders>
             <w:shd w:val="clear" w:color="auto" w:fill="D9E2F3"/>
-            <w:tcMar>
-              <w:top w:w="50" w:type="dxa"/>
-              <w:left w:w="90" w:type="dxa"/>
-              <w:bottom w:w="50" w:type="dxa"/>
-              <w:right w:w="90" w:type="dxa"/>
-            </w:tcMar>
             <w:vAlign w:val="center"/>
           </w:tcPr>
           <w:p>
@@ -15078,12 +14082,6 @@
               <w:right w:val="single" w:sz="6" w:space="0" w:color="1F3864"/>
             </w:tcBorders>
             <w:shd w:val="clear" w:color="auto" w:fill="D9E2F3"/>
-            <w:tcMar>
-              <w:top w:w="50" w:type="dxa"/>
-              <w:left w:w="90" w:type="dxa"/>
-              <w:bottom w:w="50" w:type="dxa"/>
-              <w:right w:w="90" w:type="dxa"/>
-            </w:tcMar>
             <w:vAlign w:val="center"/>
           </w:tcPr>
           <w:p>
@@ -15146,12 +14144,6 @@
               <w:right w:val="single" w:sz="6" w:space="0" w:color="1F3864"/>
             </w:tcBorders>
             <w:shd w:val="clear" w:color="auto" w:fill="D9E2F3"/>
-            <w:tcMar>
-              <w:top w:w="50" w:type="dxa"/>
-              <w:left w:w="90" w:type="dxa"/>
-              <w:bottom w:w="50" w:type="dxa"/>
-              <w:right w:w="90" w:type="dxa"/>
-            </w:tcMar>
             <w:vAlign w:val="center"/>
           </w:tcPr>
           <w:p>
@@ -15184,12 +14176,6 @@
               <w:right w:val="single" w:sz="6" w:space="0" w:color="1F3864"/>
             </w:tcBorders>
             <w:shd w:val="clear" w:color="auto" w:fill="D9E2F3"/>
-            <w:tcMar>
-              <w:top w:w="50" w:type="dxa"/>
-              <w:left w:w="90" w:type="dxa"/>
-              <w:bottom w:w="50" w:type="dxa"/>
-              <w:right w:w="90" w:type="dxa"/>
-            </w:tcMar>
             <w:vAlign w:val="center"/>
           </w:tcPr>
           <w:p>
@@ -15222,12 +14208,6 @@
               <w:right w:val="single" w:sz="6" w:space="0" w:color="1F3864"/>
             </w:tcBorders>
             <w:shd w:val="clear" w:color="auto" w:fill="D9E2F3"/>
-            <w:tcMar>
-              <w:top w:w="50" w:type="dxa"/>
-              <w:left w:w="90" w:type="dxa"/>
-              <w:bottom w:w="50" w:type="dxa"/>
-              <w:right w:w="90" w:type="dxa"/>
-            </w:tcMar>
             <w:vAlign w:val="center"/>
           </w:tcPr>
           <w:p>
@@ -15262,12 +14242,6 @@
               <w:right w:val="single" w:sz="6" w:space="0" w:color="1F3864"/>
             </w:tcBorders>
             <w:shd w:val="clear" w:color="auto" w:fill="D9E2F3"/>
-            <w:tcMar>
-              <w:top w:w="50" w:type="dxa"/>
-              <w:left w:w="90" w:type="dxa"/>
-              <w:bottom w:w="50" w:type="dxa"/>
-              <w:right w:w="90" w:type="dxa"/>
-            </w:tcMar>
             <w:vAlign w:val="center"/>
           </w:tcPr>
           <w:p>
@@ -15330,12 +14304,6 @@
               <w:right w:val="single" w:sz="6" w:space="0" w:color="1F3864"/>
             </w:tcBorders>
             <w:shd w:val="clear" w:color="auto" w:fill="D9E2F3"/>
-            <w:tcMar>
-              <w:top w:w="50" w:type="dxa"/>
-              <w:left w:w="90" w:type="dxa"/>
-              <w:bottom w:w="50" w:type="dxa"/>
-              <w:right w:w="90" w:type="dxa"/>
-            </w:tcMar>
             <w:vAlign w:val="center"/>
           </w:tcPr>
           <w:p>
@@ -15383,12 +14351,6 @@
               <w:right w:val="single" w:sz="6" w:space="0" w:color="1F3864"/>
             </w:tcBorders>
             <w:shd w:val="clear" w:color="auto" w:fill="4472C4"/>
-            <w:tcMar>
-              <w:top w:w="50" w:type="dxa"/>
-              <w:left w:w="90" w:type="dxa"/>
-              <w:bottom w:w="50" w:type="dxa"/>
-              <w:right w:w="90" w:type="dxa"/>
-            </w:tcMar>
             <w:vAlign w:val="center"/>
           </w:tcPr>
           <w:p>
@@ -15455,12 +14417,6 @@
               <w:right w:val="single" w:sz="6" w:space="0" w:color="1F3864"/>
             </w:tcBorders>
             <w:shd w:val="clear" w:color="auto" w:fill="4472C4"/>
-            <w:tcMar>
-              <w:top w:w="50" w:type="dxa"/>
-              <w:left w:w="90" w:type="dxa"/>
-              <w:bottom w:w="50" w:type="dxa"/>
-              <w:right w:w="90" w:type="dxa"/>
-            </w:tcMar>
             <w:vAlign w:val="center"/>
           </w:tcPr>
           <w:p>
@@ -15500,12 +14456,6 @@
               <w:right w:val="single" w:sz="6" w:space="0" w:color="1F3864"/>
             </w:tcBorders>
             <w:shd w:val="clear" w:color="auto" w:fill="4472C4"/>
-            <w:tcMar>
-              <w:top w:w="50" w:type="dxa"/>
-              <w:left w:w="90" w:type="dxa"/>
-              <w:bottom w:w="50" w:type="dxa"/>
-              <w:right w:w="90" w:type="dxa"/>
-            </w:tcMar>
             <w:vAlign w:val="center"/>
           </w:tcPr>
           <w:p>
@@ -15545,12 +14495,6 @@
               <w:right w:val="single" w:sz="6" w:space="0" w:color="1F3864"/>
             </w:tcBorders>
             <w:shd w:val="clear" w:color="auto" w:fill="4472C4"/>
-            <w:tcMar>
-              <w:top w:w="50" w:type="dxa"/>
-              <w:left w:w="90" w:type="dxa"/>
-              <w:bottom w:w="50" w:type="dxa"/>
-              <w:right w:w="90" w:type="dxa"/>
-            </w:tcMar>
             <w:vAlign w:val="center"/>
           </w:tcPr>
           <w:p>
@@ -15590,12 +14534,6 @@
               <w:right w:val="single" w:sz="6" w:space="0" w:color="1F3864"/>
             </w:tcBorders>
             <w:shd w:val="clear" w:color="auto" w:fill="4472C4"/>
-            <w:tcMar>
-              <w:top w:w="50" w:type="dxa"/>
-              <w:left w:w="90" w:type="dxa"/>
-              <w:bottom w:w="50" w:type="dxa"/>
-              <w:right w:w="90" w:type="dxa"/>
-            </w:tcMar>
             <w:vAlign w:val="center"/>
           </w:tcPr>
           <w:p>
@@ -15662,12 +14600,6 @@
               <w:right w:val="single" w:sz="6" w:space="0" w:color="1F3864"/>
             </w:tcBorders>
             <w:shd w:val="clear" w:color="auto" w:fill="D9E2F3"/>
-            <w:tcMar>
-              <w:top w:w="50" w:type="dxa"/>
-              <w:left w:w="90" w:type="dxa"/>
-              <w:bottom w:w="50" w:type="dxa"/>
-              <w:right w:w="90" w:type="dxa"/>
-            </w:tcMar>
             <w:vAlign w:val="center"/>
           </w:tcPr>
           <w:p>
@@ -15700,12 +14632,6 @@
               <w:right w:val="single" w:sz="6" w:space="0" w:color="1F3864"/>
             </w:tcBorders>
             <w:shd w:val="clear" w:color="auto" w:fill="D9E2F3"/>
-            <w:tcMar>
-              <w:top w:w="50" w:type="dxa"/>
-              <w:left w:w="90" w:type="dxa"/>
-              <w:bottom w:w="50" w:type="dxa"/>
-              <w:right w:w="90" w:type="dxa"/>
-            </w:tcMar>
             <w:vAlign w:val="center"/>
           </w:tcPr>
           <w:p>
@@ -15740,12 +14666,6 @@
               <w:right w:val="single" w:sz="6" w:space="0" w:color="1F3864"/>
             </w:tcBorders>
             <w:shd w:val="clear" w:color="auto" w:fill="D9E2F3"/>
-            <w:tcMar>
-              <w:top w:w="50" w:type="dxa"/>
-              <w:left w:w="90" w:type="dxa"/>
-              <w:bottom w:w="50" w:type="dxa"/>
-              <w:right w:w="90" w:type="dxa"/>
-            </w:tcMar>
             <w:vAlign w:val="center"/>
           </w:tcPr>
           <w:p>
@@ -15778,12 +14698,6 @@
               <w:right w:val="single" w:sz="6" w:space="0" w:color="1F3864"/>
             </w:tcBorders>
             <w:shd w:val="clear" w:color="auto" w:fill="D9E2F3"/>
-            <w:tcMar>
-              <w:top w:w="50" w:type="dxa"/>
-              <w:left w:w="90" w:type="dxa"/>
-              <w:bottom w:w="50" w:type="dxa"/>
-              <w:right w:w="90" w:type="dxa"/>
-            </w:tcMar>
             <w:vAlign w:val="center"/>
           </w:tcPr>
           <w:p>
@@ -15846,12 +14760,6 @@
               <w:right w:val="single" w:sz="6" w:space="0" w:color="1F3864"/>
             </w:tcBorders>
             <w:shd w:val="clear" w:color="auto" w:fill="D9E2F3"/>
-            <w:tcMar>
-              <w:top w:w="50" w:type="dxa"/>
-              <w:left w:w="90" w:type="dxa"/>
-              <w:bottom w:w="50" w:type="dxa"/>
-              <w:right w:w="90" w:type="dxa"/>
-            </w:tcMar>
             <w:vAlign w:val="center"/>
           </w:tcPr>
           <w:p>
@@ -15884,12 +14792,6 @@
               <w:right w:val="single" w:sz="6" w:space="0" w:color="1F3864"/>
             </w:tcBorders>
             <w:shd w:val="clear" w:color="auto" w:fill="D9E2F3"/>
-            <w:tcMar>
-              <w:top w:w="50" w:type="dxa"/>
-              <w:left w:w="90" w:type="dxa"/>
-              <w:bottom w:w="50" w:type="dxa"/>
-              <w:right w:w="90" w:type="dxa"/>
-            </w:tcMar>
             <w:vAlign w:val="center"/>
           </w:tcPr>
           <w:p>
@@ -15924,12 +14826,6 @@
               <w:right w:val="single" w:sz="6" w:space="0" w:color="1F3864"/>
             </w:tcBorders>
             <w:shd w:val="clear" w:color="auto" w:fill="D9E2F3"/>
-            <w:tcMar>
-              <w:top w:w="50" w:type="dxa"/>
-              <w:left w:w="90" w:type="dxa"/>
-              <w:bottom w:w="50" w:type="dxa"/>
-              <w:right w:w="90" w:type="dxa"/>
-            </w:tcMar>
             <w:vAlign w:val="center"/>
           </w:tcPr>
           <w:p>
@@ -15964,12 +14860,6 @@
               <w:right w:val="single" w:sz="6" w:space="0" w:color="1F3864"/>
             </w:tcBorders>
             <w:shd w:val="clear" w:color="auto" w:fill="D9E2F3"/>
-            <w:tcMar>
-              <w:top w:w="50" w:type="dxa"/>
-              <w:left w:w="90" w:type="dxa"/>
-              <w:bottom w:w="50" w:type="dxa"/>
-              <w:right w:w="90" w:type="dxa"/>
-            </w:tcMar>
             <w:vAlign w:val="center"/>
           </w:tcPr>
           <w:p>
@@ -16032,12 +14922,6 @@
               <w:right w:val="single" w:sz="6" w:space="0" w:color="1F3864"/>
             </w:tcBorders>
             <w:shd w:val="clear" w:color="auto" w:fill="D9E2F3"/>
-            <w:tcMar>
-              <w:top w:w="50" w:type="dxa"/>
-              <w:left w:w="90" w:type="dxa"/>
-              <w:bottom w:w="50" w:type="dxa"/>
-              <w:right w:w="90" w:type="dxa"/>
-            </w:tcMar>
             <w:vAlign w:val="center"/>
           </w:tcPr>
           <w:p>
@@ -16072,12 +14956,6 @@
               <w:right w:val="single" w:sz="6" w:space="0" w:color="1F3864"/>
             </w:tcBorders>
             <w:shd w:val="clear" w:color="auto" w:fill="D9E2F3"/>
-            <w:tcMar>
-              <w:top w:w="50" w:type="dxa"/>
-              <w:left w:w="90" w:type="dxa"/>
-              <w:bottom w:w="50" w:type="dxa"/>
-              <w:right w:w="90" w:type="dxa"/>
-            </w:tcMar>
             <w:vAlign w:val="center"/>
           </w:tcPr>
           <w:p>
@@ -16110,12 +14988,6 @@
               <w:right w:val="single" w:sz="6" w:space="0" w:color="1F3864"/>
             </w:tcBorders>
             <w:shd w:val="clear" w:color="auto" w:fill="D9E2F3"/>
-            <w:tcMar>
-              <w:top w:w="50" w:type="dxa"/>
-              <w:left w:w="90" w:type="dxa"/>
-              <w:bottom w:w="50" w:type="dxa"/>
-              <w:right w:w="90" w:type="dxa"/>
-            </w:tcMar>
             <w:vAlign w:val="center"/>
           </w:tcPr>
           <w:p>
@@ -16150,12 +15022,6 @@
               <w:right w:val="single" w:sz="6" w:space="0" w:color="1F3864"/>
             </w:tcBorders>
             <w:shd w:val="clear" w:color="auto" w:fill="D9E2F3"/>
-            <w:tcMar>
-              <w:top w:w="50" w:type="dxa"/>
-              <w:left w:w="90" w:type="dxa"/>
-              <w:bottom w:w="50" w:type="dxa"/>
-              <w:right w:w="90" w:type="dxa"/>
-            </w:tcMar>
             <w:vAlign w:val="center"/>
           </w:tcPr>
           <w:p>
@@ -16218,12 +15084,6 @@
               <w:right w:val="single" w:sz="6" w:space="0" w:color="1F3864"/>
             </w:tcBorders>
             <w:shd w:val="clear" w:color="auto" w:fill="D9E2F3"/>
-            <w:tcMar>
-              <w:top w:w="50" w:type="dxa"/>
-              <w:left w:w="90" w:type="dxa"/>
-              <w:bottom w:w="50" w:type="dxa"/>
-              <w:right w:w="90" w:type="dxa"/>
-            </w:tcMar>
             <w:vAlign w:val="center"/>
           </w:tcPr>
           <w:p>
@@ -16289,12 +15149,6 @@
               <w:right w:val="single" w:sz="6" w:space="0" w:color="1F3864"/>
             </w:tcBorders>
             <w:shd w:val="clear" w:color="auto" w:fill="4472C4"/>
-            <w:tcMar>
-              <w:top w:w="50" w:type="dxa"/>
-              <w:left w:w="90" w:type="dxa"/>
-              <w:bottom w:w="50" w:type="dxa"/>
-              <w:right w:w="90" w:type="dxa"/>
-            </w:tcMar>
             <w:vAlign w:val="center"/>
           </w:tcPr>
           <w:p>
@@ -16361,12 +15215,6 @@
               <w:right w:val="single" w:sz="6" w:space="0" w:color="1F3864"/>
             </w:tcBorders>
             <w:shd w:val="clear" w:color="auto" w:fill="4472C4"/>
-            <w:tcMar>
-              <w:top w:w="50" w:type="dxa"/>
-              <w:left w:w="90" w:type="dxa"/>
-              <w:bottom w:w="50" w:type="dxa"/>
-              <w:right w:w="90" w:type="dxa"/>
-            </w:tcMar>
             <w:vAlign w:val="center"/>
           </w:tcPr>
           <w:p>
@@ -16406,12 +15254,6 @@
               <w:right w:val="single" w:sz="6" w:space="0" w:color="1F3864"/>
             </w:tcBorders>
             <w:shd w:val="clear" w:color="auto" w:fill="4472C4"/>
-            <w:tcMar>
-              <w:top w:w="50" w:type="dxa"/>
-              <w:left w:w="90" w:type="dxa"/>
-              <w:bottom w:w="50" w:type="dxa"/>
-              <w:right w:w="90" w:type="dxa"/>
-            </w:tcMar>
             <w:vAlign w:val="center"/>
           </w:tcPr>
           <w:p>
@@ -16451,12 +15293,6 @@
               <w:right w:val="single" w:sz="6" w:space="0" w:color="1F3864"/>
             </w:tcBorders>
             <w:shd w:val="clear" w:color="auto" w:fill="4472C4"/>
-            <w:tcMar>
-              <w:top w:w="50" w:type="dxa"/>
-              <w:left w:w="90" w:type="dxa"/>
-              <w:bottom w:w="50" w:type="dxa"/>
-              <w:right w:w="90" w:type="dxa"/>
-            </w:tcMar>
             <w:vAlign w:val="center"/>
           </w:tcPr>
           <w:p>
@@ -16496,12 +15332,6 @@
               <w:right w:val="single" w:sz="6" w:space="0" w:color="1F3864"/>
             </w:tcBorders>
             <w:shd w:val="clear" w:color="auto" w:fill="4472C4"/>
-            <w:tcMar>
-              <w:top w:w="50" w:type="dxa"/>
-              <w:left w:w="90" w:type="dxa"/>
-              <w:bottom w:w="50" w:type="dxa"/>
-              <w:right w:w="90" w:type="dxa"/>
-            </w:tcMar>
             <w:vAlign w:val="center"/>
           </w:tcPr>
           <w:p>
@@ -16568,12 +15398,6 @@
               <w:right w:val="single" w:sz="6" w:space="0" w:color="1F3864"/>
             </w:tcBorders>
             <w:shd w:val="clear" w:color="auto" w:fill="D9E2F3"/>
-            <w:tcMar>
-              <w:top w:w="50" w:type="dxa"/>
-              <w:left w:w="90" w:type="dxa"/>
-              <w:bottom w:w="50" w:type="dxa"/>
-              <w:right w:w="90" w:type="dxa"/>
-            </w:tcMar>
             <w:vAlign w:val="center"/>
           </w:tcPr>
           <w:p>
@@ -16606,12 +15430,6 @@
               <w:right w:val="single" w:sz="6" w:space="0" w:color="1F3864"/>
             </w:tcBorders>
             <w:shd w:val="clear" w:color="auto" w:fill="D9E2F3"/>
-            <w:tcMar>
-              <w:top w:w="50" w:type="dxa"/>
-              <w:left w:w="90" w:type="dxa"/>
-              <w:bottom w:w="50" w:type="dxa"/>
-              <w:right w:w="90" w:type="dxa"/>
-            </w:tcMar>
             <w:vAlign w:val="center"/>
           </w:tcPr>
           <w:p>
@@ -16646,12 +15464,6 @@
               <w:right w:val="single" w:sz="6" w:space="0" w:color="1F3864"/>
             </w:tcBorders>
             <w:shd w:val="clear" w:color="auto" w:fill="D9E2F3"/>
-            <w:tcMar>
-              <w:top w:w="50" w:type="dxa"/>
-              <w:left w:w="90" w:type="dxa"/>
-              <w:bottom w:w="50" w:type="dxa"/>
-              <w:right w:w="90" w:type="dxa"/>
-            </w:tcMar>
             <w:vAlign w:val="center"/>
           </w:tcPr>
           <w:p>
@@ -16686,12 +15498,6 @@
               <w:right w:val="single" w:sz="6" w:space="0" w:color="1F3864"/>
             </w:tcBorders>
             <w:shd w:val="clear" w:color="auto" w:fill="D9E2F3"/>
-            <w:tcMar>
-              <w:top w:w="50" w:type="dxa"/>
-              <w:left w:w="90" w:type="dxa"/>
-              <w:bottom w:w="50" w:type="dxa"/>
-              <w:right w:w="90" w:type="dxa"/>
-            </w:tcMar>
             <w:vAlign w:val="center"/>
           </w:tcPr>
           <w:p>
@@ -16754,12 +15560,6 @@
               <w:right w:val="single" w:sz="6" w:space="0" w:color="1F3864"/>
             </w:tcBorders>
             <w:shd w:val="clear" w:color="auto" w:fill="D9E2F3"/>
-            <w:tcMar>
-              <w:top w:w="50" w:type="dxa"/>
-              <w:left w:w="90" w:type="dxa"/>
-              <w:bottom w:w="50" w:type="dxa"/>
-              <w:right w:w="90" w:type="dxa"/>
-            </w:tcMar>
             <w:vAlign w:val="center"/>
           </w:tcPr>
           <w:p>
@@ -16792,12 +15592,6 @@
               <w:right w:val="single" w:sz="6" w:space="0" w:color="1F3864"/>
             </w:tcBorders>
             <w:shd w:val="clear" w:color="auto" w:fill="D9E2F3"/>
-            <w:tcMar>
-              <w:top w:w="50" w:type="dxa"/>
-              <w:left w:w="90" w:type="dxa"/>
-              <w:bottom w:w="50" w:type="dxa"/>
-              <w:right w:w="90" w:type="dxa"/>
-            </w:tcMar>
             <w:vAlign w:val="center"/>
           </w:tcPr>
           <w:p>
@@ -16830,12 +15624,6 @@
               <w:right w:val="single" w:sz="6" w:space="0" w:color="1F3864"/>
             </w:tcBorders>
             <w:shd w:val="clear" w:color="auto" w:fill="D9E2F3"/>
-            <w:tcMar>
-              <w:top w:w="50" w:type="dxa"/>
-              <w:left w:w="90" w:type="dxa"/>
-              <w:bottom w:w="50" w:type="dxa"/>
-              <w:right w:w="90" w:type="dxa"/>
-            </w:tcMar>
             <w:vAlign w:val="center"/>
           </w:tcPr>
           <w:p>
@@ -16870,12 +15658,6 @@
               <w:right w:val="single" w:sz="6" w:space="0" w:color="1F3864"/>
             </w:tcBorders>
             <w:shd w:val="clear" w:color="auto" w:fill="D9E2F3"/>
-            <w:tcMar>
-              <w:top w:w="50" w:type="dxa"/>
-              <w:left w:w="90" w:type="dxa"/>
-              <w:bottom w:w="50" w:type="dxa"/>
-              <w:right w:w="90" w:type="dxa"/>
-            </w:tcMar>
             <w:vAlign w:val="center"/>
           </w:tcPr>
           <w:p>
@@ -16938,12 +15720,6 @@
               <w:right w:val="single" w:sz="6" w:space="0" w:color="1F3864"/>
             </w:tcBorders>
             <w:shd w:val="clear" w:color="auto" w:fill="D9E2F3"/>
-            <w:tcMar>
-              <w:top w:w="50" w:type="dxa"/>
-              <w:left w:w="90" w:type="dxa"/>
-              <w:bottom w:w="50" w:type="dxa"/>
-              <w:right w:w="90" w:type="dxa"/>
-            </w:tcMar>
             <w:vAlign w:val="center"/>
           </w:tcPr>
           <w:p>
@@ -16976,12 +15752,6 @@
               <w:right w:val="single" w:sz="6" w:space="0" w:color="1F3864"/>
             </w:tcBorders>
             <w:shd w:val="clear" w:color="auto" w:fill="D9E2F3"/>
-            <w:tcMar>
-              <w:top w:w="50" w:type="dxa"/>
-              <w:left w:w="90" w:type="dxa"/>
-              <w:bottom w:w="50" w:type="dxa"/>
-              <w:right w:w="90" w:type="dxa"/>
-            </w:tcMar>
             <w:vAlign w:val="center"/>
           </w:tcPr>
           <w:p>
@@ -17014,12 +15784,6 @@
               <w:right w:val="single" w:sz="6" w:space="0" w:color="1F3864"/>
             </w:tcBorders>
             <w:shd w:val="clear" w:color="auto" w:fill="D9E2F3"/>
-            <w:tcMar>
-              <w:top w:w="50" w:type="dxa"/>
-              <w:left w:w="90" w:type="dxa"/>
-              <w:bottom w:w="50" w:type="dxa"/>
-              <w:right w:w="90" w:type="dxa"/>
-            </w:tcMar>
             <w:vAlign w:val="center"/>
           </w:tcPr>
           <w:p>
@@ -17052,12 +15816,6 @@
               <w:right w:val="single" w:sz="6" w:space="0" w:color="1F3864"/>
             </w:tcBorders>
             <w:shd w:val="clear" w:color="auto" w:fill="D9E2F3"/>
-            <w:tcMar>
-              <w:top w:w="50" w:type="dxa"/>
-              <w:left w:w="90" w:type="dxa"/>
-              <w:bottom w:w="50" w:type="dxa"/>
-              <w:right w:w="90" w:type="dxa"/>
-            </w:tcMar>
             <w:vAlign w:val="center"/>
           </w:tcPr>
           <w:p>
@@ -17120,12 +15878,6 @@
               <w:right w:val="single" w:sz="6" w:space="0" w:color="1F3864"/>
             </w:tcBorders>
             <w:shd w:val="clear" w:color="auto" w:fill="D9E2F3"/>
-            <w:tcMar>
-              <w:top w:w="50" w:type="dxa"/>
-              <w:left w:w="90" w:type="dxa"/>
-              <w:bottom w:w="50" w:type="dxa"/>
-              <w:right w:w="90" w:type="dxa"/>
-            </w:tcMar>
             <w:vAlign w:val="center"/>
           </w:tcPr>
           <w:p>
@@ -17182,12 +15934,6 @@
               <w:right w:val="single" w:sz="6" w:space="0" w:color="1F3864"/>
             </w:tcBorders>
             <w:shd w:val="clear" w:color="auto" w:fill="4472C4"/>
-            <w:tcMar>
-              <w:top w:w="50" w:type="dxa"/>
-              <w:left w:w="90" w:type="dxa"/>
-              <w:bottom w:w="50" w:type="dxa"/>
-              <w:right w:w="90" w:type="dxa"/>
-            </w:tcMar>
             <w:vAlign w:val="center"/>
           </w:tcPr>
           <w:p>
@@ -17254,12 +16000,6 @@
               <w:right w:val="single" w:sz="6" w:space="0" w:color="1F3864"/>
             </w:tcBorders>
             <w:shd w:val="clear" w:color="auto" w:fill="4472C4"/>
-            <w:tcMar>
-              <w:top w:w="50" w:type="dxa"/>
-              <w:left w:w="90" w:type="dxa"/>
-              <w:bottom w:w="50" w:type="dxa"/>
-              <w:right w:w="90" w:type="dxa"/>
-            </w:tcMar>
             <w:vAlign w:val="center"/>
           </w:tcPr>
           <w:p>
@@ -17299,12 +16039,6 @@
               <w:right w:val="single" w:sz="6" w:space="0" w:color="1F3864"/>
             </w:tcBorders>
             <w:shd w:val="clear" w:color="auto" w:fill="4472C4"/>
-            <w:tcMar>
-              <w:top w:w="50" w:type="dxa"/>
-              <w:left w:w="90" w:type="dxa"/>
-              <w:bottom w:w="50" w:type="dxa"/>
-              <w:right w:w="90" w:type="dxa"/>
-            </w:tcMar>
             <w:vAlign w:val="center"/>
           </w:tcPr>
           <w:p>
@@ -17344,12 +16078,6 @@
               <w:right w:val="single" w:sz="6" w:space="0" w:color="1F3864"/>
             </w:tcBorders>
             <w:shd w:val="clear" w:color="auto" w:fill="4472C4"/>
-            <w:tcMar>
-              <w:top w:w="50" w:type="dxa"/>
-              <w:left w:w="90" w:type="dxa"/>
-              <w:bottom w:w="50" w:type="dxa"/>
-              <w:right w:w="90" w:type="dxa"/>
-            </w:tcMar>
             <w:vAlign w:val="center"/>
           </w:tcPr>
           <w:p>
@@ -17389,12 +16117,6 @@
               <w:right w:val="single" w:sz="6" w:space="0" w:color="1F3864"/>
             </w:tcBorders>
             <w:shd w:val="clear" w:color="auto" w:fill="4472C4"/>
-            <w:tcMar>
-              <w:top w:w="50" w:type="dxa"/>
-              <w:left w:w="90" w:type="dxa"/>
-              <w:bottom w:w="50" w:type="dxa"/>
-              <w:right w:w="90" w:type="dxa"/>
-            </w:tcMar>
             <w:vAlign w:val="center"/>
           </w:tcPr>
           <w:p>
@@ -17461,12 +16183,6 @@
               <w:right w:val="single" w:sz="6" w:space="0" w:color="1F3864"/>
             </w:tcBorders>
             <w:shd w:val="clear" w:color="auto" w:fill="D9E2F3"/>
-            <w:tcMar>
-              <w:top w:w="50" w:type="dxa"/>
-              <w:left w:w="90" w:type="dxa"/>
-              <w:bottom w:w="50" w:type="dxa"/>
-              <w:right w:w="90" w:type="dxa"/>
-            </w:tcMar>
             <w:vAlign w:val="center"/>
           </w:tcPr>
           <w:p>
@@ -17499,12 +16215,6 @@
               <w:right w:val="single" w:sz="6" w:space="0" w:color="1F3864"/>
             </w:tcBorders>
             <w:shd w:val="clear" w:color="auto" w:fill="D9E2F3"/>
-            <w:tcMar>
-              <w:top w:w="50" w:type="dxa"/>
-              <w:left w:w="90" w:type="dxa"/>
-              <w:bottom w:w="50" w:type="dxa"/>
-              <w:right w:w="90" w:type="dxa"/>
-            </w:tcMar>
             <w:vAlign w:val="center"/>
           </w:tcPr>
           <w:p>
@@ -17539,12 +16249,6 @@
               <w:right w:val="single" w:sz="6" w:space="0" w:color="1F3864"/>
             </w:tcBorders>
             <w:shd w:val="clear" w:color="auto" w:fill="D9E2F3"/>
-            <w:tcMar>
-              <w:top w:w="50" w:type="dxa"/>
-              <w:left w:w="90" w:type="dxa"/>
-              <w:bottom w:w="50" w:type="dxa"/>
-              <w:right w:w="90" w:type="dxa"/>
-            </w:tcMar>
             <w:vAlign w:val="center"/>
           </w:tcPr>
           <w:p>
@@ -17579,12 +16283,6 @@
               <w:right w:val="single" w:sz="6" w:space="0" w:color="1F3864"/>
             </w:tcBorders>
             <w:shd w:val="clear" w:color="auto" w:fill="D9E2F3"/>
-            <w:tcMar>
-              <w:top w:w="50" w:type="dxa"/>
-              <w:left w:w="90" w:type="dxa"/>
-              <w:bottom w:w="50" w:type="dxa"/>
-              <w:right w:w="90" w:type="dxa"/>
-            </w:tcMar>
             <w:vAlign w:val="center"/>
           </w:tcPr>
           <w:p>
@@ -17647,12 +16345,6 @@
               <w:right w:val="single" w:sz="6" w:space="0" w:color="1F3864"/>
             </w:tcBorders>
             <w:shd w:val="clear" w:color="auto" w:fill="D9E2F3"/>
-            <w:tcMar>
-              <w:top w:w="50" w:type="dxa"/>
-              <w:left w:w="90" w:type="dxa"/>
-              <w:bottom w:w="50" w:type="dxa"/>
-              <w:right w:w="90" w:type="dxa"/>
-            </w:tcMar>
             <w:vAlign w:val="center"/>
           </w:tcPr>
           <w:p>
@@ -17685,12 +16377,6 @@
               <w:right w:val="single" w:sz="6" w:space="0" w:color="1F3864"/>
             </w:tcBorders>
             <w:shd w:val="clear" w:color="auto" w:fill="D9E2F3"/>
-            <w:tcMar>
-              <w:top w:w="50" w:type="dxa"/>
-              <w:left w:w="90" w:type="dxa"/>
-              <w:bottom w:w="50" w:type="dxa"/>
-              <w:right w:w="90" w:type="dxa"/>
-            </w:tcMar>
             <w:vAlign w:val="center"/>
           </w:tcPr>
           <w:p>
@@ -17723,12 +16409,6 @@
               <w:right w:val="single" w:sz="6" w:space="0" w:color="1F3864"/>
             </w:tcBorders>
             <w:shd w:val="clear" w:color="auto" w:fill="D9E2F3"/>
-            <w:tcMar>
-              <w:top w:w="50" w:type="dxa"/>
-              <w:left w:w="90" w:type="dxa"/>
-              <w:bottom w:w="50" w:type="dxa"/>
-              <w:right w:w="90" w:type="dxa"/>
-            </w:tcMar>
             <w:vAlign w:val="center"/>
           </w:tcPr>
           <w:p>
@@ -17772,12 +16452,6 @@
               <w:right w:val="single" w:sz="6" w:space="0" w:color="1F3864"/>
             </w:tcBorders>
             <w:shd w:val="clear" w:color="auto" w:fill="D9E2F3"/>
-            <w:tcMar>
-              <w:top w:w="50" w:type="dxa"/>
-              <w:left w:w="90" w:type="dxa"/>
-              <w:bottom w:w="50" w:type="dxa"/>
-              <w:right w:w="90" w:type="dxa"/>
-            </w:tcMar>
             <w:vAlign w:val="center"/>
           </w:tcPr>
           <w:p>
@@ -17858,12 +16532,6 @@
               <w:right w:val="single" w:sz="6" w:space="0" w:color="1F3864"/>
             </w:tcBorders>
             <w:shd w:val="clear" w:color="auto" w:fill="D9E2F3"/>
-            <w:tcMar>
-              <w:top w:w="50" w:type="dxa"/>
-              <w:left w:w="90" w:type="dxa"/>
-              <w:bottom w:w="50" w:type="dxa"/>
-              <w:right w:w="90" w:type="dxa"/>
-            </w:tcMar>
             <w:vAlign w:val="center"/>
           </w:tcPr>
           <w:p>
@@ -17896,12 +16564,6 @@
               <w:right w:val="single" w:sz="6" w:space="0" w:color="1F3864"/>
             </w:tcBorders>
             <w:shd w:val="clear" w:color="auto" w:fill="D9E2F3"/>
-            <w:tcMar>
-              <w:top w:w="50" w:type="dxa"/>
-              <w:left w:w="90" w:type="dxa"/>
-              <w:bottom w:w="50" w:type="dxa"/>
-              <w:right w:w="90" w:type="dxa"/>
-            </w:tcMar>
             <w:vAlign w:val="center"/>
           </w:tcPr>
           <w:p>
@@ -17934,12 +16596,6 @@
               <w:right w:val="single" w:sz="6" w:space="0" w:color="1F3864"/>
             </w:tcBorders>
             <w:shd w:val="clear" w:color="auto" w:fill="D9E2F3"/>
-            <w:tcMar>
-              <w:top w:w="50" w:type="dxa"/>
-              <w:left w:w="90" w:type="dxa"/>
-              <w:bottom w:w="50" w:type="dxa"/>
-              <w:right w:w="90" w:type="dxa"/>
-            </w:tcMar>
             <w:vAlign w:val="center"/>
           </w:tcPr>
           <w:p>
@@ -17972,12 +16628,6 @@
               <w:right w:val="single" w:sz="6" w:space="0" w:color="1F3864"/>
             </w:tcBorders>
             <w:shd w:val="clear" w:color="auto" w:fill="D9E2F3"/>
-            <w:tcMar>
-              <w:top w:w="50" w:type="dxa"/>
-              <w:left w:w="90" w:type="dxa"/>
-              <w:bottom w:w="50" w:type="dxa"/>
-              <w:right w:w="90" w:type="dxa"/>
-            </w:tcMar>
             <w:vAlign w:val="center"/>
           </w:tcPr>
           <w:p>
@@ -18040,12 +16690,6 @@
               <w:right w:val="single" w:sz="6" w:space="0" w:color="1F3864"/>
             </w:tcBorders>
             <w:shd w:val="clear" w:color="auto" w:fill="D9E2F3"/>
-            <w:tcMar>
-              <w:top w:w="50" w:type="dxa"/>
-              <w:left w:w="90" w:type="dxa"/>
-              <w:bottom w:w="50" w:type="dxa"/>
-              <w:right w:w="90" w:type="dxa"/>
-            </w:tcMar>
             <w:vAlign w:val="center"/>
           </w:tcPr>
           <w:p>
@@ -18093,12 +16737,6 @@
               <w:right w:val="single" w:sz="6" w:space="0" w:color="1F3864"/>
             </w:tcBorders>
             <w:shd w:val="clear" w:color="auto" w:fill="4472C4"/>
-            <w:tcMar>
-              <w:top w:w="50" w:type="dxa"/>
-              <w:left w:w="90" w:type="dxa"/>
-              <w:bottom w:w="50" w:type="dxa"/>
-              <w:right w:w="90" w:type="dxa"/>
-            </w:tcMar>
             <w:vAlign w:val="center"/>
           </w:tcPr>
           <w:p>
@@ -18165,12 +16803,6 @@
               <w:right w:val="single" w:sz="6" w:space="0" w:color="1F3864"/>
             </w:tcBorders>
             <w:shd w:val="clear" w:color="auto" w:fill="4472C4"/>
-            <w:tcMar>
-              <w:top w:w="50" w:type="dxa"/>
-              <w:left w:w="90" w:type="dxa"/>
-              <w:bottom w:w="50" w:type="dxa"/>
-              <w:right w:w="90" w:type="dxa"/>
-            </w:tcMar>
             <w:vAlign w:val="center"/>
           </w:tcPr>
           <w:p>
@@ -18210,12 +16842,6 @@
               <w:right w:val="single" w:sz="6" w:space="0" w:color="1F3864"/>
             </w:tcBorders>
             <w:shd w:val="clear" w:color="auto" w:fill="4472C4"/>
-            <w:tcMar>
-              <w:top w:w="50" w:type="dxa"/>
-              <w:left w:w="90" w:type="dxa"/>
-              <w:bottom w:w="50" w:type="dxa"/>
-              <w:right w:w="90" w:type="dxa"/>
-            </w:tcMar>
             <w:vAlign w:val="center"/>
           </w:tcPr>
           <w:p>
@@ -18255,12 +16881,6 @@
               <w:right w:val="single" w:sz="6" w:space="0" w:color="1F3864"/>
             </w:tcBorders>
             <w:shd w:val="clear" w:color="auto" w:fill="4472C4"/>
-            <w:tcMar>
-              <w:top w:w="50" w:type="dxa"/>
-              <w:left w:w="90" w:type="dxa"/>
-              <w:bottom w:w="50" w:type="dxa"/>
-              <w:right w:w="90" w:type="dxa"/>
-            </w:tcMar>
             <w:vAlign w:val="center"/>
           </w:tcPr>
           <w:p>
@@ -18300,12 +16920,6 @@
               <w:right w:val="single" w:sz="6" w:space="0" w:color="1F3864"/>
             </w:tcBorders>
             <w:shd w:val="clear" w:color="auto" w:fill="4472C4"/>
-            <w:tcMar>
-              <w:top w:w="50" w:type="dxa"/>
-              <w:left w:w="90" w:type="dxa"/>
-              <w:bottom w:w="50" w:type="dxa"/>
-              <w:right w:w="90" w:type="dxa"/>
-            </w:tcMar>
             <w:vAlign w:val="center"/>
           </w:tcPr>
           <w:p>
@@ -18372,12 +16986,6 @@
               <w:right w:val="single" w:sz="6" w:space="0" w:color="1F3864"/>
             </w:tcBorders>
             <w:shd w:val="clear" w:color="auto" w:fill="D9E2F3"/>
-            <w:tcMar>
-              <w:top w:w="50" w:type="dxa"/>
-              <w:left w:w="90" w:type="dxa"/>
-              <w:bottom w:w="50" w:type="dxa"/>
-              <w:right w:w="90" w:type="dxa"/>
-            </w:tcMar>
             <w:vAlign w:val="center"/>
           </w:tcPr>
           <w:p>
@@ -18410,12 +17018,6 @@
               <w:right w:val="single" w:sz="6" w:space="0" w:color="1F3864"/>
             </w:tcBorders>
             <w:shd w:val="clear" w:color="auto" w:fill="D9E2F3"/>
-            <w:tcMar>
-              <w:top w:w="50" w:type="dxa"/>
-              <w:left w:w="90" w:type="dxa"/>
-              <w:bottom w:w="50" w:type="dxa"/>
-              <w:right w:w="90" w:type="dxa"/>
-            </w:tcMar>
             <w:vAlign w:val="center"/>
           </w:tcPr>
           <w:p>
@@ -18448,12 +17050,6 @@
               <w:right w:val="single" w:sz="6" w:space="0" w:color="1F3864"/>
             </w:tcBorders>
             <w:shd w:val="clear" w:color="auto" w:fill="D9E2F3"/>
-            <w:tcMar>
-              <w:top w:w="50" w:type="dxa"/>
-              <w:left w:w="90" w:type="dxa"/>
-              <w:bottom w:w="50" w:type="dxa"/>
-              <w:right w:w="90" w:type="dxa"/>
-            </w:tcMar>
             <w:vAlign w:val="center"/>
           </w:tcPr>
           <w:p>
@@ -18488,12 +17084,6 @@
               <w:right w:val="single" w:sz="6" w:space="0" w:color="1F3864"/>
             </w:tcBorders>
             <w:shd w:val="clear" w:color="auto" w:fill="D9E2F3"/>
-            <w:tcMar>
-              <w:top w:w="50" w:type="dxa"/>
-              <w:left w:w="90" w:type="dxa"/>
-              <w:bottom w:w="50" w:type="dxa"/>
-              <w:right w:w="90" w:type="dxa"/>
-            </w:tcMar>
             <w:vAlign w:val="center"/>
           </w:tcPr>
           <w:p>
@@ -18556,12 +17146,6 @@
               <w:right w:val="single" w:sz="6" w:space="0" w:color="1F3864"/>
             </w:tcBorders>
             <w:shd w:val="clear" w:color="auto" w:fill="D9E2F3"/>
-            <w:tcMar>
-              <w:top w:w="50" w:type="dxa"/>
-              <w:left w:w="90" w:type="dxa"/>
-              <w:bottom w:w="50" w:type="dxa"/>
-              <w:right w:w="90" w:type="dxa"/>
-            </w:tcMar>
             <w:vAlign w:val="center"/>
           </w:tcPr>
           <w:p>
@@ -18612,12 +17196,6 @@
               <w:right w:val="single" w:sz="6" w:space="0" w:color="1F3864"/>
             </w:tcBorders>
             <w:shd w:val="clear" w:color="auto" w:fill="D9E2F3"/>
-            <w:tcMar>
-              <w:top w:w="50" w:type="dxa"/>
-              <w:left w:w="90" w:type="dxa"/>
-              <w:bottom w:w="50" w:type="dxa"/>
-              <w:right w:w="90" w:type="dxa"/>
-            </w:tcMar>
             <w:vAlign w:val="center"/>
           </w:tcPr>
           <w:p>
@@ -18650,12 +17228,6 @@
               <w:right w:val="single" w:sz="6" w:space="0" w:color="1F3864"/>
             </w:tcBorders>
             <w:shd w:val="clear" w:color="auto" w:fill="D9E2F3"/>
-            <w:tcMar>
-              <w:top w:w="50" w:type="dxa"/>
-              <w:left w:w="90" w:type="dxa"/>
-              <w:bottom w:w="50" w:type="dxa"/>
-              <w:right w:w="90" w:type="dxa"/>
-            </w:tcMar>
             <w:vAlign w:val="center"/>
           </w:tcPr>
           <w:p>
@@ -18699,12 +17271,6 @@
               <w:right w:val="single" w:sz="6" w:space="0" w:color="1F3864"/>
             </w:tcBorders>
             <w:shd w:val="clear" w:color="auto" w:fill="D9E2F3"/>
-            <w:tcMar>
-              <w:top w:w="50" w:type="dxa"/>
-              <w:left w:w="90" w:type="dxa"/>
-              <w:bottom w:w="50" w:type="dxa"/>
-              <w:right w:w="90" w:type="dxa"/>
-            </w:tcMar>
             <w:vAlign w:val="center"/>
           </w:tcPr>
           <w:p>
@@ -18767,12 +17333,6 @@
               <w:right w:val="single" w:sz="6" w:space="0" w:color="1F3864"/>
             </w:tcBorders>
             <w:shd w:val="clear" w:color="auto" w:fill="D9E2F3"/>
-            <w:tcMar>
-              <w:top w:w="50" w:type="dxa"/>
-              <w:left w:w="90" w:type="dxa"/>
-              <w:bottom w:w="50" w:type="dxa"/>
-              <w:right w:w="90" w:type="dxa"/>
-            </w:tcMar>
             <w:vAlign w:val="center"/>
           </w:tcPr>
           <w:p>
@@ -18805,12 +17365,6 @@
               <w:right w:val="single" w:sz="6" w:space="0" w:color="1F3864"/>
             </w:tcBorders>
             <w:shd w:val="clear" w:color="auto" w:fill="D9E2F3"/>
-            <w:tcMar>
-              <w:top w:w="50" w:type="dxa"/>
-              <w:left w:w="90" w:type="dxa"/>
-              <w:bottom w:w="50" w:type="dxa"/>
-              <w:right w:w="90" w:type="dxa"/>
-            </w:tcMar>
             <w:vAlign w:val="center"/>
           </w:tcPr>
           <w:p>
@@ -18843,12 +17397,6 @@
               <w:right w:val="single" w:sz="6" w:space="0" w:color="1F3864"/>
             </w:tcBorders>
             <w:shd w:val="clear" w:color="auto" w:fill="D9E2F3"/>
-            <w:tcMar>
-              <w:top w:w="50" w:type="dxa"/>
-              <w:left w:w="90" w:type="dxa"/>
-              <w:bottom w:w="50" w:type="dxa"/>
-              <w:right w:w="90" w:type="dxa"/>
-            </w:tcMar>
             <w:vAlign w:val="center"/>
           </w:tcPr>
           <w:p>
@@ -18881,12 +17429,6 @@
               <w:right w:val="single" w:sz="6" w:space="0" w:color="1F3864"/>
             </w:tcBorders>
             <w:shd w:val="clear" w:color="auto" w:fill="D9E2F3"/>
-            <w:tcMar>
-              <w:top w:w="50" w:type="dxa"/>
-              <w:left w:w="90" w:type="dxa"/>
-              <w:bottom w:w="50" w:type="dxa"/>
-              <w:right w:w="90" w:type="dxa"/>
-            </w:tcMar>
             <w:vAlign w:val="center"/>
           </w:tcPr>
           <w:p>
@@ -18949,12 +17491,6 @@
               <w:right w:val="single" w:sz="6" w:space="0" w:color="1F3864"/>
             </w:tcBorders>
             <w:shd w:val="clear" w:color="auto" w:fill="D9E2F3"/>
-            <w:tcMar>
-              <w:top w:w="50" w:type="dxa"/>
-              <w:left w:w="90" w:type="dxa"/>
-              <w:bottom w:w="50" w:type="dxa"/>
-              <w:right w:w="90" w:type="dxa"/>
-            </w:tcMar>
             <w:vAlign w:val="center"/>
           </w:tcPr>
           <w:p>
@@ -19002,12 +17538,6 @@
               <w:right w:val="single" w:sz="6" w:space="0" w:color="1F3864"/>
             </w:tcBorders>
             <w:shd w:val="clear" w:color="auto" w:fill="4472C4"/>
-            <w:tcMar>
-              <w:top w:w="50" w:type="dxa"/>
-              <w:left w:w="90" w:type="dxa"/>
-              <w:bottom w:w="50" w:type="dxa"/>
-              <w:right w:w="90" w:type="dxa"/>
-            </w:tcMar>
             <w:vAlign w:val="center"/>
           </w:tcPr>
           <w:p>
@@ -19074,12 +17604,6 @@
               <w:right w:val="single" w:sz="6" w:space="0" w:color="1F3864"/>
             </w:tcBorders>
             <w:shd w:val="clear" w:color="auto" w:fill="4472C4"/>
-            <w:tcMar>
-              <w:top w:w="50" w:type="dxa"/>
-              <w:left w:w="90" w:type="dxa"/>
-              <w:bottom w:w="50" w:type="dxa"/>
-              <w:right w:w="90" w:type="dxa"/>
-            </w:tcMar>
             <w:vAlign w:val="center"/>
           </w:tcPr>
           <w:p>
@@ -19119,12 +17643,6 @@
               <w:right w:val="single" w:sz="6" w:space="0" w:color="1F3864"/>
             </w:tcBorders>
             <w:shd w:val="clear" w:color="auto" w:fill="4472C4"/>
-            <w:tcMar>
-              <w:top w:w="50" w:type="dxa"/>
-              <w:left w:w="90" w:type="dxa"/>
-              <w:bottom w:w="50" w:type="dxa"/>
-              <w:right w:w="90" w:type="dxa"/>
-            </w:tcMar>
             <w:vAlign w:val="center"/>
           </w:tcPr>
           <w:p>
@@ -19164,12 +17682,6 @@
               <w:right w:val="single" w:sz="6" w:space="0" w:color="1F3864"/>
             </w:tcBorders>
             <w:shd w:val="clear" w:color="auto" w:fill="4472C4"/>
-            <w:tcMar>
-              <w:top w:w="50" w:type="dxa"/>
-              <w:left w:w="90" w:type="dxa"/>
-              <w:bottom w:w="50" w:type="dxa"/>
-              <w:right w:w="90" w:type="dxa"/>
-            </w:tcMar>
             <w:vAlign w:val="center"/>
           </w:tcPr>
           <w:p>
@@ -19209,12 +17721,6 @@
               <w:right w:val="single" w:sz="6" w:space="0" w:color="1F3864"/>
             </w:tcBorders>
             <w:shd w:val="clear" w:color="auto" w:fill="4472C4"/>
-            <w:tcMar>
-              <w:top w:w="50" w:type="dxa"/>
-              <w:left w:w="90" w:type="dxa"/>
-              <w:bottom w:w="50" w:type="dxa"/>
-              <w:right w:w="90" w:type="dxa"/>
-            </w:tcMar>
             <w:vAlign w:val="center"/>
           </w:tcPr>
           <w:p>
@@ -19281,12 +17787,6 @@
               <w:right w:val="single" w:sz="6" w:space="0" w:color="1F3864"/>
             </w:tcBorders>
             <w:shd w:val="clear" w:color="auto" w:fill="D9E2F3"/>
-            <w:tcMar>
-              <w:top w:w="50" w:type="dxa"/>
-              <w:left w:w="90" w:type="dxa"/>
-              <w:bottom w:w="50" w:type="dxa"/>
-              <w:right w:w="90" w:type="dxa"/>
-            </w:tcMar>
             <w:vAlign w:val="center"/>
           </w:tcPr>
           <w:p>
@@ -19319,12 +17819,6 @@
               <w:right w:val="single" w:sz="6" w:space="0" w:color="1F3864"/>
             </w:tcBorders>
             <w:shd w:val="clear" w:color="auto" w:fill="D9E2F3"/>
-            <w:tcMar>
-              <w:top w:w="50" w:type="dxa"/>
-              <w:left w:w="90" w:type="dxa"/>
-              <w:bottom w:w="50" w:type="dxa"/>
-              <w:right w:w="90" w:type="dxa"/>
-            </w:tcMar>
             <w:vAlign w:val="center"/>
           </w:tcPr>
           <w:p>
@@ -19357,12 +17851,6 @@
               <w:right w:val="single" w:sz="6" w:space="0" w:color="1F3864"/>
             </w:tcBorders>
             <w:shd w:val="clear" w:color="auto" w:fill="D9E2F3"/>
-            <w:tcMar>
-              <w:top w:w="50" w:type="dxa"/>
-              <w:left w:w="90" w:type="dxa"/>
-              <w:bottom w:w="50" w:type="dxa"/>
-              <w:right w:w="90" w:type="dxa"/>
-            </w:tcMar>
             <w:vAlign w:val="center"/>
           </w:tcPr>
           <w:p>
@@ -19397,12 +17885,6 @@
               <w:right w:val="single" w:sz="6" w:space="0" w:color="1F3864"/>
             </w:tcBorders>
             <w:shd w:val="clear" w:color="auto" w:fill="D9E2F3"/>
-            <w:tcMar>
-              <w:top w:w="50" w:type="dxa"/>
-              <w:left w:w="90" w:type="dxa"/>
-              <w:bottom w:w="50" w:type="dxa"/>
-              <w:right w:w="90" w:type="dxa"/>
-            </w:tcMar>
             <w:vAlign w:val="center"/>
           </w:tcPr>
           <w:p>
@@ -19465,12 +17947,6 @@
               <w:right w:val="single" w:sz="6" w:space="0" w:color="1F3864"/>
             </w:tcBorders>
             <w:shd w:val="clear" w:color="auto" w:fill="D9E2F3"/>
-            <w:tcMar>
-              <w:top w:w="50" w:type="dxa"/>
-              <w:left w:w="90" w:type="dxa"/>
-              <w:bottom w:w="50" w:type="dxa"/>
-              <w:right w:w="90" w:type="dxa"/>
-            </w:tcMar>
             <w:vAlign w:val="center"/>
           </w:tcPr>
           <w:p>
@@ -19503,12 +17979,6 @@
               <w:right w:val="single" w:sz="6" w:space="0" w:color="1F3864"/>
             </w:tcBorders>
             <w:shd w:val="clear" w:color="auto" w:fill="D9E2F3"/>
-            <w:tcMar>
-              <w:top w:w="50" w:type="dxa"/>
-              <w:left w:w="90" w:type="dxa"/>
-              <w:bottom w:w="50" w:type="dxa"/>
-              <w:right w:w="90" w:type="dxa"/>
-            </w:tcMar>
             <w:vAlign w:val="center"/>
           </w:tcPr>
           <w:p>
@@ -19541,12 +18011,6 @@
               <w:right w:val="single" w:sz="6" w:space="0" w:color="1F3864"/>
             </w:tcBorders>
             <w:shd w:val="clear" w:color="auto" w:fill="D9E2F3"/>
-            <w:tcMar>
-              <w:top w:w="50" w:type="dxa"/>
-              <w:left w:w="90" w:type="dxa"/>
-              <w:bottom w:w="50" w:type="dxa"/>
-              <w:right w:w="90" w:type="dxa"/>
-            </w:tcMar>
             <w:vAlign w:val="center"/>
           </w:tcPr>
           <w:p>
@@ -19581,12 +18045,6 @@
               <w:right w:val="single" w:sz="6" w:space="0" w:color="1F3864"/>
             </w:tcBorders>
             <w:shd w:val="clear" w:color="auto" w:fill="D9E2F3"/>
-            <w:tcMar>
-              <w:top w:w="50" w:type="dxa"/>
-              <w:left w:w="90" w:type="dxa"/>
-              <w:bottom w:w="50" w:type="dxa"/>
-              <w:right w:w="90" w:type="dxa"/>
-            </w:tcMar>
             <w:vAlign w:val="center"/>
           </w:tcPr>
           <w:p>
@@ -19649,12 +18107,6 @@
               <w:right w:val="single" w:sz="6" w:space="0" w:color="1F3864"/>
             </w:tcBorders>
             <w:shd w:val="clear" w:color="auto" w:fill="D9E2F3"/>
-            <w:tcMar>
-              <w:top w:w="50" w:type="dxa"/>
-              <w:left w:w="90" w:type="dxa"/>
-              <w:bottom w:w="50" w:type="dxa"/>
-              <w:right w:w="90" w:type="dxa"/>
-            </w:tcMar>
             <w:vAlign w:val="center"/>
           </w:tcPr>
           <w:p>
@@ -19687,12 +18139,6 @@
               <w:right w:val="single" w:sz="6" w:space="0" w:color="1F3864"/>
             </w:tcBorders>
             <w:shd w:val="clear" w:color="auto" w:fill="D9E2F3"/>
-            <w:tcMar>
-              <w:top w:w="50" w:type="dxa"/>
-              <w:left w:w="90" w:type="dxa"/>
-              <w:bottom w:w="50" w:type="dxa"/>
-              <w:right w:w="90" w:type="dxa"/>
-            </w:tcMar>
             <w:vAlign w:val="center"/>
           </w:tcPr>
           <w:p>
@@ -19725,12 +18171,6 @@
               <w:right w:val="single" w:sz="6" w:space="0" w:color="1F3864"/>
             </w:tcBorders>
             <w:shd w:val="clear" w:color="auto" w:fill="D9E2F3"/>
-            <w:tcMar>
-              <w:top w:w="50" w:type="dxa"/>
-              <w:left w:w="90" w:type="dxa"/>
-              <w:bottom w:w="50" w:type="dxa"/>
-              <w:right w:w="90" w:type="dxa"/>
-            </w:tcMar>
             <w:vAlign w:val="center"/>
           </w:tcPr>
           <w:p>
@@ -19765,12 +18205,6 @@
               <w:right w:val="single" w:sz="6" w:space="0" w:color="1F3864"/>
             </w:tcBorders>
             <w:shd w:val="clear" w:color="auto" w:fill="D9E2F3"/>
-            <w:tcMar>
-              <w:top w:w="50" w:type="dxa"/>
-              <w:left w:w="90" w:type="dxa"/>
-              <w:bottom w:w="50" w:type="dxa"/>
-              <w:right w:w="90" w:type="dxa"/>
-            </w:tcMar>
             <w:vAlign w:val="center"/>
           </w:tcPr>
           <w:p>
@@ -19833,12 +18267,6 @@
               <w:right w:val="single" w:sz="6" w:space="0" w:color="1F3864"/>
             </w:tcBorders>
             <w:shd w:val="clear" w:color="auto" w:fill="D9E2F3"/>
-            <w:tcMar>
-              <w:top w:w="50" w:type="dxa"/>
-              <w:left w:w="90" w:type="dxa"/>
-              <w:bottom w:w="50" w:type="dxa"/>
-              <w:right w:w="90" w:type="dxa"/>
-            </w:tcMar>
             <w:vAlign w:val="center"/>
           </w:tcPr>
           <w:p>
@@ -19913,12 +18341,6 @@
               <w:right w:val="single" w:sz="6" w:space="0" w:color="1F3864"/>
             </w:tcBorders>
             <w:shd w:val="clear" w:color="auto" w:fill="4472C4"/>
-            <w:tcMar>
-              <w:top w:w="50" w:type="dxa"/>
-              <w:left w:w="90" w:type="dxa"/>
-              <w:bottom w:w="50" w:type="dxa"/>
-              <w:right w:w="90" w:type="dxa"/>
-            </w:tcMar>
             <w:vAlign w:val="center"/>
           </w:tcPr>
           <w:p>
@@ -19985,12 +18407,6 @@
               <w:right w:val="single" w:sz="6" w:space="0" w:color="1F3864"/>
             </w:tcBorders>
             <w:shd w:val="clear" w:color="auto" w:fill="4472C4"/>
-            <w:tcMar>
-              <w:top w:w="50" w:type="dxa"/>
-              <w:left w:w="90" w:type="dxa"/>
-              <w:bottom w:w="50" w:type="dxa"/>
-              <w:right w:w="90" w:type="dxa"/>
-            </w:tcMar>
             <w:vAlign w:val="center"/>
           </w:tcPr>
           <w:p>
@@ -20030,12 +18446,6 @@
               <w:right w:val="single" w:sz="6" w:space="0" w:color="1F3864"/>
             </w:tcBorders>
             <w:shd w:val="clear" w:color="auto" w:fill="4472C4"/>
-            <w:tcMar>
-              <w:top w:w="50" w:type="dxa"/>
-              <w:left w:w="90" w:type="dxa"/>
-              <w:bottom w:w="50" w:type="dxa"/>
-              <w:right w:w="90" w:type="dxa"/>
-            </w:tcMar>
             <w:vAlign w:val="center"/>
           </w:tcPr>
           <w:p>
@@ -20075,12 +18485,6 @@
               <w:right w:val="single" w:sz="6" w:space="0" w:color="1F3864"/>
             </w:tcBorders>
             <w:shd w:val="clear" w:color="auto" w:fill="4472C4"/>
-            <w:tcMar>
-              <w:top w:w="50" w:type="dxa"/>
-              <w:left w:w="90" w:type="dxa"/>
-              <w:bottom w:w="50" w:type="dxa"/>
-              <w:right w:w="90" w:type="dxa"/>
-            </w:tcMar>
             <w:vAlign w:val="center"/>
           </w:tcPr>
           <w:p>
@@ -20120,12 +18524,6 @@
               <w:right w:val="single" w:sz="6" w:space="0" w:color="1F3864"/>
             </w:tcBorders>
             <w:shd w:val="clear" w:color="auto" w:fill="4472C4"/>
-            <w:tcMar>
-              <w:top w:w="50" w:type="dxa"/>
-              <w:left w:w="90" w:type="dxa"/>
-              <w:bottom w:w="50" w:type="dxa"/>
-              <w:right w:w="90" w:type="dxa"/>
-            </w:tcMar>
             <w:vAlign w:val="center"/>
           </w:tcPr>
           <w:p>
@@ -20192,12 +18590,6 @@
               <w:right w:val="single" w:sz="6" w:space="0" w:color="1F3864"/>
             </w:tcBorders>
             <w:shd w:val="clear" w:color="auto" w:fill="D9E2F3"/>
-            <w:tcMar>
-              <w:top w:w="50" w:type="dxa"/>
-              <w:left w:w="90" w:type="dxa"/>
-              <w:bottom w:w="50" w:type="dxa"/>
-              <w:right w:w="90" w:type="dxa"/>
-            </w:tcMar>
             <w:vAlign w:val="center"/>
           </w:tcPr>
           <w:p>
@@ -20230,12 +18622,6 @@
               <w:right w:val="single" w:sz="6" w:space="0" w:color="1F3864"/>
             </w:tcBorders>
             <w:shd w:val="clear" w:color="auto" w:fill="D9E2F3"/>
-            <w:tcMar>
-              <w:top w:w="50" w:type="dxa"/>
-              <w:left w:w="90" w:type="dxa"/>
-              <w:bottom w:w="50" w:type="dxa"/>
-              <w:right w:w="90" w:type="dxa"/>
-            </w:tcMar>
             <w:vAlign w:val="center"/>
           </w:tcPr>
           <w:p>
@@ -20270,12 +18656,6 @@
               <w:right w:val="single" w:sz="6" w:space="0" w:color="1F3864"/>
             </w:tcBorders>
             <w:shd w:val="clear" w:color="auto" w:fill="D9E2F3"/>
-            <w:tcMar>
-              <w:top w:w="50" w:type="dxa"/>
-              <w:left w:w="90" w:type="dxa"/>
-              <w:bottom w:w="50" w:type="dxa"/>
-              <w:right w:w="90" w:type="dxa"/>
-            </w:tcMar>
             <w:vAlign w:val="center"/>
           </w:tcPr>
           <w:p>
@@ -20308,12 +18688,6 @@
               <w:right w:val="single" w:sz="6" w:space="0" w:color="1F3864"/>
             </w:tcBorders>
             <w:shd w:val="clear" w:color="auto" w:fill="D9E2F3"/>
-            <w:tcMar>
-              <w:top w:w="50" w:type="dxa"/>
-              <w:left w:w="90" w:type="dxa"/>
-              <w:bottom w:w="50" w:type="dxa"/>
-              <w:right w:w="90" w:type="dxa"/>
-            </w:tcMar>
             <w:vAlign w:val="center"/>
           </w:tcPr>
           <w:p>
@@ -20376,12 +18750,6 @@
               <w:right w:val="single" w:sz="6" w:space="0" w:color="1F3864"/>
             </w:tcBorders>
             <w:shd w:val="clear" w:color="auto" w:fill="D9E2F3"/>
-            <w:tcMar>
-              <w:top w:w="50" w:type="dxa"/>
-              <w:left w:w="90" w:type="dxa"/>
-              <w:bottom w:w="50" w:type="dxa"/>
-              <w:right w:w="90" w:type="dxa"/>
-            </w:tcMar>
             <w:vAlign w:val="center"/>
           </w:tcPr>
           <w:p>
@@ -20414,12 +18782,6 @@
               <w:right w:val="single" w:sz="6" w:space="0" w:color="1F3864"/>
             </w:tcBorders>
             <w:shd w:val="clear" w:color="auto" w:fill="D9E2F3"/>
-            <w:tcMar>
-              <w:top w:w="50" w:type="dxa"/>
-              <w:left w:w="90" w:type="dxa"/>
-              <w:bottom w:w="50" w:type="dxa"/>
-              <w:right w:w="90" w:type="dxa"/>
-            </w:tcMar>
             <w:vAlign w:val="center"/>
           </w:tcPr>
           <w:p>
@@ -20452,12 +18814,6 @@
               <w:right w:val="single" w:sz="6" w:space="0" w:color="1F3864"/>
             </w:tcBorders>
             <w:shd w:val="clear" w:color="auto" w:fill="D9E2F3"/>
-            <w:tcMar>
-              <w:top w:w="50" w:type="dxa"/>
-              <w:left w:w="90" w:type="dxa"/>
-              <w:bottom w:w="50" w:type="dxa"/>
-              <w:right w:w="90" w:type="dxa"/>
-            </w:tcMar>
             <w:vAlign w:val="center"/>
           </w:tcPr>
           <w:p>
@@ -20528,12 +18884,6 @@
               <w:right w:val="single" w:sz="6" w:space="0" w:color="1F3864"/>
             </w:tcBorders>
             <w:shd w:val="clear" w:color="auto" w:fill="D9E2F3"/>
-            <w:tcMar>
-              <w:top w:w="50" w:type="dxa"/>
-              <w:left w:w="90" w:type="dxa"/>
-              <w:bottom w:w="50" w:type="dxa"/>
-              <w:right w:w="90" w:type="dxa"/>
-            </w:tcMar>
             <w:vAlign w:val="center"/>
           </w:tcPr>
           <w:p>
@@ -20596,12 +18946,6 @@
               <w:right w:val="single" w:sz="6" w:space="0" w:color="1F3864"/>
             </w:tcBorders>
             <w:shd w:val="clear" w:color="auto" w:fill="D9E2F3"/>
-            <w:tcMar>
-              <w:top w:w="50" w:type="dxa"/>
-              <w:left w:w="90" w:type="dxa"/>
-              <w:bottom w:w="50" w:type="dxa"/>
-              <w:right w:w="90" w:type="dxa"/>
-            </w:tcMar>
             <w:vAlign w:val="center"/>
           </w:tcPr>
           <w:p>
@@ -20634,12 +18978,6 @@
               <w:right w:val="single" w:sz="6" w:space="0" w:color="1F3864"/>
             </w:tcBorders>
             <w:shd w:val="clear" w:color="auto" w:fill="D9E2F3"/>
-            <w:tcMar>
-              <w:top w:w="50" w:type="dxa"/>
-              <w:left w:w="90" w:type="dxa"/>
-              <w:bottom w:w="50" w:type="dxa"/>
-              <w:right w:w="90" w:type="dxa"/>
-            </w:tcMar>
             <w:vAlign w:val="center"/>
           </w:tcPr>
           <w:p>
@@ -20672,12 +19010,6 @@
               <w:right w:val="single" w:sz="6" w:space="0" w:color="1F3864"/>
             </w:tcBorders>
             <w:shd w:val="clear" w:color="auto" w:fill="D9E2F3"/>
-            <w:tcMar>
-              <w:top w:w="50" w:type="dxa"/>
-              <w:left w:w="90" w:type="dxa"/>
-              <w:bottom w:w="50" w:type="dxa"/>
-              <w:right w:w="90" w:type="dxa"/>
-            </w:tcMar>
             <w:vAlign w:val="center"/>
           </w:tcPr>
           <w:p>
@@ -20710,12 +19042,6 @@
               <w:right w:val="single" w:sz="6" w:space="0" w:color="1F3864"/>
             </w:tcBorders>
             <w:shd w:val="clear" w:color="auto" w:fill="D9E2F3"/>
-            <w:tcMar>
-              <w:top w:w="50" w:type="dxa"/>
-              <w:left w:w="90" w:type="dxa"/>
-              <w:bottom w:w="50" w:type="dxa"/>
-              <w:right w:w="90" w:type="dxa"/>
-            </w:tcMar>
             <w:vAlign w:val="center"/>
           </w:tcPr>
           <w:p>
@@ -20778,12 +19104,6 @@
               <w:right w:val="single" w:sz="6" w:space="0" w:color="1F3864"/>
             </w:tcBorders>
             <w:shd w:val="clear" w:color="auto" w:fill="D9E2F3"/>
-            <w:tcMar>
-              <w:top w:w="50" w:type="dxa"/>
-              <w:left w:w="90" w:type="dxa"/>
-              <w:bottom w:w="50" w:type="dxa"/>
-              <w:right w:w="90" w:type="dxa"/>
-            </w:tcMar>
             <w:vAlign w:val="center"/>
           </w:tcPr>
           <w:p>
@@ -20831,12 +19151,6 @@
               <w:right w:val="single" w:sz="6" w:space="0" w:color="1F3864"/>
             </w:tcBorders>
             <w:shd w:val="clear" w:color="auto" w:fill="4472C4"/>
-            <w:tcMar>
-              <w:top w:w="50" w:type="dxa"/>
-              <w:left w:w="90" w:type="dxa"/>
-              <w:bottom w:w="50" w:type="dxa"/>
-              <w:right w:w="90" w:type="dxa"/>
-            </w:tcMar>
             <w:vAlign w:val="center"/>
           </w:tcPr>
           <w:p>
@@ -20903,12 +19217,6 @@
               <w:right w:val="single" w:sz="6" w:space="0" w:color="1F3864"/>
             </w:tcBorders>
             <w:shd w:val="clear" w:color="auto" w:fill="4472C4"/>
-            <w:tcMar>
-              <w:top w:w="50" w:type="dxa"/>
-              <w:left w:w="90" w:type="dxa"/>
-              <w:bottom w:w="50" w:type="dxa"/>
-              <w:right w:w="90" w:type="dxa"/>
-            </w:tcMar>
             <w:vAlign w:val="center"/>
           </w:tcPr>
           <w:p>
@@ -20948,12 +19256,6 @@
               <w:right w:val="single" w:sz="6" w:space="0" w:color="1F3864"/>
             </w:tcBorders>
             <w:shd w:val="clear" w:color="auto" w:fill="4472C4"/>
-            <w:tcMar>
-              <w:top w:w="50" w:type="dxa"/>
-              <w:left w:w="90" w:type="dxa"/>
-              <w:bottom w:w="50" w:type="dxa"/>
-              <w:right w:w="90" w:type="dxa"/>
-            </w:tcMar>
             <w:vAlign w:val="center"/>
           </w:tcPr>
           <w:p>
@@ -20993,12 +19295,6 @@
               <w:right w:val="single" w:sz="6" w:space="0" w:color="1F3864"/>
             </w:tcBorders>
             <w:shd w:val="clear" w:color="auto" w:fill="4472C4"/>
-            <w:tcMar>
-              <w:top w:w="50" w:type="dxa"/>
-              <w:left w:w="90" w:type="dxa"/>
-              <w:bottom w:w="50" w:type="dxa"/>
-              <w:right w:w="90" w:type="dxa"/>
-            </w:tcMar>
             <w:vAlign w:val="center"/>
           </w:tcPr>
           <w:p>
@@ -21038,12 +19334,6 @@
               <w:right w:val="single" w:sz="6" w:space="0" w:color="1F3864"/>
             </w:tcBorders>
             <w:shd w:val="clear" w:color="auto" w:fill="4472C4"/>
-            <w:tcMar>
-              <w:top w:w="50" w:type="dxa"/>
-              <w:left w:w="90" w:type="dxa"/>
-              <w:bottom w:w="50" w:type="dxa"/>
-              <w:right w:w="90" w:type="dxa"/>
-            </w:tcMar>
             <w:vAlign w:val="center"/>
           </w:tcPr>
           <w:p>
@@ -21110,12 +19400,6 @@
               <w:right w:val="single" w:sz="6" w:space="0" w:color="1F3864"/>
             </w:tcBorders>
             <w:shd w:val="clear" w:color="auto" w:fill="D9E2F3"/>
-            <w:tcMar>
-              <w:top w:w="50" w:type="dxa"/>
-              <w:left w:w="90" w:type="dxa"/>
-              <w:bottom w:w="50" w:type="dxa"/>
-              <w:right w:w="90" w:type="dxa"/>
-            </w:tcMar>
             <w:vAlign w:val="center"/>
           </w:tcPr>
           <w:p>
@@ -21148,12 +19432,6 @@
               <w:right w:val="single" w:sz="6" w:space="0" w:color="1F3864"/>
             </w:tcBorders>
             <w:shd w:val="clear" w:color="auto" w:fill="D9E2F3"/>
-            <w:tcMar>
-              <w:top w:w="50" w:type="dxa"/>
-              <w:left w:w="90" w:type="dxa"/>
-              <w:bottom w:w="50" w:type="dxa"/>
-              <w:right w:w="90" w:type="dxa"/>
-            </w:tcMar>
             <w:vAlign w:val="center"/>
           </w:tcPr>
           <w:p>
@@ -21186,12 +19464,6 @@
               <w:right w:val="single" w:sz="6" w:space="0" w:color="1F3864"/>
             </w:tcBorders>
             <w:shd w:val="clear" w:color="auto" w:fill="D9E2F3"/>
-            <w:tcMar>
-              <w:top w:w="50" w:type="dxa"/>
-              <w:left w:w="90" w:type="dxa"/>
-              <w:bottom w:w="50" w:type="dxa"/>
-              <w:right w:w="90" w:type="dxa"/>
-            </w:tcMar>
             <w:vAlign w:val="center"/>
           </w:tcPr>
           <w:p>
@@ -21226,12 +19498,6 @@
               <w:right w:val="single" w:sz="6" w:space="0" w:color="1F3864"/>
             </w:tcBorders>
             <w:shd w:val="clear" w:color="auto" w:fill="D9E2F3"/>
-            <w:tcMar>
-              <w:top w:w="50" w:type="dxa"/>
-              <w:left w:w="90" w:type="dxa"/>
-              <w:bottom w:w="50" w:type="dxa"/>
-              <w:right w:w="90" w:type="dxa"/>
-            </w:tcMar>
             <w:vAlign w:val="center"/>
           </w:tcPr>
           <w:p>
@@ -21294,12 +19560,6 @@
               <w:right w:val="single" w:sz="6" w:space="0" w:color="1F3864"/>
             </w:tcBorders>
             <w:shd w:val="clear" w:color="auto" w:fill="D9E2F3"/>
-            <w:tcMar>
-              <w:top w:w="50" w:type="dxa"/>
-              <w:left w:w="90" w:type="dxa"/>
-              <w:bottom w:w="50" w:type="dxa"/>
-              <w:right w:w="90" w:type="dxa"/>
-            </w:tcMar>
             <w:vAlign w:val="center"/>
           </w:tcPr>
           <w:p>
@@ -21332,12 +19592,6 @@
               <w:right w:val="single" w:sz="6" w:space="0" w:color="1F3864"/>
             </w:tcBorders>
             <w:shd w:val="clear" w:color="auto" w:fill="D9E2F3"/>
-            <w:tcMar>
-              <w:top w:w="50" w:type="dxa"/>
-              <w:left w:w="90" w:type="dxa"/>
-              <w:bottom w:w="50" w:type="dxa"/>
-              <w:right w:w="90" w:type="dxa"/>
-            </w:tcMar>
             <w:vAlign w:val="center"/>
           </w:tcPr>
           <w:p>
@@ -21370,12 +19624,6 @@
               <w:right w:val="single" w:sz="6" w:space="0" w:color="1F3864"/>
             </w:tcBorders>
             <w:shd w:val="clear" w:color="auto" w:fill="D9E2F3"/>
-            <w:tcMar>
-              <w:top w:w="50" w:type="dxa"/>
-              <w:left w:w="90" w:type="dxa"/>
-              <w:bottom w:w="50" w:type="dxa"/>
-              <w:right w:w="90" w:type="dxa"/>
-            </w:tcMar>
             <w:vAlign w:val="center"/>
           </w:tcPr>
           <w:p>
@@ -21410,12 +19658,6 @@
               <w:right w:val="single" w:sz="6" w:space="0" w:color="1F3864"/>
             </w:tcBorders>
             <w:shd w:val="clear" w:color="auto" w:fill="D9E2F3"/>
-            <w:tcMar>
-              <w:top w:w="50" w:type="dxa"/>
-              <w:left w:w="90" w:type="dxa"/>
-              <w:bottom w:w="50" w:type="dxa"/>
-              <w:right w:w="90" w:type="dxa"/>
-            </w:tcMar>
             <w:vAlign w:val="center"/>
           </w:tcPr>
           <w:p>
@@ -21478,12 +19720,6 @@
               <w:right w:val="single" w:sz="6" w:space="0" w:color="1F3864"/>
             </w:tcBorders>
             <w:shd w:val="clear" w:color="auto" w:fill="D9E2F3"/>
-            <w:tcMar>
-              <w:top w:w="50" w:type="dxa"/>
-              <w:left w:w="90" w:type="dxa"/>
-              <w:bottom w:w="50" w:type="dxa"/>
-              <w:right w:w="90" w:type="dxa"/>
-            </w:tcMar>
             <w:vAlign w:val="center"/>
           </w:tcPr>
           <w:p>
@@ -21516,12 +19752,6 @@
               <w:right w:val="single" w:sz="6" w:space="0" w:color="1F3864"/>
             </w:tcBorders>
             <w:shd w:val="clear" w:color="auto" w:fill="D9E2F3"/>
-            <w:tcMar>
-              <w:top w:w="50" w:type="dxa"/>
-              <w:left w:w="90" w:type="dxa"/>
-              <w:bottom w:w="50" w:type="dxa"/>
-              <w:right w:w="90" w:type="dxa"/>
-            </w:tcMar>
             <w:vAlign w:val="center"/>
           </w:tcPr>
           <w:p>
@@ -21554,12 +19784,6 @@
               <w:right w:val="single" w:sz="6" w:space="0" w:color="1F3864"/>
             </w:tcBorders>
             <w:shd w:val="clear" w:color="auto" w:fill="D9E2F3"/>
-            <w:tcMar>
-              <w:top w:w="50" w:type="dxa"/>
-              <w:left w:w="90" w:type="dxa"/>
-              <w:bottom w:w="50" w:type="dxa"/>
-              <w:right w:w="90" w:type="dxa"/>
-            </w:tcMar>
             <w:vAlign w:val="center"/>
           </w:tcPr>
           <w:p>
@@ -21592,12 +19816,6 @@
               <w:right w:val="single" w:sz="6" w:space="0" w:color="1F3864"/>
             </w:tcBorders>
             <w:shd w:val="clear" w:color="auto" w:fill="D9E2F3"/>
-            <w:tcMar>
-              <w:top w:w="50" w:type="dxa"/>
-              <w:left w:w="90" w:type="dxa"/>
-              <w:bottom w:w="50" w:type="dxa"/>
-              <w:right w:w="90" w:type="dxa"/>
-            </w:tcMar>
             <w:vAlign w:val="center"/>
           </w:tcPr>
           <w:p>
@@ -21660,12 +19878,6 @@
               <w:right w:val="single" w:sz="6" w:space="0" w:color="1F3864"/>
             </w:tcBorders>
             <w:shd w:val="clear" w:color="auto" w:fill="D9E2F3"/>
-            <w:tcMar>
-              <w:top w:w="50" w:type="dxa"/>
-              <w:left w:w="90" w:type="dxa"/>
-              <w:bottom w:w="50" w:type="dxa"/>
-              <w:right w:w="90" w:type="dxa"/>
-            </w:tcMar>
             <w:vAlign w:val="center"/>
           </w:tcPr>
           <w:p>
@@ -21713,12 +19925,6 @@
               <w:right w:val="single" w:sz="6" w:space="0" w:color="1F3864"/>
             </w:tcBorders>
             <w:shd w:val="clear" w:color="auto" w:fill="4472C4"/>
-            <w:tcMar>
-              <w:top w:w="50" w:type="dxa"/>
-              <w:left w:w="90" w:type="dxa"/>
-              <w:bottom w:w="50" w:type="dxa"/>
-              <w:right w:w="90" w:type="dxa"/>
-            </w:tcMar>
             <w:vAlign w:val="center"/>
           </w:tcPr>
           <w:p>
@@ -21785,12 +19991,6 @@
               <w:right w:val="single" w:sz="6" w:space="0" w:color="1F3864"/>
             </w:tcBorders>
             <w:shd w:val="clear" w:color="auto" w:fill="4472C4"/>
-            <w:tcMar>
-              <w:top w:w="50" w:type="dxa"/>
-              <w:left w:w="90" w:type="dxa"/>
-              <w:bottom w:w="50" w:type="dxa"/>
-              <w:right w:w="90" w:type="dxa"/>
-            </w:tcMar>
             <w:vAlign w:val="center"/>
           </w:tcPr>
           <w:p>
@@ -21830,12 +20030,6 @@
               <w:right w:val="single" w:sz="6" w:space="0" w:color="1F3864"/>
             </w:tcBorders>
             <w:shd w:val="clear" w:color="auto" w:fill="4472C4"/>
-            <w:tcMar>
-              <w:top w:w="50" w:type="dxa"/>
-              <w:left w:w="90" w:type="dxa"/>
-              <w:bottom w:w="50" w:type="dxa"/>
-              <w:right w:w="90" w:type="dxa"/>
-            </w:tcMar>
             <w:vAlign w:val="center"/>
           </w:tcPr>
           <w:p>
@@ -21875,12 +20069,6 @@
               <w:right w:val="single" w:sz="6" w:space="0" w:color="1F3864"/>
             </w:tcBorders>
             <w:shd w:val="clear" w:color="auto" w:fill="4472C4"/>
-            <w:tcMar>
-              <w:top w:w="50" w:type="dxa"/>
-              <w:left w:w="90" w:type="dxa"/>
-              <w:bottom w:w="50" w:type="dxa"/>
-              <w:right w:w="90" w:type="dxa"/>
-            </w:tcMar>
             <w:vAlign w:val="center"/>
           </w:tcPr>
           <w:p>
@@ -21920,12 +20108,6 @@
               <w:right w:val="single" w:sz="6" w:space="0" w:color="1F3864"/>
             </w:tcBorders>
             <w:shd w:val="clear" w:color="auto" w:fill="4472C4"/>
-            <w:tcMar>
-              <w:top w:w="50" w:type="dxa"/>
-              <w:left w:w="90" w:type="dxa"/>
-              <w:bottom w:w="50" w:type="dxa"/>
-              <w:right w:w="90" w:type="dxa"/>
-            </w:tcMar>
             <w:vAlign w:val="center"/>
           </w:tcPr>
           <w:p>
@@ -21992,12 +20174,6 @@
               <w:right w:val="single" w:sz="6" w:space="0" w:color="1F3864"/>
             </w:tcBorders>
             <w:shd w:val="clear" w:color="auto" w:fill="D9E2F3"/>
-            <w:tcMar>
-              <w:top w:w="50" w:type="dxa"/>
-              <w:left w:w="90" w:type="dxa"/>
-              <w:bottom w:w="50" w:type="dxa"/>
-              <w:right w:w="90" w:type="dxa"/>
-            </w:tcMar>
             <w:vAlign w:val="center"/>
           </w:tcPr>
           <w:p>
@@ -22030,12 +20206,6 @@
               <w:right w:val="single" w:sz="6" w:space="0" w:color="1F3864"/>
             </w:tcBorders>
             <w:shd w:val="clear" w:color="auto" w:fill="D9E2F3"/>
-            <w:tcMar>
-              <w:top w:w="50" w:type="dxa"/>
-              <w:left w:w="90" w:type="dxa"/>
-              <w:bottom w:w="50" w:type="dxa"/>
-              <w:right w:w="90" w:type="dxa"/>
-            </w:tcMar>
             <w:vAlign w:val="center"/>
           </w:tcPr>
           <w:p>
@@ -22068,12 +20238,6 @@
               <w:right w:val="single" w:sz="6" w:space="0" w:color="1F3864"/>
             </w:tcBorders>
             <w:shd w:val="clear" w:color="auto" w:fill="D9E2F3"/>
-            <w:tcMar>
-              <w:top w:w="50" w:type="dxa"/>
-              <w:left w:w="90" w:type="dxa"/>
-              <w:bottom w:w="50" w:type="dxa"/>
-              <w:right w:w="90" w:type="dxa"/>
-            </w:tcMar>
             <w:vAlign w:val="center"/>
           </w:tcPr>
           <w:p>
@@ -22108,12 +20272,6 @@
               <w:right w:val="single" w:sz="6" w:space="0" w:color="1F3864"/>
             </w:tcBorders>
             <w:shd w:val="clear" w:color="auto" w:fill="D9E2F3"/>
-            <w:tcMar>
-              <w:top w:w="50" w:type="dxa"/>
-              <w:left w:w="90" w:type="dxa"/>
-              <w:bottom w:w="50" w:type="dxa"/>
-              <w:right w:w="90" w:type="dxa"/>
-            </w:tcMar>
             <w:vAlign w:val="center"/>
           </w:tcPr>
           <w:p>
@@ -22176,12 +20334,6 @@
               <w:right w:val="single" w:sz="6" w:space="0" w:color="1F3864"/>
             </w:tcBorders>
             <w:shd w:val="clear" w:color="auto" w:fill="D9E2F3"/>
-            <w:tcMar>
-              <w:top w:w="50" w:type="dxa"/>
-              <w:left w:w="90" w:type="dxa"/>
-              <w:bottom w:w="50" w:type="dxa"/>
-              <w:right w:w="90" w:type="dxa"/>
-            </w:tcMar>
             <w:vAlign w:val="center"/>
           </w:tcPr>
           <w:p>
@@ -22214,12 +20366,6 @@
               <w:right w:val="single" w:sz="6" w:space="0" w:color="1F3864"/>
             </w:tcBorders>
             <w:shd w:val="clear" w:color="auto" w:fill="D9E2F3"/>
-            <w:tcMar>
-              <w:top w:w="50" w:type="dxa"/>
-              <w:left w:w="90" w:type="dxa"/>
-              <w:bottom w:w="50" w:type="dxa"/>
-              <w:right w:w="90" w:type="dxa"/>
-            </w:tcMar>
             <w:vAlign w:val="center"/>
           </w:tcPr>
           <w:p>
@@ -22252,12 +20398,6 @@
               <w:right w:val="single" w:sz="6" w:space="0" w:color="1F3864"/>
             </w:tcBorders>
             <w:shd w:val="clear" w:color="auto" w:fill="D9E2F3"/>
-            <w:tcMar>
-              <w:top w:w="50" w:type="dxa"/>
-              <w:left w:w="90" w:type="dxa"/>
-              <w:bottom w:w="50" w:type="dxa"/>
-              <w:right w:w="90" w:type="dxa"/>
-            </w:tcMar>
             <w:vAlign w:val="center"/>
           </w:tcPr>
           <w:p>
@@ -22292,12 +20432,6 @@
               <w:right w:val="single" w:sz="6" w:space="0" w:color="1F3864"/>
             </w:tcBorders>
             <w:shd w:val="clear" w:color="auto" w:fill="D9E2F3"/>
-            <w:tcMar>
-              <w:top w:w="50" w:type="dxa"/>
-              <w:left w:w="90" w:type="dxa"/>
-              <w:bottom w:w="50" w:type="dxa"/>
-              <w:right w:w="90" w:type="dxa"/>
-            </w:tcMar>
             <w:vAlign w:val="center"/>
           </w:tcPr>
           <w:p>
@@ -22360,12 +20494,6 @@
               <w:right w:val="single" w:sz="6" w:space="0" w:color="1F3864"/>
             </w:tcBorders>
             <w:shd w:val="clear" w:color="auto" w:fill="D9E2F3"/>
-            <w:tcMar>
-              <w:top w:w="50" w:type="dxa"/>
-              <w:left w:w="90" w:type="dxa"/>
-              <w:bottom w:w="50" w:type="dxa"/>
-              <w:right w:w="90" w:type="dxa"/>
-            </w:tcMar>
             <w:vAlign w:val="center"/>
           </w:tcPr>
           <w:p>
@@ -22398,12 +20526,6 @@
               <w:right w:val="single" w:sz="6" w:space="0" w:color="1F3864"/>
             </w:tcBorders>
             <w:shd w:val="clear" w:color="auto" w:fill="D9E2F3"/>
-            <w:tcMar>
-              <w:top w:w="50" w:type="dxa"/>
-              <w:left w:w="90" w:type="dxa"/>
-              <w:bottom w:w="50" w:type="dxa"/>
-              <w:right w:w="90" w:type="dxa"/>
-            </w:tcMar>
             <w:vAlign w:val="center"/>
           </w:tcPr>
           <w:p>
@@ -22436,12 +20558,6 @@
               <w:right w:val="single" w:sz="6" w:space="0" w:color="1F3864"/>
             </w:tcBorders>
             <w:shd w:val="clear" w:color="auto" w:fill="D9E2F3"/>
-            <w:tcMar>
-              <w:top w:w="50" w:type="dxa"/>
-              <w:left w:w="90" w:type="dxa"/>
-              <w:bottom w:w="50" w:type="dxa"/>
-              <w:right w:w="90" w:type="dxa"/>
-            </w:tcMar>
             <w:vAlign w:val="center"/>
           </w:tcPr>
           <w:p>
@@ -22474,12 +20590,6 @@
               <w:right w:val="single" w:sz="6" w:space="0" w:color="1F3864"/>
             </w:tcBorders>
             <w:shd w:val="clear" w:color="auto" w:fill="D9E2F3"/>
-            <w:tcMar>
-              <w:top w:w="50" w:type="dxa"/>
-              <w:left w:w="90" w:type="dxa"/>
-              <w:bottom w:w="50" w:type="dxa"/>
-              <w:right w:w="90" w:type="dxa"/>
-            </w:tcMar>
             <w:vAlign w:val="center"/>
           </w:tcPr>
           <w:p>
@@ -22542,12 +20652,6 @@
               <w:right w:val="single" w:sz="6" w:space="0" w:color="1F3864"/>
             </w:tcBorders>
             <w:shd w:val="clear" w:color="auto" w:fill="D9E2F3"/>
-            <w:tcMar>
-              <w:top w:w="50" w:type="dxa"/>
-              <w:left w:w="90" w:type="dxa"/>
-              <w:bottom w:w="50" w:type="dxa"/>
-              <w:right w:w="90" w:type="dxa"/>
-            </w:tcMar>
             <w:vAlign w:val="center"/>
           </w:tcPr>
           <w:p>
@@ -22595,12 +20699,6 @@
               <w:right w:val="single" w:sz="6" w:space="0" w:color="1F3864"/>
             </w:tcBorders>
             <w:shd w:val="clear" w:color="auto" w:fill="4472C4"/>
-            <w:tcMar>
-              <w:top w:w="50" w:type="dxa"/>
-              <w:left w:w="90" w:type="dxa"/>
-              <w:bottom w:w="50" w:type="dxa"/>
-              <w:right w:w="90" w:type="dxa"/>
-            </w:tcMar>
             <w:vAlign w:val="center"/>
           </w:tcPr>
           <w:p>
@@ -22667,12 +20765,6 @@
               <w:right w:val="single" w:sz="6" w:space="0" w:color="1F3864"/>
             </w:tcBorders>
             <w:shd w:val="clear" w:color="auto" w:fill="4472C4"/>
-            <w:tcMar>
-              <w:top w:w="50" w:type="dxa"/>
-              <w:left w:w="90" w:type="dxa"/>
-              <w:bottom w:w="50" w:type="dxa"/>
-              <w:right w:w="90" w:type="dxa"/>
-            </w:tcMar>
             <w:vAlign w:val="center"/>
           </w:tcPr>
           <w:p>
@@ -22712,12 +20804,6 @@
               <w:right w:val="single" w:sz="6" w:space="0" w:color="1F3864"/>
             </w:tcBorders>
             <w:shd w:val="clear" w:color="auto" w:fill="4472C4"/>
-            <w:tcMar>
-              <w:top w:w="50" w:type="dxa"/>
-              <w:left w:w="90" w:type="dxa"/>
-              <w:bottom w:w="50" w:type="dxa"/>
-              <w:right w:w="90" w:type="dxa"/>
-            </w:tcMar>
             <w:vAlign w:val="center"/>
           </w:tcPr>
           <w:p>
@@ -22757,12 +20843,6 @@
               <w:right w:val="single" w:sz="6" w:space="0" w:color="1F3864"/>
             </w:tcBorders>
             <w:shd w:val="clear" w:color="auto" w:fill="4472C4"/>
-            <w:tcMar>
-              <w:top w:w="50" w:type="dxa"/>
-              <w:left w:w="90" w:type="dxa"/>
-              <w:bottom w:w="50" w:type="dxa"/>
-              <w:right w:w="90" w:type="dxa"/>
-            </w:tcMar>
             <w:vAlign w:val="center"/>
           </w:tcPr>
           <w:p>
@@ -22802,12 +20882,6 @@
               <w:right w:val="single" w:sz="6" w:space="0" w:color="1F3864"/>
             </w:tcBorders>
             <w:shd w:val="clear" w:color="auto" w:fill="4472C4"/>
-            <w:tcMar>
-              <w:top w:w="50" w:type="dxa"/>
-              <w:left w:w="90" w:type="dxa"/>
-              <w:bottom w:w="50" w:type="dxa"/>
-              <w:right w:w="90" w:type="dxa"/>
-            </w:tcMar>
             <w:vAlign w:val="center"/>
           </w:tcPr>
           <w:p>
@@ -22874,12 +20948,6 @@
               <w:right w:val="single" w:sz="6" w:space="0" w:color="1F3864"/>
             </w:tcBorders>
             <w:shd w:val="clear" w:color="auto" w:fill="D9E2F3"/>
-            <w:tcMar>
-              <w:top w:w="50" w:type="dxa"/>
-              <w:left w:w="90" w:type="dxa"/>
-              <w:bottom w:w="50" w:type="dxa"/>
-              <w:right w:w="90" w:type="dxa"/>
-            </w:tcMar>
             <w:vAlign w:val="center"/>
           </w:tcPr>
           <w:p>
@@ -22912,12 +20980,6 @@
               <w:right w:val="single" w:sz="6" w:space="0" w:color="1F3864"/>
             </w:tcBorders>
             <w:shd w:val="clear" w:color="auto" w:fill="D9E2F3"/>
-            <w:tcMar>
-              <w:top w:w="50" w:type="dxa"/>
-              <w:left w:w="90" w:type="dxa"/>
-              <w:bottom w:w="50" w:type="dxa"/>
-              <w:right w:w="90" w:type="dxa"/>
-            </w:tcMar>
             <w:vAlign w:val="center"/>
           </w:tcPr>
           <w:p>
@@ -22950,12 +21012,6 @@
               <w:right w:val="single" w:sz="6" w:space="0" w:color="1F3864"/>
             </w:tcBorders>
             <w:shd w:val="clear" w:color="auto" w:fill="D9E2F3"/>
-            <w:tcMar>
-              <w:top w:w="50" w:type="dxa"/>
-              <w:left w:w="90" w:type="dxa"/>
-              <w:bottom w:w="50" w:type="dxa"/>
-              <w:right w:w="90" w:type="dxa"/>
-            </w:tcMar>
             <w:vAlign w:val="center"/>
           </w:tcPr>
           <w:p>
@@ -22990,12 +21046,6 @@
               <w:right w:val="single" w:sz="6" w:space="0" w:color="1F3864"/>
             </w:tcBorders>
             <w:shd w:val="clear" w:color="auto" w:fill="D9E2F3"/>
-            <w:tcMar>
-              <w:top w:w="50" w:type="dxa"/>
-              <w:left w:w="90" w:type="dxa"/>
-              <w:bottom w:w="50" w:type="dxa"/>
-              <w:right w:w="90" w:type="dxa"/>
-            </w:tcMar>
             <w:vAlign w:val="center"/>
           </w:tcPr>
           <w:p>
@@ -23058,12 +21108,6 @@
               <w:right w:val="single" w:sz="6" w:space="0" w:color="1F3864"/>
             </w:tcBorders>
             <w:shd w:val="clear" w:color="auto" w:fill="D9E2F3"/>
-            <w:tcMar>
-              <w:top w:w="50" w:type="dxa"/>
-              <w:left w:w="90" w:type="dxa"/>
-              <w:bottom w:w="50" w:type="dxa"/>
-              <w:right w:w="90" w:type="dxa"/>
-            </w:tcMar>
             <w:vAlign w:val="center"/>
           </w:tcPr>
           <w:p>
@@ -23096,12 +21140,6 @@
               <w:right w:val="single" w:sz="6" w:space="0" w:color="1F3864"/>
             </w:tcBorders>
             <w:shd w:val="clear" w:color="auto" w:fill="D9E2F3"/>
-            <w:tcMar>
-              <w:top w:w="50" w:type="dxa"/>
-              <w:left w:w="90" w:type="dxa"/>
-              <w:bottom w:w="50" w:type="dxa"/>
-              <w:right w:w="90" w:type="dxa"/>
-            </w:tcMar>
             <w:vAlign w:val="center"/>
           </w:tcPr>
           <w:p>
@@ -23136,12 +21174,6 @@
               <w:right w:val="single" w:sz="6" w:space="0" w:color="1F3864"/>
             </w:tcBorders>
             <w:shd w:val="clear" w:color="auto" w:fill="D9E2F3"/>
-            <w:tcMar>
-              <w:top w:w="50" w:type="dxa"/>
-              <w:left w:w="90" w:type="dxa"/>
-              <w:bottom w:w="50" w:type="dxa"/>
-              <w:right w:w="90" w:type="dxa"/>
-            </w:tcMar>
             <w:vAlign w:val="center"/>
           </w:tcPr>
           <w:p>
@@ -23176,12 +21208,6 @@
               <w:right w:val="single" w:sz="6" w:space="0" w:color="1F3864"/>
             </w:tcBorders>
             <w:shd w:val="clear" w:color="auto" w:fill="D9E2F3"/>
-            <w:tcMar>
-              <w:top w:w="50" w:type="dxa"/>
-              <w:left w:w="90" w:type="dxa"/>
-              <w:bottom w:w="50" w:type="dxa"/>
-              <w:right w:w="90" w:type="dxa"/>
-            </w:tcMar>
             <w:vAlign w:val="center"/>
           </w:tcPr>
           <w:p>
@@ -23244,12 +21270,6 @@
               <w:right w:val="single" w:sz="6" w:space="0" w:color="1F3864"/>
             </w:tcBorders>
             <w:shd w:val="clear" w:color="auto" w:fill="D9E2F3"/>
-            <w:tcMar>
-              <w:top w:w="50" w:type="dxa"/>
-              <w:left w:w="90" w:type="dxa"/>
-              <w:bottom w:w="50" w:type="dxa"/>
-              <w:right w:w="90" w:type="dxa"/>
-            </w:tcMar>
             <w:vAlign w:val="center"/>
           </w:tcPr>
           <w:p>
@@ -23282,12 +21302,6 @@
               <w:right w:val="single" w:sz="6" w:space="0" w:color="1F3864"/>
             </w:tcBorders>
             <w:shd w:val="clear" w:color="auto" w:fill="D9E2F3"/>
-            <w:tcMar>
-              <w:top w:w="50" w:type="dxa"/>
-              <w:left w:w="90" w:type="dxa"/>
-              <w:bottom w:w="50" w:type="dxa"/>
-              <w:right w:w="90" w:type="dxa"/>
-            </w:tcMar>
             <w:vAlign w:val="center"/>
           </w:tcPr>
           <w:p>
@@ -23320,12 +21334,6 @@
               <w:right w:val="single" w:sz="6" w:space="0" w:color="1F3864"/>
             </w:tcBorders>
             <w:shd w:val="clear" w:color="auto" w:fill="D9E2F3"/>
-            <w:tcMar>
-              <w:top w:w="50" w:type="dxa"/>
-              <w:left w:w="90" w:type="dxa"/>
-              <w:bottom w:w="50" w:type="dxa"/>
-              <w:right w:w="90" w:type="dxa"/>
-            </w:tcMar>
             <w:vAlign w:val="center"/>
           </w:tcPr>
           <w:p>
@@ -23360,12 +21368,6 @@
               <w:right w:val="single" w:sz="6" w:space="0" w:color="1F3864"/>
             </w:tcBorders>
             <w:shd w:val="clear" w:color="auto" w:fill="D9E2F3"/>
-            <w:tcMar>
-              <w:top w:w="50" w:type="dxa"/>
-              <w:left w:w="90" w:type="dxa"/>
-              <w:bottom w:w="50" w:type="dxa"/>
-              <w:right w:w="90" w:type="dxa"/>
-            </w:tcMar>
             <w:vAlign w:val="center"/>
           </w:tcPr>
           <w:p>
@@ -23428,12 +21430,6 @@
               <w:right w:val="single" w:sz="6" w:space="0" w:color="1F3864"/>
             </w:tcBorders>
             <w:shd w:val="clear" w:color="auto" w:fill="D9E2F3"/>
-            <w:tcMar>
-              <w:top w:w="50" w:type="dxa"/>
-              <w:left w:w="90" w:type="dxa"/>
-              <w:bottom w:w="50" w:type="dxa"/>
-              <w:right w:w="90" w:type="dxa"/>
-            </w:tcMar>
             <w:vAlign w:val="center"/>
           </w:tcPr>
           <w:p>
@@ -23526,12 +21522,6 @@
               <w:right w:val="single" w:sz="6" w:space="0" w:color="1F3864"/>
             </w:tcBorders>
             <w:shd w:val="clear" w:color="auto" w:fill="4472C4"/>
-            <w:tcMar>
-              <w:top w:w="50" w:type="dxa"/>
-              <w:left w:w="90" w:type="dxa"/>
-              <w:bottom w:w="50" w:type="dxa"/>
-              <w:right w:w="90" w:type="dxa"/>
-            </w:tcMar>
             <w:vAlign w:val="center"/>
           </w:tcPr>
           <w:p>
@@ -23598,12 +21588,6 @@
               <w:right w:val="single" w:sz="6" w:space="0" w:color="1F3864"/>
             </w:tcBorders>
             <w:shd w:val="clear" w:color="auto" w:fill="4472C4"/>
-            <w:tcMar>
-              <w:top w:w="50" w:type="dxa"/>
-              <w:left w:w="90" w:type="dxa"/>
-              <w:bottom w:w="50" w:type="dxa"/>
-              <w:right w:w="90" w:type="dxa"/>
-            </w:tcMar>
             <w:vAlign w:val="center"/>
           </w:tcPr>
           <w:p>
@@ -23643,12 +21627,6 @@
               <w:right w:val="single" w:sz="6" w:space="0" w:color="1F3864"/>
             </w:tcBorders>
             <w:shd w:val="clear" w:color="auto" w:fill="4472C4"/>
-            <w:tcMar>
-              <w:top w:w="50" w:type="dxa"/>
-              <w:left w:w="90" w:type="dxa"/>
-              <w:bottom w:w="50" w:type="dxa"/>
-              <w:right w:w="90" w:type="dxa"/>
-            </w:tcMar>
             <w:vAlign w:val="center"/>
           </w:tcPr>
           <w:p>
@@ -23688,12 +21666,6 @@
               <w:right w:val="single" w:sz="6" w:space="0" w:color="1F3864"/>
             </w:tcBorders>
             <w:shd w:val="clear" w:color="auto" w:fill="4472C4"/>
-            <w:tcMar>
-              <w:top w:w="50" w:type="dxa"/>
-              <w:left w:w="90" w:type="dxa"/>
-              <w:bottom w:w="50" w:type="dxa"/>
-              <w:right w:w="90" w:type="dxa"/>
-            </w:tcMar>
             <w:vAlign w:val="center"/>
           </w:tcPr>
           <w:p>
@@ -23733,12 +21705,6 @@
               <w:right w:val="single" w:sz="6" w:space="0" w:color="1F3864"/>
             </w:tcBorders>
             <w:shd w:val="clear" w:color="auto" w:fill="4472C4"/>
-            <w:tcMar>
-              <w:top w:w="50" w:type="dxa"/>
-              <w:left w:w="90" w:type="dxa"/>
-              <w:bottom w:w="50" w:type="dxa"/>
-              <w:right w:w="90" w:type="dxa"/>
-            </w:tcMar>
             <w:vAlign w:val="center"/>
           </w:tcPr>
           <w:p>
@@ -23805,12 +21771,6 @@
               <w:right w:val="single" w:sz="6" w:space="0" w:color="1F3864"/>
             </w:tcBorders>
             <w:shd w:val="clear" w:color="auto" w:fill="D9E2F3"/>
-            <w:tcMar>
-              <w:top w:w="50" w:type="dxa"/>
-              <w:left w:w="90" w:type="dxa"/>
-              <w:bottom w:w="50" w:type="dxa"/>
-              <w:right w:w="90" w:type="dxa"/>
-            </w:tcMar>
             <w:vAlign w:val="center"/>
           </w:tcPr>
           <w:p>
@@ -23843,12 +21803,6 @@
               <w:right w:val="single" w:sz="6" w:space="0" w:color="1F3864"/>
             </w:tcBorders>
             <w:shd w:val="clear" w:color="auto" w:fill="D9E2F3"/>
-            <w:tcMar>
-              <w:top w:w="50" w:type="dxa"/>
-              <w:left w:w="90" w:type="dxa"/>
-              <w:bottom w:w="50" w:type="dxa"/>
-              <w:right w:w="90" w:type="dxa"/>
-            </w:tcMar>
             <w:vAlign w:val="center"/>
           </w:tcPr>
           <w:p>
@@ -23883,12 +21837,6 @@
               <w:right w:val="single" w:sz="6" w:space="0" w:color="1F3864"/>
             </w:tcBorders>
             <w:shd w:val="clear" w:color="auto" w:fill="D9E2F3"/>
-            <w:tcMar>
-              <w:top w:w="50" w:type="dxa"/>
-              <w:left w:w="90" w:type="dxa"/>
-              <w:bottom w:w="50" w:type="dxa"/>
-              <w:right w:w="90" w:type="dxa"/>
-            </w:tcMar>
             <w:vAlign w:val="center"/>
           </w:tcPr>
           <w:p>
@@ -23923,12 +21871,6 @@
               <w:right w:val="single" w:sz="6" w:space="0" w:color="1F3864"/>
             </w:tcBorders>
             <w:shd w:val="clear" w:color="auto" w:fill="D9E2F3"/>
-            <w:tcMar>
-              <w:top w:w="50" w:type="dxa"/>
-              <w:left w:w="90" w:type="dxa"/>
-              <w:bottom w:w="50" w:type="dxa"/>
-              <w:right w:w="90" w:type="dxa"/>
-            </w:tcMar>
             <w:vAlign w:val="center"/>
           </w:tcPr>
           <w:p>
@@ -23991,12 +21933,6 @@
               <w:right w:val="single" w:sz="6" w:space="0" w:color="1F3864"/>
             </w:tcBorders>
             <w:shd w:val="clear" w:color="auto" w:fill="D9E2F3"/>
-            <w:tcMar>
-              <w:top w:w="50" w:type="dxa"/>
-              <w:left w:w="90" w:type="dxa"/>
-              <w:bottom w:w="50" w:type="dxa"/>
-              <w:right w:w="90" w:type="dxa"/>
-            </w:tcMar>
             <w:vAlign w:val="center"/>
           </w:tcPr>
           <w:p>
@@ -24029,12 +21965,6 @@
               <w:right w:val="single" w:sz="6" w:space="0" w:color="1F3864"/>
             </w:tcBorders>
             <w:shd w:val="clear" w:color="auto" w:fill="D9E2F3"/>
-            <w:tcMar>
-              <w:top w:w="50" w:type="dxa"/>
-              <w:left w:w="90" w:type="dxa"/>
-              <w:bottom w:w="50" w:type="dxa"/>
-              <w:right w:w="90" w:type="dxa"/>
-            </w:tcMar>
             <w:vAlign w:val="center"/>
           </w:tcPr>
           <w:p>
@@ -24067,12 +21997,6 @@
               <w:right w:val="single" w:sz="6" w:space="0" w:color="1F3864"/>
             </w:tcBorders>
             <w:shd w:val="clear" w:color="auto" w:fill="D9E2F3"/>
-            <w:tcMar>
-              <w:top w:w="50" w:type="dxa"/>
-              <w:left w:w="90" w:type="dxa"/>
-              <w:bottom w:w="50" w:type="dxa"/>
-              <w:right w:w="90" w:type="dxa"/>
-            </w:tcMar>
             <w:vAlign w:val="center"/>
           </w:tcPr>
           <w:p>
@@ -24107,12 +22031,6 @@
               <w:right w:val="single" w:sz="6" w:space="0" w:color="1F3864"/>
             </w:tcBorders>
             <w:shd w:val="clear" w:color="auto" w:fill="D9E2F3"/>
-            <w:tcMar>
-              <w:top w:w="50" w:type="dxa"/>
-              <w:left w:w="90" w:type="dxa"/>
-              <w:bottom w:w="50" w:type="dxa"/>
-              <w:right w:w="90" w:type="dxa"/>
-            </w:tcMar>
             <w:vAlign w:val="center"/>
           </w:tcPr>
           <w:p>
@@ -24175,12 +22093,6 @@
               <w:right w:val="single" w:sz="6" w:space="0" w:color="1F3864"/>
             </w:tcBorders>
             <w:shd w:val="clear" w:color="auto" w:fill="D9E2F3"/>
-            <w:tcMar>
-              <w:top w:w="50" w:type="dxa"/>
-              <w:left w:w="90" w:type="dxa"/>
-              <w:bottom w:w="50" w:type="dxa"/>
-              <w:right w:w="90" w:type="dxa"/>
-            </w:tcMar>
             <w:vAlign w:val="center"/>
           </w:tcPr>
           <w:p>
@@ -24213,12 +22125,6 @@
               <w:right w:val="single" w:sz="6" w:space="0" w:color="1F3864"/>
             </w:tcBorders>
             <w:shd w:val="clear" w:color="auto" w:fill="D9E2F3"/>
-            <w:tcMar>
-              <w:top w:w="50" w:type="dxa"/>
-              <w:left w:w="90" w:type="dxa"/>
-              <w:bottom w:w="50" w:type="dxa"/>
-              <w:right w:w="90" w:type="dxa"/>
-            </w:tcMar>
             <w:vAlign w:val="center"/>
           </w:tcPr>
           <w:p>
@@ -24251,12 +22157,6 @@
               <w:right w:val="single" w:sz="6" w:space="0" w:color="1F3864"/>
             </w:tcBorders>
             <w:shd w:val="clear" w:color="auto" w:fill="D9E2F3"/>
-            <w:tcMar>
-              <w:top w:w="50" w:type="dxa"/>
-              <w:left w:w="90" w:type="dxa"/>
-              <w:bottom w:w="50" w:type="dxa"/>
-              <w:right w:w="90" w:type="dxa"/>
-            </w:tcMar>
             <w:vAlign w:val="center"/>
           </w:tcPr>
           <w:p>
@@ -24291,12 +22191,6 @@
               <w:right w:val="single" w:sz="6" w:space="0" w:color="1F3864"/>
             </w:tcBorders>
             <w:shd w:val="clear" w:color="auto" w:fill="D9E2F3"/>
-            <w:tcMar>
-              <w:top w:w="50" w:type="dxa"/>
-              <w:left w:w="90" w:type="dxa"/>
-              <w:bottom w:w="50" w:type="dxa"/>
-              <w:right w:w="90" w:type="dxa"/>
-            </w:tcMar>
             <w:vAlign w:val="center"/>
           </w:tcPr>
           <w:p>
@@ -24356,12 +22250,6 @@
               <w:right w:val="single" w:sz="6" w:space="0" w:color="1F3864"/>
             </w:tcBorders>
             <w:shd w:val="clear" w:color="auto" w:fill="D9E2F3"/>
-            <w:tcMar>
-              <w:top w:w="50" w:type="dxa"/>
-              <w:left w:w="90" w:type="dxa"/>
-              <w:bottom w:w="50" w:type="dxa"/>
-              <w:right w:w="90" w:type="dxa"/>
-            </w:tcMar>
             <w:vAlign w:val="center"/>
           </w:tcPr>
           <w:p>
@@ -24409,12 +22297,6 @@
               <w:right w:val="single" w:sz="6" w:space="0" w:color="1F3864"/>
             </w:tcBorders>
             <w:shd w:val="clear" w:color="auto" w:fill="4472C4"/>
-            <w:tcMar>
-              <w:top w:w="50" w:type="dxa"/>
-              <w:left w:w="90" w:type="dxa"/>
-              <w:bottom w:w="50" w:type="dxa"/>
-              <w:right w:w="90" w:type="dxa"/>
-            </w:tcMar>
             <w:vAlign w:val="center"/>
           </w:tcPr>
           <w:p>
@@ -24481,12 +22363,6 @@
               <w:right w:val="single" w:sz="6" w:space="0" w:color="1F3864"/>
             </w:tcBorders>
             <w:shd w:val="clear" w:color="auto" w:fill="4472C4"/>
-            <w:tcMar>
-              <w:top w:w="50" w:type="dxa"/>
-              <w:left w:w="90" w:type="dxa"/>
-              <w:bottom w:w="50" w:type="dxa"/>
-              <w:right w:w="90" w:type="dxa"/>
-            </w:tcMar>
             <w:vAlign w:val="center"/>
           </w:tcPr>
           <w:p>
@@ -24526,12 +22402,6 @@
               <w:right w:val="single" w:sz="6" w:space="0" w:color="1F3864"/>
             </w:tcBorders>
             <w:shd w:val="clear" w:color="auto" w:fill="4472C4"/>
-            <w:tcMar>
-              <w:top w:w="50" w:type="dxa"/>
-              <w:left w:w="90" w:type="dxa"/>
-              <w:bottom w:w="50" w:type="dxa"/>
-              <w:right w:w="90" w:type="dxa"/>
-            </w:tcMar>
             <w:vAlign w:val="center"/>
           </w:tcPr>
           <w:p>
@@ -24571,12 +22441,6 @@
               <w:right w:val="single" w:sz="6" w:space="0" w:color="1F3864"/>
             </w:tcBorders>
             <w:shd w:val="clear" w:color="auto" w:fill="4472C4"/>
-            <w:tcMar>
-              <w:top w:w="50" w:type="dxa"/>
-              <w:left w:w="90" w:type="dxa"/>
-              <w:bottom w:w="50" w:type="dxa"/>
-              <w:right w:w="90" w:type="dxa"/>
-            </w:tcMar>
             <w:vAlign w:val="center"/>
           </w:tcPr>
           <w:p>
@@ -24616,12 +22480,6 @@
               <w:right w:val="single" w:sz="6" w:space="0" w:color="1F3864"/>
             </w:tcBorders>
             <w:shd w:val="clear" w:color="auto" w:fill="4472C4"/>
-            <w:tcMar>
-              <w:top w:w="50" w:type="dxa"/>
-              <w:left w:w="90" w:type="dxa"/>
-              <w:bottom w:w="50" w:type="dxa"/>
-              <w:right w:w="90" w:type="dxa"/>
-            </w:tcMar>
             <w:vAlign w:val="center"/>
           </w:tcPr>
           <w:p>
@@ -24688,12 +22546,6 @@
               <w:right w:val="single" w:sz="6" w:space="0" w:color="1F3864"/>
             </w:tcBorders>
             <w:shd w:val="clear" w:color="auto" w:fill="D9E2F3"/>
-            <w:tcMar>
-              <w:top w:w="50" w:type="dxa"/>
-              <w:left w:w="90" w:type="dxa"/>
-              <w:bottom w:w="50" w:type="dxa"/>
-              <w:right w:w="90" w:type="dxa"/>
-            </w:tcMar>
             <w:vAlign w:val="center"/>
           </w:tcPr>
           <w:p>
@@ -24726,12 +22578,6 @@
               <w:right w:val="single" w:sz="6" w:space="0" w:color="1F3864"/>
             </w:tcBorders>
             <w:shd w:val="clear" w:color="auto" w:fill="D9E2F3"/>
-            <w:tcMar>
-              <w:top w:w="50" w:type="dxa"/>
-              <w:left w:w="90" w:type="dxa"/>
-              <w:bottom w:w="50" w:type="dxa"/>
-              <w:right w:w="90" w:type="dxa"/>
-            </w:tcMar>
             <w:vAlign w:val="center"/>
           </w:tcPr>
           <w:p>
@@ -24766,12 +22612,6 @@
               <w:right w:val="single" w:sz="6" w:space="0" w:color="1F3864"/>
             </w:tcBorders>
             <w:shd w:val="clear" w:color="auto" w:fill="D9E2F3"/>
-            <w:tcMar>
-              <w:top w:w="50" w:type="dxa"/>
-              <w:left w:w="90" w:type="dxa"/>
-              <w:bottom w:w="50" w:type="dxa"/>
-              <w:right w:w="90" w:type="dxa"/>
-            </w:tcMar>
             <w:vAlign w:val="center"/>
           </w:tcPr>
           <w:p>
@@ -24806,12 +22646,6 @@
               <w:right w:val="single" w:sz="6" w:space="0" w:color="1F3864"/>
             </w:tcBorders>
             <w:shd w:val="clear" w:color="auto" w:fill="D9E2F3"/>
-            <w:tcMar>
-              <w:top w:w="50" w:type="dxa"/>
-              <w:left w:w="90" w:type="dxa"/>
-              <w:bottom w:w="50" w:type="dxa"/>
-              <w:right w:w="90" w:type="dxa"/>
-            </w:tcMar>
             <w:vAlign w:val="center"/>
           </w:tcPr>
           <w:p>
@@ -24874,12 +22708,6 @@
               <w:right w:val="single" w:sz="6" w:space="0" w:color="1F3864"/>
             </w:tcBorders>
             <w:shd w:val="clear" w:color="auto" w:fill="D9E2F3"/>
-            <w:tcMar>
-              <w:top w:w="50" w:type="dxa"/>
-              <w:left w:w="90" w:type="dxa"/>
-              <w:bottom w:w="50" w:type="dxa"/>
-              <w:right w:w="90" w:type="dxa"/>
-            </w:tcMar>
             <w:vAlign w:val="center"/>
           </w:tcPr>
           <w:p>
@@ -24912,12 +22740,6 @@
               <w:right w:val="single" w:sz="6" w:space="0" w:color="1F3864"/>
             </w:tcBorders>
             <w:shd w:val="clear" w:color="auto" w:fill="D9E2F3"/>
-            <w:tcMar>
-              <w:top w:w="50" w:type="dxa"/>
-              <w:left w:w="90" w:type="dxa"/>
-              <w:bottom w:w="50" w:type="dxa"/>
-              <w:right w:w="90" w:type="dxa"/>
-            </w:tcMar>
             <w:vAlign w:val="center"/>
           </w:tcPr>
           <w:p>
@@ -24950,12 +22772,6 @@
               <w:right w:val="single" w:sz="6" w:space="0" w:color="1F3864"/>
             </w:tcBorders>
             <w:shd w:val="clear" w:color="auto" w:fill="D9E2F3"/>
-            <w:tcMar>
-              <w:top w:w="50" w:type="dxa"/>
-              <w:left w:w="90" w:type="dxa"/>
-              <w:bottom w:w="50" w:type="dxa"/>
-              <w:right w:w="90" w:type="dxa"/>
-            </w:tcMar>
             <w:vAlign w:val="center"/>
           </w:tcPr>
           <w:p>
@@ -24990,12 +22806,6 @@
               <w:right w:val="single" w:sz="6" w:space="0" w:color="1F3864"/>
             </w:tcBorders>
             <w:shd w:val="clear" w:color="auto" w:fill="D9E2F3"/>
-            <w:tcMar>
-              <w:top w:w="50" w:type="dxa"/>
-              <w:left w:w="90" w:type="dxa"/>
-              <w:bottom w:w="50" w:type="dxa"/>
-              <w:right w:w="90" w:type="dxa"/>
-            </w:tcMar>
             <w:vAlign w:val="center"/>
           </w:tcPr>
           <w:p>
@@ -25058,12 +22868,6 @@
               <w:right w:val="single" w:sz="6" w:space="0" w:color="1F3864"/>
             </w:tcBorders>
             <w:shd w:val="clear" w:color="auto" w:fill="D9E2F3"/>
-            <w:tcMar>
-              <w:top w:w="50" w:type="dxa"/>
-              <w:left w:w="90" w:type="dxa"/>
-              <w:bottom w:w="50" w:type="dxa"/>
-              <w:right w:w="90" w:type="dxa"/>
-            </w:tcMar>
             <w:vAlign w:val="center"/>
           </w:tcPr>
           <w:p>
@@ -25096,12 +22900,6 @@
               <w:right w:val="single" w:sz="6" w:space="0" w:color="1F3864"/>
             </w:tcBorders>
             <w:shd w:val="clear" w:color="auto" w:fill="D9E2F3"/>
-            <w:tcMar>
-              <w:top w:w="50" w:type="dxa"/>
-              <w:left w:w="90" w:type="dxa"/>
-              <w:bottom w:w="50" w:type="dxa"/>
-              <w:right w:w="90" w:type="dxa"/>
-            </w:tcMar>
             <w:vAlign w:val="center"/>
           </w:tcPr>
           <w:p>
@@ -25134,12 +22932,6 @@
               <w:right w:val="single" w:sz="6" w:space="0" w:color="1F3864"/>
             </w:tcBorders>
             <w:shd w:val="clear" w:color="auto" w:fill="D9E2F3"/>
-            <w:tcMar>
-              <w:top w:w="50" w:type="dxa"/>
-              <w:left w:w="90" w:type="dxa"/>
-              <w:bottom w:w="50" w:type="dxa"/>
-              <w:right w:w="90" w:type="dxa"/>
-            </w:tcMar>
             <w:vAlign w:val="center"/>
           </w:tcPr>
           <w:p>
@@ -25172,12 +22964,6 @@
               <w:right w:val="single" w:sz="6" w:space="0" w:color="1F3864"/>
             </w:tcBorders>
             <w:shd w:val="clear" w:color="auto" w:fill="D9E2F3"/>
-            <w:tcMar>
-              <w:top w:w="50" w:type="dxa"/>
-              <w:left w:w="90" w:type="dxa"/>
-              <w:bottom w:w="50" w:type="dxa"/>
-              <w:right w:w="90" w:type="dxa"/>
-            </w:tcMar>
             <w:vAlign w:val="center"/>
           </w:tcPr>
           <w:p>
@@ -25240,12 +23026,6 @@
               <w:right w:val="single" w:sz="6" w:space="0" w:color="1F3864"/>
             </w:tcBorders>
             <w:shd w:val="clear" w:color="auto" w:fill="D9E2F3"/>
-            <w:tcMar>
-              <w:top w:w="50" w:type="dxa"/>
-              <w:left w:w="90" w:type="dxa"/>
-              <w:bottom w:w="50" w:type="dxa"/>
-              <w:right w:w="90" w:type="dxa"/>
-            </w:tcMar>
             <w:vAlign w:val="center"/>
           </w:tcPr>
           <w:p>
@@ -25293,12 +23073,6 @@
               <w:right w:val="single" w:sz="6" w:space="0" w:color="1F3864"/>
             </w:tcBorders>
             <w:shd w:val="clear" w:color="auto" w:fill="4472C4"/>
-            <w:tcMar>
-              <w:top w:w="50" w:type="dxa"/>
-              <w:left w:w="90" w:type="dxa"/>
-              <w:bottom w:w="50" w:type="dxa"/>
-              <w:right w:w="90" w:type="dxa"/>
-            </w:tcMar>
             <w:vAlign w:val="center"/>
           </w:tcPr>
           <w:p>
@@ -25365,12 +23139,6 @@
               <w:right w:val="single" w:sz="6" w:space="0" w:color="1F3864"/>
             </w:tcBorders>
             <w:shd w:val="clear" w:color="auto" w:fill="4472C4"/>
-            <w:tcMar>
-              <w:top w:w="50" w:type="dxa"/>
-              <w:left w:w="90" w:type="dxa"/>
-              <w:bottom w:w="50" w:type="dxa"/>
-              <w:right w:w="90" w:type="dxa"/>
-            </w:tcMar>
             <w:vAlign w:val="center"/>
           </w:tcPr>
           <w:p>
@@ -25410,12 +23178,6 @@
               <w:right w:val="single" w:sz="6" w:space="0" w:color="1F3864"/>
             </w:tcBorders>
             <w:shd w:val="clear" w:color="auto" w:fill="4472C4"/>
-            <w:tcMar>
-              <w:top w:w="50" w:type="dxa"/>
-              <w:left w:w="90" w:type="dxa"/>
-              <w:bottom w:w="50" w:type="dxa"/>
-              <w:right w:w="90" w:type="dxa"/>
-            </w:tcMar>
             <w:vAlign w:val="center"/>
           </w:tcPr>
           <w:p>
@@ -25455,12 +23217,6 @@
               <w:right w:val="single" w:sz="6" w:space="0" w:color="1F3864"/>
             </w:tcBorders>
             <w:shd w:val="clear" w:color="auto" w:fill="4472C4"/>
-            <w:tcMar>
-              <w:top w:w="50" w:type="dxa"/>
-              <w:left w:w="90" w:type="dxa"/>
-              <w:bottom w:w="50" w:type="dxa"/>
-              <w:right w:w="90" w:type="dxa"/>
-            </w:tcMar>
             <w:vAlign w:val="center"/>
           </w:tcPr>
           <w:p>
@@ -25500,12 +23256,6 @@
               <w:right w:val="single" w:sz="6" w:space="0" w:color="1F3864"/>
             </w:tcBorders>
             <w:shd w:val="clear" w:color="auto" w:fill="4472C4"/>
-            <w:tcMar>
-              <w:top w:w="50" w:type="dxa"/>
-              <w:left w:w="90" w:type="dxa"/>
-              <w:bottom w:w="50" w:type="dxa"/>
-              <w:right w:w="90" w:type="dxa"/>
-            </w:tcMar>
             <w:vAlign w:val="center"/>
           </w:tcPr>
           <w:p>
@@ -25572,12 +23322,6 @@
               <w:right w:val="single" w:sz="6" w:space="0" w:color="1F3864"/>
             </w:tcBorders>
             <w:shd w:val="clear" w:color="auto" w:fill="D9E2F3"/>
-            <w:tcMar>
-              <w:top w:w="50" w:type="dxa"/>
-              <w:left w:w="90" w:type="dxa"/>
-              <w:bottom w:w="50" w:type="dxa"/>
-              <w:right w:w="90" w:type="dxa"/>
-            </w:tcMar>
             <w:vAlign w:val="center"/>
           </w:tcPr>
           <w:p>
@@ -25610,12 +23354,6 @@
               <w:right w:val="single" w:sz="6" w:space="0" w:color="1F3864"/>
             </w:tcBorders>
             <w:shd w:val="clear" w:color="auto" w:fill="D9E2F3"/>
-            <w:tcMar>
-              <w:top w:w="50" w:type="dxa"/>
-              <w:left w:w="90" w:type="dxa"/>
-              <w:bottom w:w="50" w:type="dxa"/>
-              <w:right w:w="90" w:type="dxa"/>
-            </w:tcMar>
             <w:vAlign w:val="center"/>
           </w:tcPr>
           <w:p>
@@ -25649,12 +23387,6 @@
               <w:right w:val="single" w:sz="6" w:space="0" w:color="1F3864"/>
             </w:tcBorders>
             <w:shd w:val="clear" w:color="auto" w:fill="D9E2F3"/>
-            <w:tcMar>
-              <w:top w:w="50" w:type="dxa"/>
-              <w:left w:w="90" w:type="dxa"/>
-              <w:bottom w:w="50" w:type="dxa"/>
-              <w:right w:w="90" w:type="dxa"/>
-            </w:tcMar>
             <w:vAlign w:val="center"/>
           </w:tcPr>
           <w:p>
@@ -25689,12 +23421,6 @@
               <w:right w:val="single" w:sz="6" w:space="0" w:color="1F3864"/>
             </w:tcBorders>
             <w:shd w:val="clear" w:color="auto" w:fill="D9E2F3"/>
-            <w:tcMar>
-              <w:top w:w="50" w:type="dxa"/>
-              <w:left w:w="90" w:type="dxa"/>
-              <w:bottom w:w="50" w:type="dxa"/>
-              <w:right w:w="90" w:type="dxa"/>
-            </w:tcMar>
             <w:vAlign w:val="center"/>
           </w:tcPr>
           <w:p>
@@ -25757,12 +23483,6 @@
               <w:right w:val="single" w:sz="6" w:space="0" w:color="1F3864"/>
             </w:tcBorders>
             <w:shd w:val="clear" w:color="auto" w:fill="D9E2F3"/>
-            <w:tcMar>
-              <w:top w:w="50" w:type="dxa"/>
-              <w:left w:w="90" w:type="dxa"/>
-              <w:bottom w:w="50" w:type="dxa"/>
-              <w:right w:w="90" w:type="dxa"/>
-            </w:tcMar>
             <w:vAlign w:val="center"/>
           </w:tcPr>
           <w:p>
@@ -25795,12 +23515,6 @@
               <w:right w:val="single" w:sz="6" w:space="0" w:color="1F3864"/>
             </w:tcBorders>
             <w:shd w:val="clear" w:color="auto" w:fill="D9E2F3"/>
-            <w:tcMar>
-              <w:top w:w="50" w:type="dxa"/>
-              <w:left w:w="90" w:type="dxa"/>
-              <w:bottom w:w="50" w:type="dxa"/>
-              <w:right w:w="90" w:type="dxa"/>
-            </w:tcMar>
             <w:vAlign w:val="center"/>
           </w:tcPr>
           <w:p>
@@ -25835,12 +23549,6 @@
               <w:right w:val="single" w:sz="6" w:space="0" w:color="1F3864"/>
             </w:tcBorders>
             <w:shd w:val="clear" w:color="auto" w:fill="D9E2F3"/>
-            <w:tcMar>
-              <w:top w:w="50" w:type="dxa"/>
-              <w:left w:w="90" w:type="dxa"/>
-              <w:bottom w:w="50" w:type="dxa"/>
-              <w:right w:w="90" w:type="dxa"/>
-            </w:tcMar>
             <w:vAlign w:val="center"/>
           </w:tcPr>
           <w:p>
@@ -25875,12 +23583,6 @@
               <w:right w:val="single" w:sz="6" w:space="0" w:color="1F3864"/>
             </w:tcBorders>
             <w:shd w:val="clear" w:color="auto" w:fill="D9E2F3"/>
-            <w:tcMar>
-              <w:top w:w="50" w:type="dxa"/>
-              <w:left w:w="90" w:type="dxa"/>
-              <w:bottom w:w="50" w:type="dxa"/>
-              <w:right w:w="90" w:type="dxa"/>
-            </w:tcMar>
             <w:vAlign w:val="center"/>
           </w:tcPr>
           <w:p>
@@ -25943,12 +23645,6 @@
               <w:right w:val="single" w:sz="6" w:space="0" w:color="1F3864"/>
             </w:tcBorders>
             <w:shd w:val="clear" w:color="auto" w:fill="D9E2F3"/>
-            <w:tcMar>
-              <w:top w:w="50" w:type="dxa"/>
-              <w:left w:w="90" w:type="dxa"/>
-              <w:bottom w:w="50" w:type="dxa"/>
-              <w:right w:w="90" w:type="dxa"/>
-            </w:tcMar>
             <w:vAlign w:val="center"/>
           </w:tcPr>
           <w:p>
@@ -25983,12 +23679,6 @@
               <w:right w:val="single" w:sz="6" w:space="0" w:color="1F3864"/>
             </w:tcBorders>
             <w:shd w:val="clear" w:color="auto" w:fill="D9E2F3"/>
-            <w:tcMar>
-              <w:top w:w="50" w:type="dxa"/>
-              <w:left w:w="90" w:type="dxa"/>
-              <w:bottom w:w="50" w:type="dxa"/>
-              <w:right w:w="90" w:type="dxa"/>
-            </w:tcMar>
             <w:vAlign w:val="center"/>
           </w:tcPr>
           <w:p>
@@ -26023,12 +23713,6 @@
               <w:right w:val="single" w:sz="6" w:space="0" w:color="1F3864"/>
             </w:tcBorders>
             <w:shd w:val="clear" w:color="auto" w:fill="D9E2F3"/>
-            <w:tcMar>
-              <w:top w:w="50" w:type="dxa"/>
-              <w:left w:w="90" w:type="dxa"/>
-              <w:bottom w:w="50" w:type="dxa"/>
-              <w:right w:w="90" w:type="dxa"/>
-            </w:tcMar>
             <w:vAlign w:val="center"/>
           </w:tcPr>
           <w:p>
@@ -26063,12 +23747,6 @@
               <w:right w:val="single" w:sz="6" w:space="0" w:color="1F3864"/>
             </w:tcBorders>
             <w:shd w:val="clear" w:color="auto" w:fill="D9E2F3"/>
-            <w:tcMar>
-              <w:top w:w="50" w:type="dxa"/>
-              <w:left w:w="90" w:type="dxa"/>
-              <w:bottom w:w="50" w:type="dxa"/>
-              <w:right w:w="90" w:type="dxa"/>
-            </w:tcMar>
             <w:vAlign w:val="center"/>
           </w:tcPr>
           <w:p>
@@ -26131,12 +23809,6 @@
               <w:right w:val="single" w:sz="6" w:space="0" w:color="1F3864"/>
             </w:tcBorders>
             <w:shd w:val="clear" w:color="auto" w:fill="D9E2F3"/>
-            <w:tcMar>
-              <w:top w:w="50" w:type="dxa"/>
-              <w:left w:w="90" w:type="dxa"/>
-              <w:bottom w:w="50" w:type="dxa"/>
-              <w:right w:w="90" w:type="dxa"/>
-            </w:tcMar>
             <w:vAlign w:val="center"/>
           </w:tcPr>
           <w:p>
@@ -26184,12 +23856,6 @@
               <w:right w:val="single" w:sz="6" w:space="0" w:color="1F3864"/>
             </w:tcBorders>
             <w:shd w:val="clear" w:color="auto" w:fill="4472C4"/>
-            <w:tcMar>
-              <w:top w:w="50" w:type="dxa"/>
-              <w:left w:w="90" w:type="dxa"/>
-              <w:bottom w:w="50" w:type="dxa"/>
-              <w:right w:w="90" w:type="dxa"/>
-            </w:tcMar>
             <w:vAlign w:val="center"/>
           </w:tcPr>
           <w:p>
@@ -26256,12 +23922,6 @@
               <w:right w:val="single" w:sz="6" w:space="0" w:color="1F3864"/>
             </w:tcBorders>
             <w:shd w:val="clear" w:color="auto" w:fill="4472C4"/>
-            <w:tcMar>
-              <w:top w:w="50" w:type="dxa"/>
-              <w:left w:w="90" w:type="dxa"/>
-              <w:bottom w:w="50" w:type="dxa"/>
-              <w:right w:w="90" w:type="dxa"/>
-            </w:tcMar>
             <w:vAlign w:val="center"/>
           </w:tcPr>
           <w:p>
@@ -26301,12 +23961,6 @@
               <w:right w:val="single" w:sz="6" w:space="0" w:color="1F3864"/>
             </w:tcBorders>
             <w:shd w:val="clear" w:color="auto" w:fill="4472C4"/>
-            <w:tcMar>
-              <w:top w:w="50" w:type="dxa"/>
-              <w:left w:w="90" w:type="dxa"/>
-              <w:bottom w:w="50" w:type="dxa"/>
-              <w:right w:w="90" w:type="dxa"/>
-            </w:tcMar>
             <w:vAlign w:val="center"/>
           </w:tcPr>
           <w:p>
@@ -26346,12 +24000,6 @@
               <w:right w:val="single" w:sz="6" w:space="0" w:color="1F3864"/>
             </w:tcBorders>
             <w:shd w:val="clear" w:color="auto" w:fill="4472C4"/>
-            <w:tcMar>
-              <w:top w:w="50" w:type="dxa"/>
-              <w:left w:w="90" w:type="dxa"/>
-              <w:bottom w:w="50" w:type="dxa"/>
-              <w:right w:w="90" w:type="dxa"/>
-            </w:tcMar>
             <w:vAlign w:val="center"/>
           </w:tcPr>
           <w:p>
@@ -26391,12 +24039,6 @@
               <w:right w:val="single" w:sz="6" w:space="0" w:color="1F3864"/>
             </w:tcBorders>
             <w:shd w:val="clear" w:color="auto" w:fill="4472C4"/>
-            <w:tcMar>
-              <w:top w:w="50" w:type="dxa"/>
-              <w:left w:w="90" w:type="dxa"/>
-              <w:bottom w:w="50" w:type="dxa"/>
-              <w:right w:w="90" w:type="dxa"/>
-            </w:tcMar>
             <w:vAlign w:val="center"/>
           </w:tcPr>
           <w:p>
@@ -26463,12 +24105,6 @@
               <w:right w:val="single" w:sz="6" w:space="0" w:color="1F3864"/>
             </w:tcBorders>
             <w:shd w:val="clear" w:color="auto" w:fill="D9E2F3"/>
-            <w:tcMar>
-              <w:top w:w="50" w:type="dxa"/>
-              <w:left w:w="90" w:type="dxa"/>
-              <w:bottom w:w="50" w:type="dxa"/>
-              <w:right w:w="90" w:type="dxa"/>
-            </w:tcMar>
             <w:vAlign w:val="center"/>
           </w:tcPr>
           <w:p>
@@ -26501,12 +24137,6 @@
               <w:right w:val="single" w:sz="6" w:space="0" w:color="1F3864"/>
             </w:tcBorders>
             <w:shd w:val="clear" w:color="auto" w:fill="D9E2F3"/>
-            <w:tcMar>
-              <w:top w:w="50" w:type="dxa"/>
-              <w:left w:w="90" w:type="dxa"/>
-              <w:bottom w:w="50" w:type="dxa"/>
-              <w:right w:w="90" w:type="dxa"/>
-            </w:tcMar>
             <w:vAlign w:val="center"/>
           </w:tcPr>
           <w:p>
@@ -26541,12 +24171,6 @@
               <w:right w:val="single" w:sz="6" w:space="0" w:color="1F3864"/>
             </w:tcBorders>
             <w:shd w:val="clear" w:color="auto" w:fill="D9E2F3"/>
-            <w:tcMar>
-              <w:top w:w="50" w:type="dxa"/>
-              <w:left w:w="90" w:type="dxa"/>
-              <w:bottom w:w="50" w:type="dxa"/>
-              <w:right w:w="90" w:type="dxa"/>
-            </w:tcMar>
             <w:vAlign w:val="center"/>
           </w:tcPr>
           <w:p>
@@ -26581,12 +24205,6 @@
               <w:right w:val="single" w:sz="6" w:space="0" w:color="1F3864"/>
             </w:tcBorders>
             <w:shd w:val="clear" w:color="auto" w:fill="D9E2F3"/>
-            <w:tcMar>
-              <w:top w:w="50" w:type="dxa"/>
-              <w:left w:w="90" w:type="dxa"/>
-              <w:bottom w:w="50" w:type="dxa"/>
-              <w:right w:w="90" w:type="dxa"/>
-            </w:tcMar>
             <w:vAlign w:val="center"/>
           </w:tcPr>
           <w:p>
@@ -26649,12 +24267,6 @@
               <w:right w:val="single" w:sz="6" w:space="0" w:color="1F3864"/>
             </w:tcBorders>
             <w:shd w:val="clear" w:color="auto" w:fill="D9E2F3"/>
-            <w:tcMar>
-              <w:top w:w="50" w:type="dxa"/>
-              <w:left w:w="90" w:type="dxa"/>
-              <w:bottom w:w="50" w:type="dxa"/>
-              <w:right w:w="90" w:type="dxa"/>
-            </w:tcMar>
             <w:vAlign w:val="center"/>
           </w:tcPr>
           <w:p>
@@ -26687,12 +24299,6 @@
               <w:right w:val="single" w:sz="6" w:space="0" w:color="1F3864"/>
             </w:tcBorders>
             <w:shd w:val="clear" w:color="auto" w:fill="D9E2F3"/>
-            <w:tcMar>
-              <w:top w:w="50" w:type="dxa"/>
-              <w:left w:w="90" w:type="dxa"/>
-              <w:bottom w:w="50" w:type="dxa"/>
-              <w:right w:w="90" w:type="dxa"/>
-            </w:tcMar>
             <w:vAlign w:val="center"/>
           </w:tcPr>
           <w:p>
@@ -26726,12 +24332,6 @@
               <w:right w:val="single" w:sz="6" w:space="0" w:color="1F3864"/>
             </w:tcBorders>
             <w:shd w:val="clear" w:color="auto" w:fill="D9E2F3"/>
-            <w:tcMar>
-              <w:top w:w="50" w:type="dxa"/>
-              <w:left w:w="90" w:type="dxa"/>
-              <w:bottom w:w="50" w:type="dxa"/>
-              <w:right w:w="90" w:type="dxa"/>
-            </w:tcMar>
             <w:vAlign w:val="center"/>
           </w:tcPr>
           <w:p>
@@ -26766,12 +24366,6 @@
               <w:right w:val="single" w:sz="6" w:space="0" w:color="1F3864"/>
             </w:tcBorders>
             <w:shd w:val="clear" w:color="auto" w:fill="D9E2F3"/>
-            <w:tcMar>
-              <w:top w:w="50" w:type="dxa"/>
-              <w:left w:w="90" w:type="dxa"/>
-              <w:bottom w:w="50" w:type="dxa"/>
-              <w:right w:w="90" w:type="dxa"/>
-            </w:tcMar>
             <w:vAlign w:val="center"/>
           </w:tcPr>
           <w:p>
@@ -26834,12 +24428,6 @@
               <w:right w:val="single" w:sz="6" w:space="0" w:color="1F3864"/>
             </w:tcBorders>
             <w:shd w:val="clear" w:color="auto" w:fill="D9E2F3"/>
-            <w:tcMar>
-              <w:top w:w="50" w:type="dxa"/>
-              <w:left w:w="90" w:type="dxa"/>
-              <w:bottom w:w="50" w:type="dxa"/>
-              <w:right w:w="90" w:type="dxa"/>
-            </w:tcMar>
             <w:vAlign w:val="center"/>
           </w:tcPr>
           <w:p>
@@ -26873,12 +24461,6 @@
               <w:right w:val="single" w:sz="6" w:space="0" w:color="1F3864"/>
             </w:tcBorders>
             <w:shd w:val="clear" w:color="auto" w:fill="D9E2F3"/>
-            <w:tcMar>
-              <w:top w:w="50" w:type="dxa"/>
-              <w:left w:w="90" w:type="dxa"/>
-              <w:bottom w:w="50" w:type="dxa"/>
-              <w:right w:w="90" w:type="dxa"/>
-            </w:tcMar>
             <w:vAlign w:val="center"/>
           </w:tcPr>
           <w:p>
@@ -26913,12 +24495,6 @@
               <w:right w:val="single" w:sz="6" w:space="0" w:color="1F3864"/>
             </w:tcBorders>
             <w:shd w:val="clear" w:color="auto" w:fill="D9E2F3"/>
-            <w:tcMar>
-              <w:top w:w="50" w:type="dxa"/>
-              <w:left w:w="90" w:type="dxa"/>
-              <w:bottom w:w="50" w:type="dxa"/>
-              <w:right w:w="90" w:type="dxa"/>
-            </w:tcMar>
             <w:vAlign w:val="center"/>
           </w:tcPr>
           <w:p>
@@ -26953,12 +24529,6 @@
               <w:right w:val="single" w:sz="6" w:space="0" w:color="1F3864"/>
             </w:tcBorders>
             <w:shd w:val="clear" w:color="auto" w:fill="D9E2F3"/>
-            <w:tcMar>
-              <w:top w:w="50" w:type="dxa"/>
-              <w:left w:w="90" w:type="dxa"/>
-              <w:bottom w:w="50" w:type="dxa"/>
-              <w:right w:w="90" w:type="dxa"/>
-            </w:tcMar>
             <w:vAlign w:val="center"/>
           </w:tcPr>
           <w:p>
@@ -27021,12 +24591,6 @@
               <w:right w:val="single" w:sz="6" w:space="0" w:color="1F3864"/>
             </w:tcBorders>
             <w:shd w:val="clear" w:color="auto" w:fill="D9E2F3"/>
-            <w:tcMar>
-              <w:top w:w="50" w:type="dxa"/>
-              <w:left w:w="90" w:type="dxa"/>
-              <w:bottom w:w="50" w:type="dxa"/>
-              <w:right w:w="90" w:type="dxa"/>
-            </w:tcMar>
             <w:vAlign w:val="center"/>
           </w:tcPr>
           <w:p>
@@ -27074,12 +24638,6 @@
               <w:right w:val="single" w:sz="6" w:space="0" w:color="1F3864"/>
             </w:tcBorders>
             <w:shd w:val="clear" w:color="auto" w:fill="4472C4"/>
-            <w:tcMar>
-              <w:top w:w="50" w:type="dxa"/>
-              <w:left w:w="90" w:type="dxa"/>
-              <w:bottom w:w="50" w:type="dxa"/>
-              <w:right w:w="90" w:type="dxa"/>
-            </w:tcMar>
             <w:vAlign w:val="center"/>
           </w:tcPr>
           <w:p>
@@ -27146,12 +24704,6 @@
               <w:right w:val="single" w:sz="6" w:space="0" w:color="1F3864"/>
             </w:tcBorders>
             <w:shd w:val="clear" w:color="auto" w:fill="4472C4"/>
-            <w:tcMar>
-              <w:top w:w="50" w:type="dxa"/>
-              <w:left w:w="90" w:type="dxa"/>
-              <w:bottom w:w="50" w:type="dxa"/>
-              <w:right w:w="90" w:type="dxa"/>
-            </w:tcMar>
             <w:vAlign w:val="center"/>
           </w:tcPr>
           <w:p>
@@ -27191,12 +24743,6 @@
               <w:right w:val="single" w:sz="6" w:space="0" w:color="1F3864"/>
             </w:tcBorders>
             <w:shd w:val="clear" w:color="auto" w:fill="4472C4"/>
-            <w:tcMar>
-              <w:top w:w="50" w:type="dxa"/>
-              <w:left w:w="90" w:type="dxa"/>
-              <w:bottom w:w="50" w:type="dxa"/>
-              <w:right w:w="90" w:type="dxa"/>
-            </w:tcMar>
             <w:vAlign w:val="center"/>
           </w:tcPr>
           <w:p>
@@ -27236,12 +24782,6 @@
               <w:right w:val="single" w:sz="6" w:space="0" w:color="1F3864"/>
             </w:tcBorders>
             <w:shd w:val="clear" w:color="auto" w:fill="4472C4"/>
-            <w:tcMar>
-              <w:top w:w="50" w:type="dxa"/>
-              <w:left w:w="90" w:type="dxa"/>
-              <w:bottom w:w="50" w:type="dxa"/>
-              <w:right w:w="90" w:type="dxa"/>
-            </w:tcMar>
             <w:vAlign w:val="center"/>
           </w:tcPr>
           <w:p>
@@ -27281,12 +24821,6 @@
               <w:right w:val="single" w:sz="6" w:space="0" w:color="1F3864"/>
             </w:tcBorders>
             <w:shd w:val="clear" w:color="auto" w:fill="4472C4"/>
-            <w:tcMar>
-              <w:top w:w="50" w:type="dxa"/>
-              <w:left w:w="90" w:type="dxa"/>
-              <w:bottom w:w="50" w:type="dxa"/>
-              <w:right w:w="90" w:type="dxa"/>
-            </w:tcMar>
             <w:vAlign w:val="center"/>
           </w:tcPr>
           <w:p>
@@ -27353,12 +24887,6 @@
               <w:right w:val="single" w:sz="6" w:space="0" w:color="1F3864"/>
             </w:tcBorders>
             <w:shd w:val="clear" w:color="auto" w:fill="D9E2F3"/>
-            <w:tcMar>
-              <w:top w:w="50" w:type="dxa"/>
-              <w:left w:w="90" w:type="dxa"/>
-              <w:bottom w:w="50" w:type="dxa"/>
-              <w:right w:w="90" w:type="dxa"/>
-            </w:tcMar>
             <w:vAlign w:val="center"/>
           </w:tcPr>
           <w:p>
@@ -27391,12 +24919,6 @@
               <w:right w:val="single" w:sz="6" w:space="0" w:color="1F3864"/>
             </w:tcBorders>
             <w:shd w:val="clear" w:color="auto" w:fill="D9E2F3"/>
-            <w:tcMar>
-              <w:top w:w="50" w:type="dxa"/>
-              <w:left w:w="90" w:type="dxa"/>
-              <w:bottom w:w="50" w:type="dxa"/>
-              <w:right w:w="90" w:type="dxa"/>
-            </w:tcMar>
             <w:vAlign w:val="center"/>
           </w:tcPr>
           <w:p>
@@ -27429,12 +24951,6 @@
               <w:right w:val="single" w:sz="6" w:space="0" w:color="1F3864"/>
             </w:tcBorders>
             <w:shd w:val="clear" w:color="auto" w:fill="D9E2F3"/>
-            <w:tcMar>
-              <w:top w:w="50" w:type="dxa"/>
-              <w:left w:w="90" w:type="dxa"/>
-              <w:bottom w:w="50" w:type="dxa"/>
-              <w:right w:w="90" w:type="dxa"/>
-            </w:tcMar>
             <w:vAlign w:val="center"/>
           </w:tcPr>
           <w:p>
@@ -27469,12 +24985,6 @@
               <w:right w:val="single" w:sz="6" w:space="0" w:color="1F3864"/>
             </w:tcBorders>
             <w:shd w:val="clear" w:color="auto" w:fill="D9E2F3"/>
-            <w:tcMar>
-              <w:top w:w="50" w:type="dxa"/>
-              <w:left w:w="90" w:type="dxa"/>
-              <w:bottom w:w="50" w:type="dxa"/>
-              <w:right w:w="90" w:type="dxa"/>
-            </w:tcMar>
             <w:vAlign w:val="center"/>
           </w:tcPr>
           <w:p>
@@ -27537,12 +25047,6 @@
               <w:right w:val="single" w:sz="6" w:space="0" w:color="1F3864"/>
             </w:tcBorders>
             <w:shd w:val="clear" w:color="auto" w:fill="D9E2F3"/>
-            <w:tcMar>
-              <w:top w:w="50" w:type="dxa"/>
-              <w:left w:w="90" w:type="dxa"/>
-              <w:bottom w:w="50" w:type="dxa"/>
-              <w:right w:w="90" w:type="dxa"/>
-            </w:tcMar>
             <w:vAlign w:val="center"/>
           </w:tcPr>
           <w:p>
@@ -27575,12 +25079,6 @@
               <w:right w:val="single" w:sz="6" w:space="0" w:color="1F3864"/>
             </w:tcBorders>
             <w:shd w:val="clear" w:color="auto" w:fill="D9E2F3"/>
-            <w:tcMar>
-              <w:top w:w="50" w:type="dxa"/>
-              <w:left w:w="90" w:type="dxa"/>
-              <w:bottom w:w="50" w:type="dxa"/>
-              <w:right w:w="90" w:type="dxa"/>
-            </w:tcMar>
             <w:vAlign w:val="center"/>
           </w:tcPr>
           <w:p>
@@ -27615,12 +25113,6 @@
               <w:right w:val="single" w:sz="6" w:space="0" w:color="1F3864"/>
             </w:tcBorders>
             <w:shd w:val="clear" w:color="auto" w:fill="D9E2F3"/>
-            <w:tcMar>
-              <w:top w:w="50" w:type="dxa"/>
-              <w:left w:w="90" w:type="dxa"/>
-              <w:bottom w:w="50" w:type="dxa"/>
-              <w:right w:w="90" w:type="dxa"/>
-            </w:tcMar>
             <w:vAlign w:val="center"/>
           </w:tcPr>
           <w:p>
@@ -27653,12 +25145,6 @@
               <w:right w:val="single" w:sz="6" w:space="0" w:color="1F3864"/>
             </w:tcBorders>
             <w:shd w:val="clear" w:color="auto" w:fill="D9E2F3"/>
-            <w:tcMar>
-              <w:top w:w="50" w:type="dxa"/>
-              <w:left w:w="90" w:type="dxa"/>
-              <w:bottom w:w="50" w:type="dxa"/>
-              <w:right w:w="90" w:type="dxa"/>
-            </w:tcMar>
             <w:vAlign w:val="center"/>
           </w:tcPr>
           <w:p>
@@ -27721,12 +25207,6 @@
               <w:right w:val="single" w:sz="6" w:space="0" w:color="1F3864"/>
             </w:tcBorders>
             <w:shd w:val="clear" w:color="auto" w:fill="D9E2F3"/>
-            <w:tcMar>
-              <w:top w:w="50" w:type="dxa"/>
-              <w:left w:w="90" w:type="dxa"/>
-              <w:bottom w:w="50" w:type="dxa"/>
-              <w:right w:w="90" w:type="dxa"/>
-            </w:tcMar>
             <w:vAlign w:val="center"/>
           </w:tcPr>
           <w:p>
@@ -27759,12 +25239,6 @@
               <w:right w:val="single" w:sz="6" w:space="0" w:color="1F3864"/>
             </w:tcBorders>
             <w:shd w:val="clear" w:color="auto" w:fill="D9E2F3"/>
-            <w:tcMar>
-              <w:top w:w="50" w:type="dxa"/>
-              <w:left w:w="90" w:type="dxa"/>
-              <w:bottom w:w="50" w:type="dxa"/>
-              <w:right w:w="90" w:type="dxa"/>
-            </w:tcMar>
             <w:vAlign w:val="center"/>
           </w:tcPr>
           <w:p>
@@ -27797,12 +25271,6 @@
               <w:right w:val="single" w:sz="6" w:space="0" w:color="1F3864"/>
             </w:tcBorders>
             <w:shd w:val="clear" w:color="auto" w:fill="D9E2F3"/>
-            <w:tcMar>
-              <w:top w:w="50" w:type="dxa"/>
-              <w:left w:w="90" w:type="dxa"/>
-              <w:bottom w:w="50" w:type="dxa"/>
-              <w:right w:w="90" w:type="dxa"/>
-            </w:tcMar>
             <w:vAlign w:val="center"/>
           </w:tcPr>
           <w:p>
@@ -27837,12 +25305,6 @@
               <w:right w:val="single" w:sz="6" w:space="0" w:color="1F3864"/>
             </w:tcBorders>
             <w:shd w:val="clear" w:color="auto" w:fill="D9E2F3"/>
-            <w:tcMar>
-              <w:top w:w="50" w:type="dxa"/>
-              <w:left w:w="90" w:type="dxa"/>
-              <w:bottom w:w="50" w:type="dxa"/>
-              <w:right w:w="90" w:type="dxa"/>
-            </w:tcMar>
             <w:vAlign w:val="center"/>
           </w:tcPr>
           <w:p>
@@ -27905,12 +25367,6 @@
               <w:right w:val="single" w:sz="6" w:space="0" w:color="1F3864"/>
             </w:tcBorders>
             <w:shd w:val="clear" w:color="auto" w:fill="D9E2F3"/>
-            <w:tcMar>
-              <w:top w:w="50" w:type="dxa"/>
-              <w:left w:w="90" w:type="dxa"/>
-              <w:bottom w:w="50" w:type="dxa"/>
-              <w:right w:w="90" w:type="dxa"/>
-            </w:tcMar>
             <w:vAlign w:val="center"/>
           </w:tcPr>
           <w:p>
@@ -27958,12 +25414,6 @@
               <w:right w:val="single" w:sz="6" w:space="0" w:color="1F3864"/>
             </w:tcBorders>
             <w:shd w:val="clear" w:color="auto" w:fill="4472C4"/>
-            <w:tcMar>
-              <w:top w:w="50" w:type="dxa"/>
-              <w:left w:w="90" w:type="dxa"/>
-              <w:bottom w:w="50" w:type="dxa"/>
-              <w:right w:w="90" w:type="dxa"/>
-            </w:tcMar>
             <w:vAlign w:val="center"/>
           </w:tcPr>
           <w:p>
@@ -28030,12 +25480,6 @@
               <w:right w:val="single" w:sz="6" w:space="0" w:color="1F3864"/>
             </w:tcBorders>
             <w:shd w:val="clear" w:color="auto" w:fill="4472C4"/>
-            <w:tcMar>
-              <w:top w:w="50" w:type="dxa"/>
-              <w:left w:w="90" w:type="dxa"/>
-              <w:bottom w:w="50" w:type="dxa"/>
-              <w:right w:w="90" w:type="dxa"/>
-            </w:tcMar>
             <w:vAlign w:val="center"/>
           </w:tcPr>
           <w:p>
@@ -28075,12 +25519,6 @@
               <w:right w:val="single" w:sz="6" w:space="0" w:color="1F3864"/>
             </w:tcBorders>
             <w:shd w:val="clear" w:color="auto" w:fill="4472C4"/>
-            <w:tcMar>
-              <w:top w:w="50" w:type="dxa"/>
-              <w:left w:w="90" w:type="dxa"/>
-              <w:bottom w:w="50" w:type="dxa"/>
-              <w:right w:w="90" w:type="dxa"/>
-            </w:tcMar>
             <w:vAlign w:val="center"/>
           </w:tcPr>
           <w:p>
@@ -28120,12 +25558,6 @@
               <w:right w:val="single" w:sz="6" w:space="0" w:color="1F3864"/>
             </w:tcBorders>
             <w:shd w:val="clear" w:color="auto" w:fill="4472C4"/>
-            <w:tcMar>
-              <w:top w:w="50" w:type="dxa"/>
-              <w:left w:w="90" w:type="dxa"/>
-              <w:bottom w:w="50" w:type="dxa"/>
-              <w:right w:w="90" w:type="dxa"/>
-            </w:tcMar>
             <w:vAlign w:val="center"/>
           </w:tcPr>
           <w:p>
@@ -28165,12 +25597,6 @@
               <w:right w:val="single" w:sz="6" w:space="0" w:color="1F3864"/>
             </w:tcBorders>
             <w:shd w:val="clear" w:color="auto" w:fill="4472C4"/>
-            <w:tcMar>
-              <w:top w:w="50" w:type="dxa"/>
-              <w:left w:w="90" w:type="dxa"/>
-              <w:bottom w:w="50" w:type="dxa"/>
-              <w:right w:w="90" w:type="dxa"/>
-            </w:tcMar>
             <w:vAlign w:val="center"/>
           </w:tcPr>
           <w:p>
@@ -28237,12 +25663,6 @@
               <w:right w:val="single" w:sz="6" w:space="0" w:color="1F3864"/>
             </w:tcBorders>
             <w:shd w:val="clear" w:color="auto" w:fill="D9E2F3"/>
-            <w:tcMar>
-              <w:top w:w="50" w:type="dxa"/>
-              <w:left w:w="90" w:type="dxa"/>
-              <w:bottom w:w="50" w:type="dxa"/>
-              <w:right w:w="90" w:type="dxa"/>
-            </w:tcMar>
             <w:vAlign w:val="center"/>
           </w:tcPr>
           <w:p>
@@ -28277,12 +25697,6 @@
               <w:right w:val="single" w:sz="6" w:space="0" w:color="1F3864"/>
             </w:tcBorders>
             <w:shd w:val="clear" w:color="auto" w:fill="D9E2F3"/>
-            <w:tcMar>
-              <w:top w:w="50" w:type="dxa"/>
-              <w:left w:w="90" w:type="dxa"/>
-              <w:bottom w:w="50" w:type="dxa"/>
-              <w:right w:w="90" w:type="dxa"/>
-            </w:tcMar>
             <w:vAlign w:val="center"/>
           </w:tcPr>
           <w:p>
@@ -28315,12 +25729,6 @@
               <w:right w:val="single" w:sz="6" w:space="0" w:color="1F3864"/>
             </w:tcBorders>
             <w:shd w:val="clear" w:color="auto" w:fill="D9E2F3"/>
-            <w:tcMar>
-              <w:top w:w="50" w:type="dxa"/>
-              <w:left w:w="90" w:type="dxa"/>
-              <w:bottom w:w="50" w:type="dxa"/>
-              <w:right w:w="90" w:type="dxa"/>
-            </w:tcMar>
             <w:vAlign w:val="center"/>
           </w:tcPr>
           <w:p>
@@ -28355,12 +25763,6 @@
               <w:right w:val="single" w:sz="6" w:space="0" w:color="1F3864"/>
             </w:tcBorders>
             <w:shd w:val="clear" w:color="auto" w:fill="D9E2F3"/>
-            <w:tcMar>
-              <w:top w:w="50" w:type="dxa"/>
-              <w:left w:w="90" w:type="dxa"/>
-              <w:bottom w:w="50" w:type="dxa"/>
-              <w:right w:w="90" w:type="dxa"/>
-            </w:tcMar>
             <w:vAlign w:val="center"/>
           </w:tcPr>
           <w:p>
@@ -28420,12 +25822,6 @@
               <w:right w:val="single" w:sz="6" w:space="0" w:color="1F3864"/>
             </w:tcBorders>
             <w:shd w:val="clear" w:color="auto" w:fill="D9E2F3"/>
-            <w:tcMar>
-              <w:top w:w="50" w:type="dxa"/>
-              <w:left w:w="90" w:type="dxa"/>
-              <w:bottom w:w="50" w:type="dxa"/>
-              <w:right w:w="90" w:type="dxa"/>
-            </w:tcMar>
             <w:vAlign w:val="center"/>
           </w:tcPr>
           <w:p>
@@ -28458,12 +25854,6 @@
               <w:right w:val="single" w:sz="6" w:space="0" w:color="1F3864"/>
             </w:tcBorders>
             <w:shd w:val="clear" w:color="auto" w:fill="D9E2F3"/>
-            <w:tcMar>
-              <w:top w:w="50" w:type="dxa"/>
-              <w:left w:w="90" w:type="dxa"/>
-              <w:bottom w:w="50" w:type="dxa"/>
-              <w:right w:w="90" w:type="dxa"/>
-            </w:tcMar>
             <w:vAlign w:val="center"/>
           </w:tcPr>
           <w:p>
@@ -28496,12 +25886,6 @@
               <w:right w:val="single" w:sz="6" w:space="0" w:color="1F3864"/>
             </w:tcBorders>
             <w:shd w:val="clear" w:color="auto" w:fill="D9E2F3"/>
-            <w:tcMar>
-              <w:top w:w="50" w:type="dxa"/>
-              <w:left w:w="90" w:type="dxa"/>
-              <w:bottom w:w="50" w:type="dxa"/>
-              <w:right w:w="90" w:type="dxa"/>
-            </w:tcMar>
             <w:vAlign w:val="center"/>
           </w:tcPr>
           <w:p>
@@ -28536,12 +25920,6 @@
               <w:right w:val="single" w:sz="6" w:space="0" w:color="1F3864"/>
             </w:tcBorders>
             <w:shd w:val="clear" w:color="auto" w:fill="D9E2F3"/>
-            <w:tcMar>
-              <w:top w:w="50" w:type="dxa"/>
-              <w:left w:w="90" w:type="dxa"/>
-              <w:bottom w:w="50" w:type="dxa"/>
-              <w:right w:w="90" w:type="dxa"/>
-            </w:tcMar>
             <w:vAlign w:val="center"/>
           </w:tcPr>
           <w:p>
@@ -28604,12 +25982,6 @@
               <w:right w:val="single" w:sz="6" w:space="0" w:color="1F3864"/>
             </w:tcBorders>
             <w:shd w:val="clear" w:color="auto" w:fill="D9E2F3"/>
-            <w:tcMar>
-              <w:top w:w="50" w:type="dxa"/>
-              <w:left w:w="90" w:type="dxa"/>
-              <w:bottom w:w="50" w:type="dxa"/>
-              <w:right w:w="90" w:type="dxa"/>
-            </w:tcMar>
             <w:vAlign w:val="center"/>
           </w:tcPr>
           <w:p>
@@ -28642,12 +26014,6 @@
               <w:right w:val="single" w:sz="6" w:space="0" w:color="1F3864"/>
             </w:tcBorders>
             <w:shd w:val="clear" w:color="auto" w:fill="D9E2F3"/>
-            <w:tcMar>
-              <w:top w:w="50" w:type="dxa"/>
-              <w:left w:w="90" w:type="dxa"/>
-              <w:bottom w:w="50" w:type="dxa"/>
-              <w:right w:w="90" w:type="dxa"/>
-            </w:tcMar>
             <w:vAlign w:val="center"/>
           </w:tcPr>
           <w:p>
@@ -28680,12 +26046,6 @@
               <w:right w:val="single" w:sz="6" w:space="0" w:color="1F3864"/>
             </w:tcBorders>
             <w:shd w:val="clear" w:color="auto" w:fill="D9E2F3"/>
-            <w:tcMar>
-              <w:top w:w="50" w:type="dxa"/>
-              <w:left w:w="90" w:type="dxa"/>
-              <w:bottom w:w="50" w:type="dxa"/>
-              <w:right w:w="90" w:type="dxa"/>
-            </w:tcMar>
             <w:vAlign w:val="center"/>
           </w:tcPr>
           <w:p>
@@ -28720,12 +26080,6 @@
               <w:right w:val="single" w:sz="6" w:space="0" w:color="1F3864"/>
             </w:tcBorders>
             <w:shd w:val="clear" w:color="auto" w:fill="D9E2F3"/>
-            <w:tcMar>
-              <w:top w:w="50" w:type="dxa"/>
-              <w:left w:w="90" w:type="dxa"/>
-              <w:bottom w:w="50" w:type="dxa"/>
-              <w:right w:w="90" w:type="dxa"/>
-            </w:tcMar>
             <w:vAlign w:val="center"/>
           </w:tcPr>
           <w:p>
@@ -28785,12 +26139,6 @@
               <w:right w:val="single" w:sz="6" w:space="0" w:color="1F3864"/>
             </w:tcBorders>
             <w:shd w:val="clear" w:color="auto" w:fill="D9E2F3"/>
-            <w:tcMar>
-              <w:top w:w="50" w:type="dxa"/>
-              <w:left w:w="90" w:type="dxa"/>
-              <w:bottom w:w="50" w:type="dxa"/>
-              <w:right w:w="90" w:type="dxa"/>
-            </w:tcMar>
             <w:vAlign w:val="center"/>
           </w:tcPr>
           <w:p>
@@ -28838,12 +26186,6 @@
               <w:right w:val="single" w:sz="6" w:space="0" w:color="1F3864"/>
             </w:tcBorders>
             <w:shd w:val="clear" w:color="auto" w:fill="4472C4"/>
-            <w:tcMar>
-              <w:top w:w="50" w:type="dxa"/>
-              <w:left w:w="90" w:type="dxa"/>
-              <w:bottom w:w="50" w:type="dxa"/>
-              <w:right w:w="90" w:type="dxa"/>
-            </w:tcMar>
             <w:vAlign w:val="center"/>
           </w:tcPr>
           <w:p>
@@ -28910,12 +26252,6 @@
               <w:right w:val="single" w:sz="6" w:space="0" w:color="1F3864"/>
             </w:tcBorders>
             <w:shd w:val="clear" w:color="auto" w:fill="4472C4"/>
-            <w:tcMar>
-              <w:top w:w="50" w:type="dxa"/>
-              <w:left w:w="90" w:type="dxa"/>
-              <w:bottom w:w="50" w:type="dxa"/>
-              <w:right w:w="90" w:type="dxa"/>
-            </w:tcMar>
             <w:vAlign w:val="center"/>
           </w:tcPr>
           <w:p>
@@ -28955,12 +26291,6 @@
               <w:right w:val="single" w:sz="6" w:space="0" w:color="1F3864"/>
             </w:tcBorders>
             <w:shd w:val="clear" w:color="auto" w:fill="4472C4"/>
-            <w:tcMar>
-              <w:top w:w="50" w:type="dxa"/>
-              <w:left w:w="90" w:type="dxa"/>
-              <w:bottom w:w="50" w:type="dxa"/>
-              <w:right w:w="90" w:type="dxa"/>
-            </w:tcMar>
             <w:vAlign w:val="center"/>
           </w:tcPr>
           <w:p>
@@ -29000,12 +26330,6 @@
               <w:right w:val="single" w:sz="6" w:space="0" w:color="1F3864"/>
             </w:tcBorders>
             <w:shd w:val="clear" w:color="auto" w:fill="4472C4"/>
-            <w:tcMar>
-              <w:top w:w="50" w:type="dxa"/>
-              <w:left w:w="90" w:type="dxa"/>
-              <w:bottom w:w="50" w:type="dxa"/>
-              <w:right w:w="90" w:type="dxa"/>
-            </w:tcMar>
             <w:vAlign w:val="center"/>
           </w:tcPr>
           <w:p>
@@ -29045,12 +26369,6 @@
               <w:right w:val="single" w:sz="6" w:space="0" w:color="1F3864"/>
             </w:tcBorders>
             <w:shd w:val="clear" w:color="auto" w:fill="4472C4"/>
-            <w:tcMar>
-              <w:top w:w="50" w:type="dxa"/>
-              <w:left w:w="90" w:type="dxa"/>
-              <w:bottom w:w="50" w:type="dxa"/>
-              <w:right w:w="90" w:type="dxa"/>
-            </w:tcMar>
             <w:vAlign w:val="center"/>
           </w:tcPr>
           <w:p>
@@ -29117,12 +26435,6 @@
               <w:right w:val="single" w:sz="6" w:space="0" w:color="1F3864"/>
             </w:tcBorders>
             <w:shd w:val="clear" w:color="auto" w:fill="D9E2F3"/>
-            <w:tcMar>
-              <w:top w:w="50" w:type="dxa"/>
-              <w:left w:w="90" w:type="dxa"/>
-              <w:bottom w:w="50" w:type="dxa"/>
-              <w:right w:w="90" w:type="dxa"/>
-            </w:tcMar>
             <w:vAlign w:val="center"/>
           </w:tcPr>
           <w:p>
@@ -29155,12 +26467,6 @@
               <w:right w:val="single" w:sz="6" w:space="0" w:color="1F3864"/>
             </w:tcBorders>
             <w:shd w:val="clear" w:color="auto" w:fill="D9E2F3"/>
-            <w:tcMar>
-              <w:top w:w="50" w:type="dxa"/>
-              <w:left w:w="90" w:type="dxa"/>
-              <w:bottom w:w="50" w:type="dxa"/>
-              <w:right w:w="90" w:type="dxa"/>
-            </w:tcMar>
             <w:vAlign w:val="center"/>
           </w:tcPr>
           <w:p>
@@ -29195,12 +26501,6 @@
               <w:right w:val="single" w:sz="6" w:space="0" w:color="1F3864"/>
             </w:tcBorders>
             <w:shd w:val="clear" w:color="auto" w:fill="D9E2F3"/>
-            <w:tcMar>
-              <w:top w:w="50" w:type="dxa"/>
-              <w:left w:w="90" w:type="dxa"/>
-              <w:bottom w:w="50" w:type="dxa"/>
-              <w:right w:w="90" w:type="dxa"/>
-            </w:tcMar>
             <w:vAlign w:val="center"/>
           </w:tcPr>
           <w:p>
@@ -29235,12 +26535,6 @@
               <w:right w:val="single" w:sz="6" w:space="0" w:color="1F3864"/>
             </w:tcBorders>
             <w:shd w:val="clear" w:color="auto" w:fill="D9E2F3"/>
-            <w:tcMar>
-              <w:top w:w="50" w:type="dxa"/>
-              <w:left w:w="90" w:type="dxa"/>
-              <w:bottom w:w="50" w:type="dxa"/>
-              <w:right w:w="90" w:type="dxa"/>
-            </w:tcMar>
             <w:vAlign w:val="center"/>
           </w:tcPr>
           <w:p>
@@ -29303,12 +26597,6 @@
               <w:right w:val="single" w:sz="6" w:space="0" w:color="1F3864"/>
             </w:tcBorders>
             <w:shd w:val="clear" w:color="auto" w:fill="D9E2F3"/>
-            <w:tcMar>
-              <w:top w:w="50" w:type="dxa"/>
-              <w:left w:w="90" w:type="dxa"/>
-              <w:bottom w:w="50" w:type="dxa"/>
-              <w:right w:w="90" w:type="dxa"/>
-            </w:tcMar>
             <w:vAlign w:val="center"/>
           </w:tcPr>
           <w:p>
@@ -29341,12 +26629,6 @@
               <w:right w:val="single" w:sz="6" w:space="0" w:color="1F3864"/>
             </w:tcBorders>
             <w:shd w:val="clear" w:color="auto" w:fill="D9E2F3"/>
-            <w:tcMar>
-              <w:top w:w="50" w:type="dxa"/>
-              <w:left w:w="90" w:type="dxa"/>
-              <w:bottom w:w="50" w:type="dxa"/>
-              <w:right w:w="90" w:type="dxa"/>
-            </w:tcMar>
             <w:vAlign w:val="center"/>
           </w:tcPr>
           <w:p>
@@ -29379,12 +26661,6 @@
               <w:right w:val="single" w:sz="6" w:space="0" w:color="1F3864"/>
             </w:tcBorders>
             <w:shd w:val="clear" w:color="auto" w:fill="D9E2F3"/>
-            <w:tcMar>
-              <w:top w:w="50" w:type="dxa"/>
-              <w:left w:w="90" w:type="dxa"/>
-              <w:bottom w:w="50" w:type="dxa"/>
-              <w:right w:w="90" w:type="dxa"/>
-            </w:tcMar>
             <w:vAlign w:val="center"/>
           </w:tcPr>
           <w:p>
@@ -29419,12 +26695,6 @@
               <w:right w:val="single" w:sz="6" w:space="0" w:color="1F3864"/>
             </w:tcBorders>
             <w:shd w:val="clear" w:color="auto" w:fill="D9E2F3"/>
-            <w:tcMar>
-              <w:top w:w="50" w:type="dxa"/>
-              <w:left w:w="90" w:type="dxa"/>
-              <w:bottom w:w="50" w:type="dxa"/>
-              <w:right w:w="90" w:type="dxa"/>
-            </w:tcMar>
             <w:vAlign w:val="center"/>
           </w:tcPr>
           <w:p>
@@ -29487,12 +26757,6 @@
               <w:right w:val="single" w:sz="6" w:space="0" w:color="1F3864"/>
             </w:tcBorders>
             <w:shd w:val="clear" w:color="auto" w:fill="D9E2F3"/>
-            <w:tcMar>
-              <w:top w:w="50" w:type="dxa"/>
-              <w:left w:w="90" w:type="dxa"/>
-              <w:bottom w:w="50" w:type="dxa"/>
-              <w:right w:w="90" w:type="dxa"/>
-            </w:tcMar>
             <w:vAlign w:val="center"/>
           </w:tcPr>
           <w:p>
@@ -29525,12 +26789,6 @@
               <w:right w:val="single" w:sz="6" w:space="0" w:color="1F3864"/>
             </w:tcBorders>
             <w:shd w:val="clear" w:color="auto" w:fill="D9E2F3"/>
-            <w:tcMar>
-              <w:top w:w="50" w:type="dxa"/>
-              <w:left w:w="90" w:type="dxa"/>
-              <w:bottom w:w="50" w:type="dxa"/>
-              <w:right w:w="90" w:type="dxa"/>
-            </w:tcMar>
             <w:vAlign w:val="center"/>
           </w:tcPr>
           <w:p>
@@ -29563,12 +26821,6 @@
               <w:right w:val="single" w:sz="6" w:space="0" w:color="1F3864"/>
             </w:tcBorders>
             <w:shd w:val="clear" w:color="auto" w:fill="D9E2F3"/>
-            <w:tcMar>
-              <w:top w:w="50" w:type="dxa"/>
-              <w:left w:w="90" w:type="dxa"/>
-              <w:bottom w:w="50" w:type="dxa"/>
-              <w:right w:w="90" w:type="dxa"/>
-            </w:tcMar>
             <w:vAlign w:val="center"/>
           </w:tcPr>
           <w:p>
@@ -29603,12 +26855,6 @@
               <w:right w:val="single" w:sz="6" w:space="0" w:color="1F3864"/>
             </w:tcBorders>
             <w:shd w:val="clear" w:color="auto" w:fill="D9E2F3"/>
-            <w:tcMar>
-              <w:top w:w="50" w:type="dxa"/>
-              <w:left w:w="90" w:type="dxa"/>
-              <w:bottom w:w="50" w:type="dxa"/>
-              <w:right w:w="90" w:type="dxa"/>
-            </w:tcMar>
             <w:vAlign w:val="center"/>
           </w:tcPr>
           <w:p>
@@ -29671,12 +26917,6 @@
               <w:right w:val="single" w:sz="6" w:space="0" w:color="1F3864"/>
             </w:tcBorders>
             <w:shd w:val="clear" w:color="auto" w:fill="D9E2F3"/>
-            <w:tcMar>
-              <w:top w:w="50" w:type="dxa"/>
-              <w:left w:w="90" w:type="dxa"/>
-              <w:bottom w:w="50" w:type="dxa"/>
-              <w:right w:w="90" w:type="dxa"/>
-            </w:tcMar>
             <w:vAlign w:val="center"/>
           </w:tcPr>
           <w:p>
@@ -29724,12 +26964,6 @@
               <w:right w:val="single" w:sz="6" w:space="0" w:color="1F3864"/>
             </w:tcBorders>
             <w:shd w:val="clear" w:color="auto" w:fill="4472C4"/>
-            <w:tcMar>
-              <w:top w:w="50" w:type="dxa"/>
-              <w:left w:w="90" w:type="dxa"/>
-              <w:bottom w:w="50" w:type="dxa"/>
-              <w:right w:w="90" w:type="dxa"/>
-            </w:tcMar>
             <w:vAlign w:val="center"/>
           </w:tcPr>
           <w:p>
@@ -29796,12 +27030,6 @@
               <w:right w:val="single" w:sz="6" w:space="0" w:color="1F3864"/>
             </w:tcBorders>
             <w:shd w:val="clear" w:color="auto" w:fill="4472C4"/>
-            <w:tcMar>
-              <w:top w:w="50" w:type="dxa"/>
-              <w:left w:w="90" w:type="dxa"/>
-              <w:bottom w:w="50" w:type="dxa"/>
-              <w:right w:w="90" w:type="dxa"/>
-            </w:tcMar>
             <w:vAlign w:val="center"/>
           </w:tcPr>
           <w:p>
@@ -29841,12 +27069,6 @@
               <w:right w:val="single" w:sz="6" w:space="0" w:color="1F3864"/>
             </w:tcBorders>
             <w:shd w:val="clear" w:color="auto" w:fill="4472C4"/>
-            <w:tcMar>
-              <w:top w:w="50" w:type="dxa"/>
-              <w:left w:w="90" w:type="dxa"/>
-              <w:bottom w:w="50" w:type="dxa"/>
-              <w:right w:w="90" w:type="dxa"/>
-            </w:tcMar>
             <w:vAlign w:val="center"/>
           </w:tcPr>
           <w:p>
@@ -29886,12 +27108,6 @@
               <w:right w:val="single" w:sz="6" w:space="0" w:color="1F3864"/>
             </w:tcBorders>
             <w:shd w:val="clear" w:color="auto" w:fill="4472C4"/>
-            <w:tcMar>
-              <w:top w:w="50" w:type="dxa"/>
-              <w:left w:w="90" w:type="dxa"/>
-              <w:bottom w:w="50" w:type="dxa"/>
-              <w:right w:w="90" w:type="dxa"/>
-            </w:tcMar>
             <w:vAlign w:val="center"/>
           </w:tcPr>
           <w:p>
@@ -29931,12 +27147,6 @@
               <w:right w:val="single" w:sz="6" w:space="0" w:color="1F3864"/>
             </w:tcBorders>
             <w:shd w:val="clear" w:color="auto" w:fill="4472C4"/>
-            <w:tcMar>
-              <w:top w:w="50" w:type="dxa"/>
-              <w:left w:w="90" w:type="dxa"/>
-              <w:bottom w:w="50" w:type="dxa"/>
-              <w:right w:w="90" w:type="dxa"/>
-            </w:tcMar>
             <w:vAlign w:val="center"/>
           </w:tcPr>
           <w:p>
@@ -30003,12 +27213,6 @@
               <w:right w:val="single" w:sz="6" w:space="0" w:color="1F3864"/>
             </w:tcBorders>
             <w:shd w:val="clear" w:color="auto" w:fill="D9E2F3"/>
-            <w:tcMar>
-              <w:top w:w="50" w:type="dxa"/>
-              <w:left w:w="90" w:type="dxa"/>
-              <w:bottom w:w="50" w:type="dxa"/>
-              <w:right w:w="90" w:type="dxa"/>
-            </w:tcMar>
             <w:vAlign w:val="center"/>
           </w:tcPr>
           <w:p>
@@ -30041,12 +27245,6 @@
               <w:right w:val="single" w:sz="6" w:space="0" w:color="1F3864"/>
             </w:tcBorders>
             <w:shd w:val="clear" w:color="auto" w:fill="D9E2F3"/>
-            <w:tcMar>
-              <w:top w:w="50" w:type="dxa"/>
-              <w:left w:w="90" w:type="dxa"/>
-              <w:bottom w:w="50" w:type="dxa"/>
-              <w:right w:w="90" w:type="dxa"/>
-            </w:tcMar>
             <w:vAlign w:val="center"/>
           </w:tcPr>
           <w:p>
@@ -30081,12 +27279,6 @@
               <w:right w:val="single" w:sz="6" w:space="0" w:color="1F3864"/>
             </w:tcBorders>
             <w:shd w:val="clear" w:color="auto" w:fill="D9E2F3"/>
-            <w:tcMar>
-              <w:top w:w="50" w:type="dxa"/>
-              <w:left w:w="90" w:type="dxa"/>
-              <w:bottom w:w="50" w:type="dxa"/>
-              <w:right w:w="90" w:type="dxa"/>
-            </w:tcMar>
             <w:vAlign w:val="center"/>
           </w:tcPr>
           <w:p>
@@ -30121,12 +27313,6 @@
               <w:right w:val="single" w:sz="6" w:space="0" w:color="1F3864"/>
             </w:tcBorders>
             <w:shd w:val="clear" w:color="auto" w:fill="D9E2F3"/>
-            <w:tcMar>
-              <w:top w:w="50" w:type="dxa"/>
-              <w:left w:w="90" w:type="dxa"/>
-              <w:bottom w:w="50" w:type="dxa"/>
-              <w:right w:w="90" w:type="dxa"/>
-            </w:tcMar>
             <w:vAlign w:val="center"/>
           </w:tcPr>
           <w:p>
@@ -30189,12 +27375,6 @@
               <w:right w:val="single" w:sz="6" w:space="0" w:color="1F3864"/>
             </w:tcBorders>
             <w:shd w:val="clear" w:color="auto" w:fill="D9E2F3"/>
-            <w:tcMar>
-              <w:top w:w="50" w:type="dxa"/>
-              <w:left w:w="90" w:type="dxa"/>
-              <w:bottom w:w="50" w:type="dxa"/>
-              <w:right w:w="90" w:type="dxa"/>
-            </w:tcMar>
             <w:vAlign w:val="center"/>
           </w:tcPr>
           <w:p>
@@ -30227,12 +27407,6 @@
               <w:right w:val="single" w:sz="6" w:space="0" w:color="1F3864"/>
             </w:tcBorders>
             <w:shd w:val="clear" w:color="auto" w:fill="D9E2F3"/>
-            <w:tcMar>
-              <w:top w:w="50" w:type="dxa"/>
-              <w:left w:w="90" w:type="dxa"/>
-              <w:bottom w:w="50" w:type="dxa"/>
-              <w:right w:w="90" w:type="dxa"/>
-            </w:tcMar>
             <w:vAlign w:val="center"/>
           </w:tcPr>
           <w:p>
@@ -30265,12 +27439,6 @@
               <w:right w:val="single" w:sz="6" w:space="0" w:color="1F3864"/>
             </w:tcBorders>
             <w:shd w:val="clear" w:color="auto" w:fill="D9E2F3"/>
-            <w:tcMar>
-              <w:top w:w="50" w:type="dxa"/>
-              <w:left w:w="90" w:type="dxa"/>
-              <w:bottom w:w="50" w:type="dxa"/>
-              <w:right w:w="90" w:type="dxa"/>
-            </w:tcMar>
             <w:vAlign w:val="center"/>
           </w:tcPr>
           <w:p>
@@ -30305,12 +27473,6 @@
               <w:right w:val="single" w:sz="6" w:space="0" w:color="1F3864"/>
             </w:tcBorders>
             <w:shd w:val="clear" w:color="auto" w:fill="D9E2F3"/>
-            <w:tcMar>
-              <w:top w:w="50" w:type="dxa"/>
-              <w:left w:w="90" w:type="dxa"/>
-              <w:bottom w:w="50" w:type="dxa"/>
-              <w:right w:w="90" w:type="dxa"/>
-            </w:tcMar>
             <w:vAlign w:val="center"/>
           </w:tcPr>
           <w:p>
@@ -30373,12 +27535,6 @@
               <w:right w:val="single" w:sz="6" w:space="0" w:color="1F3864"/>
             </w:tcBorders>
             <w:shd w:val="clear" w:color="auto" w:fill="D9E2F3"/>
-            <w:tcMar>
-              <w:top w:w="50" w:type="dxa"/>
-              <w:left w:w="90" w:type="dxa"/>
-              <w:bottom w:w="50" w:type="dxa"/>
-              <w:right w:w="90" w:type="dxa"/>
-            </w:tcMar>
             <w:vAlign w:val="center"/>
           </w:tcPr>
           <w:p>
@@ -30411,12 +27567,6 @@
               <w:right w:val="single" w:sz="6" w:space="0" w:color="1F3864"/>
             </w:tcBorders>
             <w:shd w:val="clear" w:color="auto" w:fill="D9E2F3"/>
-            <w:tcMar>
-              <w:top w:w="50" w:type="dxa"/>
-              <w:left w:w="90" w:type="dxa"/>
-              <w:bottom w:w="50" w:type="dxa"/>
-              <w:right w:w="90" w:type="dxa"/>
-            </w:tcMar>
             <w:vAlign w:val="center"/>
           </w:tcPr>
           <w:p>
@@ -30449,12 +27599,6 @@
               <w:right w:val="single" w:sz="6" w:space="0" w:color="1F3864"/>
             </w:tcBorders>
             <w:shd w:val="clear" w:color="auto" w:fill="D9E2F3"/>
-            <w:tcMar>
-              <w:top w:w="50" w:type="dxa"/>
-              <w:left w:w="90" w:type="dxa"/>
-              <w:bottom w:w="50" w:type="dxa"/>
-              <w:right w:w="90" w:type="dxa"/>
-            </w:tcMar>
             <w:vAlign w:val="center"/>
           </w:tcPr>
           <w:p>
@@ -30489,12 +27633,6 @@
               <w:right w:val="single" w:sz="6" w:space="0" w:color="1F3864"/>
             </w:tcBorders>
             <w:shd w:val="clear" w:color="auto" w:fill="D9E2F3"/>
-            <w:tcMar>
-              <w:top w:w="50" w:type="dxa"/>
-              <w:left w:w="90" w:type="dxa"/>
-              <w:bottom w:w="50" w:type="dxa"/>
-              <w:right w:w="90" w:type="dxa"/>
-            </w:tcMar>
             <w:vAlign w:val="center"/>
           </w:tcPr>
           <w:p>
@@ -30557,12 +27695,6 @@
               <w:right w:val="single" w:sz="6" w:space="0" w:color="1F3864"/>
             </w:tcBorders>
             <w:shd w:val="clear" w:color="auto" w:fill="D9E2F3"/>
-            <w:tcMar>
-              <w:top w:w="50" w:type="dxa"/>
-              <w:left w:w="90" w:type="dxa"/>
-              <w:bottom w:w="50" w:type="dxa"/>
-              <w:right w:w="90" w:type="dxa"/>
-            </w:tcMar>
             <w:vAlign w:val="center"/>
           </w:tcPr>
           <w:p>
@@ -30610,12 +27742,6 @@
               <w:right w:val="single" w:sz="6" w:space="0" w:color="1F3864"/>
             </w:tcBorders>
             <w:shd w:val="clear" w:color="auto" w:fill="4472C4"/>
-            <w:tcMar>
-              <w:top w:w="50" w:type="dxa"/>
-              <w:left w:w="90" w:type="dxa"/>
-              <w:bottom w:w="50" w:type="dxa"/>
-              <w:right w:w="90" w:type="dxa"/>
-            </w:tcMar>
             <w:vAlign w:val="center"/>
           </w:tcPr>
           <w:p>
@@ -30682,12 +27808,6 @@
               <w:right w:val="single" w:sz="6" w:space="0" w:color="1F3864"/>
             </w:tcBorders>
             <w:shd w:val="clear" w:color="auto" w:fill="4472C4"/>
-            <w:tcMar>
-              <w:top w:w="50" w:type="dxa"/>
-              <w:left w:w="90" w:type="dxa"/>
-              <w:bottom w:w="50" w:type="dxa"/>
-              <w:right w:w="90" w:type="dxa"/>
-            </w:tcMar>
             <w:vAlign w:val="center"/>
           </w:tcPr>
           <w:p>
@@ -30727,12 +27847,6 @@
               <w:right w:val="single" w:sz="6" w:space="0" w:color="1F3864"/>
             </w:tcBorders>
             <w:shd w:val="clear" w:color="auto" w:fill="4472C4"/>
-            <w:tcMar>
-              <w:top w:w="50" w:type="dxa"/>
-              <w:left w:w="90" w:type="dxa"/>
-              <w:bottom w:w="50" w:type="dxa"/>
-              <w:right w:w="90" w:type="dxa"/>
-            </w:tcMar>
             <w:vAlign w:val="center"/>
           </w:tcPr>
           <w:p>
@@ -30772,12 +27886,6 @@
               <w:right w:val="single" w:sz="6" w:space="0" w:color="1F3864"/>
             </w:tcBorders>
             <w:shd w:val="clear" w:color="auto" w:fill="4472C4"/>
-            <w:tcMar>
-              <w:top w:w="50" w:type="dxa"/>
-              <w:left w:w="90" w:type="dxa"/>
-              <w:bottom w:w="50" w:type="dxa"/>
-              <w:right w:w="90" w:type="dxa"/>
-            </w:tcMar>
             <w:vAlign w:val="center"/>
           </w:tcPr>
           <w:p>
@@ -30817,12 +27925,6 @@
               <w:right w:val="single" w:sz="6" w:space="0" w:color="1F3864"/>
             </w:tcBorders>
             <w:shd w:val="clear" w:color="auto" w:fill="4472C4"/>
-            <w:tcMar>
-              <w:top w:w="50" w:type="dxa"/>
-              <w:left w:w="90" w:type="dxa"/>
-              <w:bottom w:w="50" w:type="dxa"/>
-              <w:right w:w="90" w:type="dxa"/>
-            </w:tcMar>
             <w:vAlign w:val="center"/>
           </w:tcPr>
           <w:p>
@@ -30889,12 +27991,6 @@
               <w:right w:val="single" w:sz="6" w:space="0" w:color="1F3864"/>
             </w:tcBorders>
             <w:shd w:val="clear" w:color="auto" w:fill="D9E2F3"/>
-            <w:tcMar>
-              <w:top w:w="50" w:type="dxa"/>
-              <w:left w:w="90" w:type="dxa"/>
-              <w:bottom w:w="50" w:type="dxa"/>
-              <w:right w:w="90" w:type="dxa"/>
-            </w:tcMar>
             <w:vAlign w:val="center"/>
           </w:tcPr>
           <w:p>
@@ -30927,12 +28023,6 @@
               <w:right w:val="single" w:sz="6" w:space="0" w:color="1F3864"/>
             </w:tcBorders>
             <w:shd w:val="clear" w:color="auto" w:fill="D9E2F3"/>
-            <w:tcMar>
-              <w:top w:w="50" w:type="dxa"/>
-              <w:left w:w="90" w:type="dxa"/>
-              <w:bottom w:w="50" w:type="dxa"/>
-              <w:right w:w="90" w:type="dxa"/>
-            </w:tcMar>
             <w:vAlign w:val="center"/>
           </w:tcPr>
           <w:p>
@@ -30967,12 +28057,6 @@
               <w:right w:val="single" w:sz="6" w:space="0" w:color="1F3864"/>
             </w:tcBorders>
             <w:shd w:val="clear" w:color="auto" w:fill="D9E2F3"/>
-            <w:tcMar>
-              <w:top w:w="50" w:type="dxa"/>
-              <w:left w:w="90" w:type="dxa"/>
-              <w:bottom w:w="50" w:type="dxa"/>
-              <w:right w:w="90" w:type="dxa"/>
-            </w:tcMar>
             <w:vAlign w:val="center"/>
           </w:tcPr>
           <w:p>
@@ -31007,12 +28091,6 @@
               <w:right w:val="single" w:sz="6" w:space="0" w:color="1F3864"/>
             </w:tcBorders>
             <w:shd w:val="clear" w:color="auto" w:fill="D9E2F3"/>
-            <w:tcMar>
-              <w:top w:w="50" w:type="dxa"/>
-              <w:left w:w="90" w:type="dxa"/>
-              <w:bottom w:w="50" w:type="dxa"/>
-              <w:right w:w="90" w:type="dxa"/>
-            </w:tcMar>
             <w:vAlign w:val="center"/>
           </w:tcPr>
           <w:p>
@@ -31075,12 +28153,6 @@
               <w:right w:val="single" w:sz="6" w:space="0" w:color="1F3864"/>
             </w:tcBorders>
             <w:shd w:val="clear" w:color="auto" w:fill="D9E2F3"/>
-            <w:tcMar>
-              <w:top w:w="50" w:type="dxa"/>
-              <w:left w:w="90" w:type="dxa"/>
-              <w:bottom w:w="50" w:type="dxa"/>
-              <w:right w:w="90" w:type="dxa"/>
-            </w:tcMar>
             <w:vAlign w:val="center"/>
           </w:tcPr>
           <w:p>
@@ -31113,12 +28185,6 @@
               <w:right w:val="single" w:sz="6" w:space="0" w:color="1F3864"/>
             </w:tcBorders>
             <w:shd w:val="clear" w:color="auto" w:fill="D9E2F3"/>
-            <w:tcMar>
-              <w:top w:w="50" w:type="dxa"/>
-              <w:left w:w="90" w:type="dxa"/>
-              <w:bottom w:w="50" w:type="dxa"/>
-              <w:right w:w="90" w:type="dxa"/>
-            </w:tcMar>
             <w:vAlign w:val="center"/>
           </w:tcPr>
           <w:p>
@@ -31153,12 +28219,6 @@
               <w:right w:val="single" w:sz="6" w:space="0" w:color="1F3864"/>
             </w:tcBorders>
             <w:shd w:val="clear" w:color="auto" w:fill="D9E2F3"/>
-            <w:tcMar>
-              <w:top w:w="50" w:type="dxa"/>
-              <w:left w:w="90" w:type="dxa"/>
-              <w:bottom w:w="50" w:type="dxa"/>
-              <w:right w:w="90" w:type="dxa"/>
-            </w:tcMar>
             <w:vAlign w:val="center"/>
           </w:tcPr>
           <w:p>
@@ -31193,12 +28253,6 @@
               <w:right w:val="single" w:sz="6" w:space="0" w:color="1F3864"/>
             </w:tcBorders>
             <w:shd w:val="clear" w:color="auto" w:fill="D9E2F3"/>
-            <w:tcMar>
-              <w:top w:w="50" w:type="dxa"/>
-              <w:left w:w="90" w:type="dxa"/>
-              <w:bottom w:w="50" w:type="dxa"/>
-              <w:right w:w="90" w:type="dxa"/>
-            </w:tcMar>
             <w:vAlign w:val="center"/>
           </w:tcPr>
           <w:p>
@@ -31261,12 +28315,6 @@
               <w:right w:val="single" w:sz="6" w:space="0" w:color="1F3864"/>
             </w:tcBorders>
             <w:shd w:val="clear" w:color="auto" w:fill="D9E2F3"/>
-            <w:tcMar>
-              <w:top w:w="50" w:type="dxa"/>
-              <w:left w:w="90" w:type="dxa"/>
-              <w:bottom w:w="50" w:type="dxa"/>
-              <w:right w:w="90" w:type="dxa"/>
-            </w:tcMar>
             <w:vAlign w:val="center"/>
           </w:tcPr>
           <w:p>
@@ -31299,12 +28347,6 @@
               <w:right w:val="single" w:sz="6" w:space="0" w:color="1F3864"/>
             </w:tcBorders>
             <w:shd w:val="clear" w:color="auto" w:fill="D9E2F3"/>
-            <w:tcMar>
-              <w:top w:w="50" w:type="dxa"/>
-              <w:left w:w="90" w:type="dxa"/>
-              <w:bottom w:w="50" w:type="dxa"/>
-              <w:right w:w="90" w:type="dxa"/>
-            </w:tcMar>
             <w:vAlign w:val="center"/>
           </w:tcPr>
           <w:p>
@@ -31337,12 +28379,6 @@
               <w:right w:val="single" w:sz="6" w:space="0" w:color="1F3864"/>
             </w:tcBorders>
             <w:shd w:val="clear" w:color="auto" w:fill="D9E2F3"/>
-            <w:tcMar>
-              <w:top w:w="50" w:type="dxa"/>
-              <w:left w:w="90" w:type="dxa"/>
-              <w:bottom w:w="50" w:type="dxa"/>
-              <w:right w:w="90" w:type="dxa"/>
-            </w:tcMar>
             <w:vAlign w:val="center"/>
           </w:tcPr>
           <w:p>
@@ -31377,12 +28413,6 @@
               <w:right w:val="single" w:sz="6" w:space="0" w:color="1F3864"/>
             </w:tcBorders>
             <w:shd w:val="clear" w:color="auto" w:fill="D9E2F3"/>
-            <w:tcMar>
-              <w:top w:w="50" w:type="dxa"/>
-              <w:left w:w="90" w:type="dxa"/>
-              <w:bottom w:w="50" w:type="dxa"/>
-              <w:right w:w="90" w:type="dxa"/>
-            </w:tcMar>
             <w:vAlign w:val="center"/>
           </w:tcPr>
           <w:p>
@@ -31445,12 +28475,6 @@
               <w:right w:val="single" w:sz="6" w:space="0" w:color="1F3864"/>
             </w:tcBorders>
             <w:shd w:val="clear" w:color="auto" w:fill="D9E2F3"/>
-            <w:tcMar>
-              <w:top w:w="50" w:type="dxa"/>
-              <w:left w:w="90" w:type="dxa"/>
-              <w:bottom w:w="50" w:type="dxa"/>
-              <w:right w:w="90" w:type="dxa"/>
-            </w:tcMar>
             <w:vAlign w:val="center"/>
           </w:tcPr>
           <w:p>
@@ -31498,12 +28522,6 @@
               <w:right w:val="single" w:sz="6" w:space="0" w:color="1F3864"/>
             </w:tcBorders>
             <w:shd w:val="clear" w:color="auto" w:fill="4472C4"/>
-            <w:tcMar>
-              <w:top w:w="50" w:type="dxa"/>
-              <w:left w:w="90" w:type="dxa"/>
-              <w:bottom w:w="50" w:type="dxa"/>
-              <w:right w:w="90" w:type="dxa"/>
-            </w:tcMar>
             <w:vAlign w:val="center"/>
           </w:tcPr>
           <w:p>
@@ -31570,12 +28588,6 @@
               <w:right w:val="single" w:sz="6" w:space="0" w:color="1F3864"/>
             </w:tcBorders>
             <w:shd w:val="clear" w:color="auto" w:fill="4472C4"/>
-            <w:tcMar>
-              <w:top w:w="50" w:type="dxa"/>
-              <w:left w:w="90" w:type="dxa"/>
-              <w:bottom w:w="50" w:type="dxa"/>
-              <w:right w:w="90" w:type="dxa"/>
-            </w:tcMar>
             <w:vAlign w:val="center"/>
           </w:tcPr>
           <w:p>
@@ -31615,12 +28627,6 @@
               <w:right w:val="single" w:sz="6" w:space="0" w:color="1F3864"/>
             </w:tcBorders>
             <w:shd w:val="clear" w:color="auto" w:fill="4472C4"/>
-            <w:tcMar>
-              <w:top w:w="50" w:type="dxa"/>
-              <w:left w:w="90" w:type="dxa"/>
-              <w:bottom w:w="50" w:type="dxa"/>
-              <w:right w:w="90" w:type="dxa"/>
-            </w:tcMar>
             <w:vAlign w:val="center"/>
           </w:tcPr>
           <w:p>
@@ -31660,12 +28666,6 @@
               <w:right w:val="single" w:sz="6" w:space="0" w:color="1F3864"/>
             </w:tcBorders>
             <w:shd w:val="clear" w:color="auto" w:fill="4472C4"/>
-            <w:tcMar>
-              <w:top w:w="50" w:type="dxa"/>
-              <w:left w:w="90" w:type="dxa"/>
-              <w:bottom w:w="50" w:type="dxa"/>
-              <w:right w:w="90" w:type="dxa"/>
-            </w:tcMar>
             <w:vAlign w:val="center"/>
           </w:tcPr>
           <w:p>
@@ -31705,12 +28705,6 @@
               <w:right w:val="single" w:sz="6" w:space="0" w:color="1F3864"/>
             </w:tcBorders>
             <w:shd w:val="clear" w:color="auto" w:fill="4472C4"/>
-            <w:tcMar>
-              <w:top w:w="50" w:type="dxa"/>
-              <w:left w:w="90" w:type="dxa"/>
-              <w:bottom w:w="50" w:type="dxa"/>
-              <w:right w:w="90" w:type="dxa"/>
-            </w:tcMar>
             <w:vAlign w:val="center"/>
           </w:tcPr>
           <w:p>
@@ -31777,12 +28771,6 @@
               <w:right w:val="single" w:sz="6" w:space="0" w:color="1F3864"/>
             </w:tcBorders>
             <w:shd w:val="clear" w:color="auto" w:fill="D9E2F3"/>
-            <w:tcMar>
-              <w:top w:w="50" w:type="dxa"/>
-              <w:left w:w="90" w:type="dxa"/>
-              <w:bottom w:w="50" w:type="dxa"/>
-              <w:right w:w="90" w:type="dxa"/>
-            </w:tcMar>
             <w:vAlign w:val="center"/>
           </w:tcPr>
           <w:p>
@@ -31815,12 +28803,6 @@
               <w:right w:val="single" w:sz="6" w:space="0" w:color="1F3864"/>
             </w:tcBorders>
             <w:shd w:val="clear" w:color="auto" w:fill="D9E2F3"/>
-            <w:tcMar>
-              <w:top w:w="50" w:type="dxa"/>
-              <w:left w:w="90" w:type="dxa"/>
-              <w:bottom w:w="50" w:type="dxa"/>
-              <w:right w:w="90" w:type="dxa"/>
-            </w:tcMar>
             <w:vAlign w:val="center"/>
           </w:tcPr>
           <w:p>
@@ -31853,12 +28835,6 @@
               <w:right w:val="single" w:sz="6" w:space="0" w:color="1F3864"/>
             </w:tcBorders>
             <w:shd w:val="clear" w:color="auto" w:fill="D9E2F3"/>
-            <w:tcMar>
-              <w:top w:w="50" w:type="dxa"/>
-              <w:left w:w="90" w:type="dxa"/>
-              <w:bottom w:w="50" w:type="dxa"/>
-              <w:right w:w="90" w:type="dxa"/>
-            </w:tcMar>
             <w:vAlign w:val="center"/>
           </w:tcPr>
           <w:p>
@@ -31893,12 +28869,6 @@
               <w:right w:val="single" w:sz="6" w:space="0" w:color="1F3864"/>
             </w:tcBorders>
             <w:shd w:val="clear" w:color="auto" w:fill="D9E2F3"/>
-            <w:tcMar>
-              <w:top w:w="50" w:type="dxa"/>
-              <w:left w:w="90" w:type="dxa"/>
-              <w:bottom w:w="50" w:type="dxa"/>
-              <w:right w:w="90" w:type="dxa"/>
-            </w:tcMar>
             <w:vAlign w:val="center"/>
           </w:tcPr>
           <w:p>
@@ -31961,12 +28931,6 @@
               <w:right w:val="single" w:sz="6" w:space="0" w:color="1F3864"/>
             </w:tcBorders>
             <w:shd w:val="clear" w:color="auto" w:fill="D9E2F3"/>
-            <w:tcMar>
-              <w:top w:w="50" w:type="dxa"/>
-              <w:left w:w="90" w:type="dxa"/>
-              <w:bottom w:w="50" w:type="dxa"/>
-              <w:right w:w="90" w:type="dxa"/>
-            </w:tcMar>
             <w:vAlign w:val="center"/>
           </w:tcPr>
           <w:p>
@@ -31999,12 +28963,6 @@
               <w:right w:val="single" w:sz="6" w:space="0" w:color="1F3864"/>
             </w:tcBorders>
             <w:shd w:val="clear" w:color="auto" w:fill="D9E2F3"/>
-            <w:tcMar>
-              <w:top w:w="50" w:type="dxa"/>
-              <w:left w:w="90" w:type="dxa"/>
-              <w:bottom w:w="50" w:type="dxa"/>
-              <w:right w:w="90" w:type="dxa"/>
-            </w:tcMar>
             <w:vAlign w:val="center"/>
           </w:tcPr>
           <w:p>
@@ -32037,12 +28995,6 @@
               <w:right w:val="single" w:sz="6" w:space="0" w:color="1F3864"/>
             </w:tcBorders>
             <w:shd w:val="clear" w:color="auto" w:fill="D9E2F3"/>
-            <w:tcMar>
-              <w:top w:w="50" w:type="dxa"/>
-              <w:left w:w="90" w:type="dxa"/>
-              <w:bottom w:w="50" w:type="dxa"/>
-              <w:right w:w="90" w:type="dxa"/>
-            </w:tcMar>
             <w:vAlign w:val="center"/>
           </w:tcPr>
           <w:p>
@@ -32077,12 +29029,6 @@
               <w:right w:val="single" w:sz="6" w:space="0" w:color="1F3864"/>
             </w:tcBorders>
             <w:shd w:val="clear" w:color="auto" w:fill="D9E2F3"/>
-            <w:tcMar>
-              <w:top w:w="50" w:type="dxa"/>
-              <w:left w:w="90" w:type="dxa"/>
-              <w:bottom w:w="50" w:type="dxa"/>
-              <w:right w:w="90" w:type="dxa"/>
-            </w:tcMar>
             <w:vAlign w:val="center"/>
           </w:tcPr>
           <w:p>
@@ -32145,12 +29091,6 @@
               <w:right w:val="single" w:sz="6" w:space="0" w:color="1F3864"/>
             </w:tcBorders>
             <w:shd w:val="clear" w:color="auto" w:fill="D9E2F3"/>
-            <w:tcMar>
-              <w:top w:w="50" w:type="dxa"/>
-              <w:left w:w="90" w:type="dxa"/>
-              <w:bottom w:w="50" w:type="dxa"/>
-              <w:right w:w="90" w:type="dxa"/>
-            </w:tcMar>
             <w:vAlign w:val="center"/>
           </w:tcPr>
           <w:p>
@@ -32183,12 +29123,6 @@
               <w:right w:val="single" w:sz="6" w:space="0" w:color="1F3864"/>
             </w:tcBorders>
             <w:shd w:val="clear" w:color="auto" w:fill="D9E2F3"/>
-            <w:tcMar>
-              <w:top w:w="50" w:type="dxa"/>
-              <w:left w:w="90" w:type="dxa"/>
-              <w:bottom w:w="50" w:type="dxa"/>
-              <w:right w:w="90" w:type="dxa"/>
-            </w:tcMar>
             <w:vAlign w:val="center"/>
           </w:tcPr>
           <w:p>
@@ -32221,12 +29155,6 @@
               <w:right w:val="single" w:sz="6" w:space="0" w:color="1F3864"/>
             </w:tcBorders>
             <w:shd w:val="clear" w:color="auto" w:fill="D9E2F3"/>
-            <w:tcMar>
-              <w:top w:w="50" w:type="dxa"/>
-              <w:left w:w="90" w:type="dxa"/>
-              <w:bottom w:w="50" w:type="dxa"/>
-              <w:right w:w="90" w:type="dxa"/>
-            </w:tcMar>
             <w:vAlign w:val="center"/>
           </w:tcPr>
           <w:p>
@@ -32259,12 +29187,6 @@
               <w:right w:val="single" w:sz="6" w:space="0" w:color="1F3864"/>
             </w:tcBorders>
             <w:shd w:val="clear" w:color="auto" w:fill="D9E2F3"/>
-            <w:tcMar>
-              <w:top w:w="50" w:type="dxa"/>
-              <w:left w:w="90" w:type="dxa"/>
-              <w:bottom w:w="50" w:type="dxa"/>
-              <w:right w:w="90" w:type="dxa"/>
-            </w:tcMar>
             <w:vAlign w:val="center"/>
           </w:tcPr>
           <w:p>
@@ -32327,12 +29249,6 @@
               <w:right w:val="single" w:sz="6" w:space="0" w:color="1F3864"/>
             </w:tcBorders>
             <w:shd w:val="clear" w:color="auto" w:fill="D9E2F3"/>
-            <w:tcMar>
-              <w:top w:w="50" w:type="dxa"/>
-              <w:left w:w="90" w:type="dxa"/>
-              <w:bottom w:w="50" w:type="dxa"/>
-              <w:right w:w="90" w:type="dxa"/>
-            </w:tcMar>
             <w:vAlign w:val="center"/>
           </w:tcPr>
           <w:p>
@@ -32411,12 +29327,6 @@
               <w:right w:val="single" w:sz="6" w:space="0" w:color="1F3864"/>
             </w:tcBorders>
             <w:shd w:val="clear" w:color="auto" w:fill="4472C4"/>
-            <w:tcMar>
-              <w:top w:w="50" w:type="dxa"/>
-              <w:left w:w="90" w:type="dxa"/>
-              <w:bottom w:w="50" w:type="dxa"/>
-              <w:right w:w="90" w:type="dxa"/>
-            </w:tcMar>
             <w:vAlign w:val="center"/>
           </w:tcPr>
           <w:p>
@@ -32483,12 +29393,6 @@
               <w:right w:val="single" w:sz="6" w:space="0" w:color="1F3864"/>
             </w:tcBorders>
             <w:shd w:val="clear" w:color="auto" w:fill="4472C4"/>
-            <w:tcMar>
-              <w:top w:w="50" w:type="dxa"/>
-              <w:left w:w="90" w:type="dxa"/>
-              <w:bottom w:w="50" w:type="dxa"/>
-              <w:right w:w="90" w:type="dxa"/>
-            </w:tcMar>
             <w:vAlign w:val="center"/>
           </w:tcPr>
           <w:p>
@@ -32528,12 +29432,6 @@
               <w:right w:val="single" w:sz="6" w:space="0" w:color="1F3864"/>
             </w:tcBorders>
             <w:shd w:val="clear" w:color="auto" w:fill="4472C4"/>
-            <w:tcMar>
-              <w:top w:w="50" w:type="dxa"/>
-              <w:left w:w="90" w:type="dxa"/>
-              <w:bottom w:w="50" w:type="dxa"/>
-              <w:right w:w="90" w:type="dxa"/>
-            </w:tcMar>
             <w:vAlign w:val="center"/>
           </w:tcPr>
           <w:p>
@@ -32573,12 +29471,6 @@
               <w:right w:val="single" w:sz="6" w:space="0" w:color="1F3864"/>
             </w:tcBorders>
             <w:shd w:val="clear" w:color="auto" w:fill="4472C4"/>
-            <w:tcMar>
-              <w:top w:w="50" w:type="dxa"/>
-              <w:left w:w="90" w:type="dxa"/>
-              <w:bottom w:w="50" w:type="dxa"/>
-              <w:right w:w="90" w:type="dxa"/>
-            </w:tcMar>
             <w:vAlign w:val="center"/>
           </w:tcPr>
           <w:p>
@@ -32618,12 +29510,6 @@
               <w:right w:val="single" w:sz="6" w:space="0" w:color="1F3864"/>
             </w:tcBorders>
             <w:shd w:val="clear" w:color="auto" w:fill="4472C4"/>
-            <w:tcMar>
-              <w:top w:w="50" w:type="dxa"/>
-              <w:left w:w="90" w:type="dxa"/>
-              <w:bottom w:w="50" w:type="dxa"/>
-              <w:right w:w="90" w:type="dxa"/>
-            </w:tcMar>
             <w:vAlign w:val="center"/>
           </w:tcPr>
           <w:p>
@@ -32690,12 +29576,6 @@
               <w:right w:val="single" w:sz="6" w:space="0" w:color="1F3864"/>
             </w:tcBorders>
             <w:shd w:val="clear" w:color="auto" w:fill="D9E2F3"/>
-            <w:tcMar>
-              <w:top w:w="50" w:type="dxa"/>
-              <w:left w:w="90" w:type="dxa"/>
-              <w:bottom w:w="50" w:type="dxa"/>
-              <w:right w:w="90" w:type="dxa"/>
-            </w:tcMar>
             <w:vAlign w:val="center"/>
           </w:tcPr>
           <w:p>
@@ -32728,12 +29608,6 @@
               <w:right w:val="single" w:sz="6" w:space="0" w:color="1F3864"/>
             </w:tcBorders>
             <w:shd w:val="clear" w:color="auto" w:fill="D9E2F3"/>
-            <w:tcMar>
-              <w:top w:w="50" w:type="dxa"/>
-              <w:left w:w="90" w:type="dxa"/>
-              <w:bottom w:w="50" w:type="dxa"/>
-              <w:right w:w="90" w:type="dxa"/>
-            </w:tcMar>
             <w:vAlign w:val="center"/>
           </w:tcPr>
           <w:p>
@@ -32766,12 +29640,6 @@
               <w:right w:val="single" w:sz="6" w:space="0" w:color="1F3864"/>
             </w:tcBorders>
             <w:shd w:val="clear" w:color="auto" w:fill="D9E2F3"/>
-            <w:tcMar>
-              <w:top w:w="50" w:type="dxa"/>
-              <w:left w:w="90" w:type="dxa"/>
-              <w:bottom w:w="50" w:type="dxa"/>
-              <w:right w:w="90" w:type="dxa"/>
-            </w:tcMar>
             <w:vAlign w:val="center"/>
           </w:tcPr>
           <w:p>
@@ -32815,12 +29683,6 @@
               <w:right w:val="single" w:sz="6" w:space="0" w:color="1F3864"/>
             </w:tcBorders>
             <w:shd w:val="clear" w:color="auto" w:fill="D9E2F3"/>
-            <w:tcMar>
-              <w:top w:w="50" w:type="dxa"/>
-              <w:left w:w="90" w:type="dxa"/>
-              <w:bottom w:w="50" w:type="dxa"/>
-              <w:right w:w="90" w:type="dxa"/>
-            </w:tcMar>
             <w:vAlign w:val="center"/>
           </w:tcPr>
           <w:p>
@@ -32880,12 +29742,6 @@
               <w:right w:val="single" w:sz="6" w:space="0" w:color="1F3864"/>
             </w:tcBorders>
             <w:shd w:val="clear" w:color="auto" w:fill="D9E2F3"/>
-            <w:tcMar>
-              <w:top w:w="50" w:type="dxa"/>
-              <w:left w:w="90" w:type="dxa"/>
-              <w:bottom w:w="50" w:type="dxa"/>
-              <w:right w:w="90" w:type="dxa"/>
-            </w:tcMar>
             <w:vAlign w:val="center"/>
           </w:tcPr>
           <w:p>
@@ -32918,12 +29774,6 @@
               <w:right w:val="single" w:sz="6" w:space="0" w:color="1F3864"/>
             </w:tcBorders>
             <w:shd w:val="clear" w:color="auto" w:fill="D9E2F3"/>
-            <w:tcMar>
-              <w:top w:w="50" w:type="dxa"/>
-              <w:left w:w="90" w:type="dxa"/>
-              <w:bottom w:w="50" w:type="dxa"/>
-              <w:right w:w="90" w:type="dxa"/>
-            </w:tcMar>
             <w:vAlign w:val="center"/>
           </w:tcPr>
           <w:p>
@@ -32967,12 +29817,6 @@
               <w:right w:val="single" w:sz="6" w:space="0" w:color="1F3864"/>
             </w:tcBorders>
             <w:shd w:val="clear" w:color="auto" w:fill="D9E2F3"/>
-            <w:tcMar>
-              <w:top w:w="50" w:type="dxa"/>
-              <w:left w:w="90" w:type="dxa"/>
-              <w:bottom w:w="50" w:type="dxa"/>
-              <w:right w:w="90" w:type="dxa"/>
-            </w:tcMar>
             <w:vAlign w:val="center"/>
           </w:tcPr>
           <w:p>
@@ -33025,12 +29869,6 @@
               <w:right w:val="single" w:sz="6" w:space="0" w:color="1F3864"/>
             </w:tcBorders>
             <w:shd w:val="clear" w:color="auto" w:fill="D9E2F3"/>
-            <w:tcMar>
-              <w:top w:w="50" w:type="dxa"/>
-              <w:left w:w="90" w:type="dxa"/>
-              <w:bottom w:w="50" w:type="dxa"/>
-              <w:right w:w="90" w:type="dxa"/>
-            </w:tcMar>
             <w:vAlign w:val="center"/>
           </w:tcPr>
           <w:p>
@@ -33102,12 +29940,6 @@
               <w:right w:val="single" w:sz="6" w:space="0" w:color="1F3864"/>
             </w:tcBorders>
             <w:shd w:val="clear" w:color="auto" w:fill="D9E2F3"/>
-            <w:tcMar>
-              <w:top w:w="50" w:type="dxa"/>
-              <w:left w:w="90" w:type="dxa"/>
-              <w:bottom w:w="50" w:type="dxa"/>
-              <w:right w:w="90" w:type="dxa"/>
-            </w:tcMar>
             <w:vAlign w:val="center"/>
           </w:tcPr>
           <w:p>
@@ -33140,12 +29972,6 @@
               <w:right w:val="single" w:sz="6" w:space="0" w:color="1F3864"/>
             </w:tcBorders>
             <w:shd w:val="clear" w:color="auto" w:fill="D9E2F3"/>
-            <w:tcMar>
-              <w:top w:w="50" w:type="dxa"/>
-              <w:left w:w="90" w:type="dxa"/>
-              <w:bottom w:w="50" w:type="dxa"/>
-              <w:right w:w="90" w:type="dxa"/>
-            </w:tcMar>
             <w:vAlign w:val="center"/>
           </w:tcPr>
           <w:p>
@@ -33198,12 +30024,6 @@
               <w:right w:val="single" w:sz="6" w:space="0" w:color="1F3864"/>
             </w:tcBorders>
             <w:shd w:val="clear" w:color="auto" w:fill="D9E2F3"/>
-            <w:tcMar>
-              <w:top w:w="50" w:type="dxa"/>
-              <w:left w:w="90" w:type="dxa"/>
-              <w:bottom w:w="50" w:type="dxa"/>
-              <w:right w:w="90" w:type="dxa"/>
-            </w:tcMar>
             <w:vAlign w:val="center"/>
           </w:tcPr>
           <w:p>
@@ -33256,12 +30076,6 @@
               <w:right w:val="single" w:sz="6" w:space="0" w:color="1F3864"/>
             </w:tcBorders>
             <w:shd w:val="clear" w:color="auto" w:fill="D9E2F3"/>
-            <w:tcMar>
-              <w:top w:w="50" w:type="dxa"/>
-              <w:left w:w="90" w:type="dxa"/>
-              <w:bottom w:w="50" w:type="dxa"/>
-              <w:right w:w="90" w:type="dxa"/>
-            </w:tcMar>
             <w:vAlign w:val="center"/>
           </w:tcPr>
           <w:p>
@@ -33342,12 +30156,6 @@
               <w:right w:val="single" w:sz="6" w:space="0" w:color="1F3864"/>
             </w:tcBorders>
             <w:shd w:val="clear" w:color="auto" w:fill="D9E2F3"/>
-            <w:tcMar>
-              <w:top w:w="50" w:type="dxa"/>
-              <w:left w:w="90" w:type="dxa"/>
-              <w:bottom w:w="50" w:type="dxa"/>
-              <w:right w:w="90" w:type="dxa"/>
-            </w:tcMar>
             <w:vAlign w:val="center"/>
           </w:tcPr>
           <w:p>
@@ -33392,12 +30200,6 @@
               <w:right w:val="single" w:sz="6" w:space="0" w:color="1F3864"/>
             </w:tcBorders>
             <w:shd w:val="clear" w:color="auto" w:fill="4472C4"/>
-            <w:tcMar>
-              <w:top w:w="50" w:type="dxa"/>
-              <w:left w:w="90" w:type="dxa"/>
-              <w:bottom w:w="50" w:type="dxa"/>
-              <w:right w:w="90" w:type="dxa"/>
-            </w:tcMar>
             <w:vAlign w:val="center"/>
           </w:tcPr>
           <w:p>
@@ -33464,12 +30266,6 @@
               <w:right w:val="single" w:sz="6" w:space="0" w:color="1F3864"/>
             </w:tcBorders>
             <w:shd w:val="clear" w:color="auto" w:fill="4472C4"/>
-            <w:tcMar>
-              <w:top w:w="50" w:type="dxa"/>
-              <w:left w:w="90" w:type="dxa"/>
-              <w:bottom w:w="50" w:type="dxa"/>
-              <w:right w:w="90" w:type="dxa"/>
-            </w:tcMar>
             <w:vAlign w:val="center"/>
           </w:tcPr>
           <w:p>
@@ -33509,12 +30305,6 @@
               <w:right w:val="single" w:sz="6" w:space="0" w:color="1F3864"/>
             </w:tcBorders>
             <w:shd w:val="clear" w:color="auto" w:fill="4472C4"/>
-            <w:tcMar>
-              <w:top w:w="50" w:type="dxa"/>
-              <w:left w:w="90" w:type="dxa"/>
-              <w:bottom w:w="50" w:type="dxa"/>
-              <w:right w:w="90" w:type="dxa"/>
-            </w:tcMar>
             <w:vAlign w:val="center"/>
           </w:tcPr>
           <w:p>
@@ -33554,12 +30344,6 @@
               <w:right w:val="single" w:sz="6" w:space="0" w:color="1F3864"/>
             </w:tcBorders>
             <w:shd w:val="clear" w:color="auto" w:fill="4472C4"/>
-            <w:tcMar>
-              <w:top w:w="50" w:type="dxa"/>
-              <w:left w:w="90" w:type="dxa"/>
-              <w:bottom w:w="50" w:type="dxa"/>
-              <w:right w:w="90" w:type="dxa"/>
-            </w:tcMar>
             <w:vAlign w:val="center"/>
           </w:tcPr>
           <w:p>
@@ -33599,12 +30383,6 @@
               <w:right w:val="single" w:sz="6" w:space="0" w:color="1F3864"/>
             </w:tcBorders>
             <w:shd w:val="clear" w:color="auto" w:fill="4472C4"/>
-            <w:tcMar>
-              <w:top w:w="50" w:type="dxa"/>
-              <w:left w:w="90" w:type="dxa"/>
-              <w:bottom w:w="50" w:type="dxa"/>
-              <w:right w:w="90" w:type="dxa"/>
-            </w:tcMar>
             <w:vAlign w:val="center"/>
           </w:tcPr>
           <w:p>
@@ -33671,12 +30449,6 @@
               <w:right w:val="single" w:sz="6" w:space="0" w:color="1F3864"/>
             </w:tcBorders>
             <w:shd w:val="clear" w:color="auto" w:fill="D9E2F3"/>
-            <w:tcMar>
-              <w:top w:w="50" w:type="dxa"/>
-              <w:left w:w="90" w:type="dxa"/>
-              <w:bottom w:w="50" w:type="dxa"/>
-              <w:right w:w="90" w:type="dxa"/>
-            </w:tcMar>
             <w:vAlign w:val="center"/>
           </w:tcPr>
           <w:p>
@@ -33709,12 +30481,6 @@
               <w:right w:val="single" w:sz="6" w:space="0" w:color="1F3864"/>
             </w:tcBorders>
             <w:shd w:val="clear" w:color="auto" w:fill="D9E2F3"/>
-            <w:tcMar>
-              <w:top w:w="50" w:type="dxa"/>
-              <w:left w:w="90" w:type="dxa"/>
-              <w:bottom w:w="50" w:type="dxa"/>
-              <w:right w:w="90" w:type="dxa"/>
-            </w:tcMar>
             <w:vAlign w:val="center"/>
           </w:tcPr>
           <w:p>
@@ -33747,12 +30513,6 @@
               <w:right w:val="single" w:sz="6" w:space="0" w:color="1F3864"/>
             </w:tcBorders>
             <w:shd w:val="clear" w:color="auto" w:fill="D9E2F3"/>
-            <w:tcMar>
-              <w:top w:w="50" w:type="dxa"/>
-              <w:left w:w="90" w:type="dxa"/>
-              <w:bottom w:w="50" w:type="dxa"/>
-              <w:right w:w="90" w:type="dxa"/>
-            </w:tcMar>
             <w:vAlign w:val="center"/>
           </w:tcPr>
           <w:p>
@@ -33787,12 +30547,6 @@
               <w:right w:val="single" w:sz="6" w:space="0" w:color="1F3864"/>
             </w:tcBorders>
             <w:shd w:val="clear" w:color="auto" w:fill="D9E2F3"/>
-            <w:tcMar>
-              <w:top w:w="50" w:type="dxa"/>
-              <w:left w:w="90" w:type="dxa"/>
-              <w:bottom w:w="50" w:type="dxa"/>
-              <w:right w:w="90" w:type="dxa"/>
-            </w:tcMar>
             <w:vAlign w:val="center"/>
           </w:tcPr>
           <w:p>
@@ -33855,12 +30609,6 @@
               <w:right w:val="single" w:sz="6" w:space="0" w:color="1F3864"/>
             </w:tcBorders>
             <w:shd w:val="clear" w:color="auto" w:fill="D9E2F3"/>
-            <w:tcMar>
-              <w:top w:w="50" w:type="dxa"/>
-              <w:left w:w="90" w:type="dxa"/>
-              <w:bottom w:w="50" w:type="dxa"/>
-              <w:right w:w="90" w:type="dxa"/>
-            </w:tcMar>
             <w:vAlign w:val="center"/>
           </w:tcPr>
           <w:p>
@@ -33893,12 +30641,6 @@
               <w:right w:val="single" w:sz="6" w:space="0" w:color="1F3864"/>
             </w:tcBorders>
             <w:shd w:val="clear" w:color="auto" w:fill="D9E2F3"/>
-            <w:tcMar>
-              <w:top w:w="50" w:type="dxa"/>
-              <w:left w:w="90" w:type="dxa"/>
-              <w:bottom w:w="50" w:type="dxa"/>
-              <w:right w:w="90" w:type="dxa"/>
-            </w:tcMar>
             <w:vAlign w:val="center"/>
           </w:tcPr>
           <w:p>
@@ -33931,12 +30673,6 @@
               <w:right w:val="single" w:sz="6" w:space="0" w:color="1F3864"/>
             </w:tcBorders>
             <w:shd w:val="clear" w:color="auto" w:fill="D9E2F3"/>
-            <w:tcMar>
-              <w:top w:w="50" w:type="dxa"/>
-              <w:left w:w="90" w:type="dxa"/>
-              <w:bottom w:w="50" w:type="dxa"/>
-              <w:right w:w="90" w:type="dxa"/>
-            </w:tcMar>
             <w:vAlign w:val="center"/>
           </w:tcPr>
           <w:p>
@@ -33969,12 +30705,6 @@
               <w:right w:val="single" w:sz="6" w:space="0" w:color="1F3864"/>
             </w:tcBorders>
             <w:shd w:val="clear" w:color="auto" w:fill="D9E2F3"/>
-            <w:tcMar>
-              <w:top w:w="50" w:type="dxa"/>
-              <w:left w:w="90" w:type="dxa"/>
-              <w:bottom w:w="50" w:type="dxa"/>
-              <w:right w:w="90" w:type="dxa"/>
-            </w:tcMar>
             <w:vAlign w:val="center"/>
           </w:tcPr>
           <w:p>
@@ -34046,12 +30776,6 @@
               <w:right w:val="single" w:sz="6" w:space="0" w:color="1F3864"/>
             </w:tcBorders>
             <w:shd w:val="clear" w:color="auto" w:fill="D9E2F3"/>
-            <w:tcMar>
-              <w:top w:w="50" w:type="dxa"/>
-              <w:left w:w="90" w:type="dxa"/>
-              <w:bottom w:w="50" w:type="dxa"/>
-              <w:right w:w="90" w:type="dxa"/>
-            </w:tcMar>
             <w:vAlign w:val="center"/>
           </w:tcPr>
           <w:p>
@@ -34084,12 +30808,6 @@
               <w:right w:val="single" w:sz="6" w:space="0" w:color="1F3864"/>
             </w:tcBorders>
             <w:shd w:val="clear" w:color="auto" w:fill="D9E2F3"/>
-            <w:tcMar>
-              <w:top w:w="50" w:type="dxa"/>
-              <w:left w:w="90" w:type="dxa"/>
-              <w:bottom w:w="50" w:type="dxa"/>
-              <w:right w:w="90" w:type="dxa"/>
-            </w:tcMar>
             <w:vAlign w:val="center"/>
           </w:tcPr>
           <w:p>
@@ -34122,12 +30840,6 @@
               <w:right w:val="single" w:sz="6" w:space="0" w:color="1F3864"/>
             </w:tcBorders>
             <w:shd w:val="clear" w:color="auto" w:fill="D9E2F3"/>
-            <w:tcMar>
-              <w:top w:w="50" w:type="dxa"/>
-              <w:left w:w="90" w:type="dxa"/>
-              <w:bottom w:w="50" w:type="dxa"/>
-              <w:right w:w="90" w:type="dxa"/>
-            </w:tcMar>
             <w:vAlign w:val="center"/>
           </w:tcPr>
           <w:p>
@@ -34162,12 +30874,6 @@
               <w:right w:val="single" w:sz="6" w:space="0" w:color="1F3864"/>
             </w:tcBorders>
             <w:shd w:val="clear" w:color="auto" w:fill="D9E2F3"/>
-            <w:tcMar>
-              <w:top w:w="50" w:type="dxa"/>
-              <w:left w:w="90" w:type="dxa"/>
-              <w:bottom w:w="50" w:type="dxa"/>
-              <w:right w:w="90" w:type="dxa"/>
-            </w:tcMar>
             <w:vAlign w:val="center"/>
           </w:tcPr>
           <w:p>
@@ -34227,12 +30933,6 @@
               <w:right w:val="single" w:sz="6" w:space="0" w:color="1F3864"/>
             </w:tcBorders>
             <w:shd w:val="clear" w:color="auto" w:fill="D9E2F3"/>
-            <w:tcMar>
-              <w:top w:w="50" w:type="dxa"/>
-              <w:left w:w="90" w:type="dxa"/>
-              <w:bottom w:w="50" w:type="dxa"/>
-              <w:right w:w="90" w:type="dxa"/>
-            </w:tcMar>
             <w:vAlign w:val="center"/>
           </w:tcPr>
           <w:p>
@@ -34280,12 +30980,6 @@
               <w:right w:val="single" w:sz="6" w:space="0" w:color="1F3864"/>
             </w:tcBorders>
             <w:shd w:val="clear" w:color="auto" w:fill="4472C4"/>
-            <w:tcMar>
-              <w:top w:w="50" w:type="dxa"/>
-              <w:left w:w="90" w:type="dxa"/>
-              <w:bottom w:w="50" w:type="dxa"/>
-              <w:right w:w="90" w:type="dxa"/>
-            </w:tcMar>
             <w:vAlign w:val="center"/>
           </w:tcPr>
           <w:p>
@@ -34352,12 +31046,6 @@
               <w:right w:val="single" w:sz="6" w:space="0" w:color="1F3864"/>
             </w:tcBorders>
             <w:shd w:val="clear" w:color="auto" w:fill="4472C4"/>
-            <w:tcMar>
-              <w:top w:w="50" w:type="dxa"/>
-              <w:left w:w="90" w:type="dxa"/>
-              <w:bottom w:w="50" w:type="dxa"/>
-              <w:right w:w="90" w:type="dxa"/>
-            </w:tcMar>
             <w:vAlign w:val="center"/>
           </w:tcPr>
           <w:p>
@@ -34397,12 +31085,6 @@
               <w:right w:val="single" w:sz="6" w:space="0" w:color="1F3864"/>
             </w:tcBorders>
             <w:shd w:val="clear" w:color="auto" w:fill="4472C4"/>
-            <w:tcMar>
-              <w:top w:w="50" w:type="dxa"/>
-              <w:left w:w="90" w:type="dxa"/>
-              <w:bottom w:w="50" w:type="dxa"/>
-              <w:right w:w="90" w:type="dxa"/>
-            </w:tcMar>
             <w:vAlign w:val="center"/>
           </w:tcPr>
           <w:p>
@@ -34442,12 +31124,6 @@
               <w:right w:val="single" w:sz="6" w:space="0" w:color="1F3864"/>
             </w:tcBorders>
             <w:shd w:val="clear" w:color="auto" w:fill="4472C4"/>
-            <w:tcMar>
-              <w:top w:w="50" w:type="dxa"/>
-              <w:left w:w="90" w:type="dxa"/>
-              <w:bottom w:w="50" w:type="dxa"/>
-              <w:right w:w="90" w:type="dxa"/>
-            </w:tcMar>
             <w:vAlign w:val="center"/>
           </w:tcPr>
           <w:p>
@@ -34487,12 +31163,6 @@
               <w:right w:val="single" w:sz="6" w:space="0" w:color="1F3864"/>
             </w:tcBorders>
             <w:shd w:val="clear" w:color="auto" w:fill="4472C4"/>
-            <w:tcMar>
-              <w:top w:w="50" w:type="dxa"/>
-              <w:left w:w="90" w:type="dxa"/>
-              <w:bottom w:w="50" w:type="dxa"/>
-              <w:right w:w="90" w:type="dxa"/>
-            </w:tcMar>
             <w:vAlign w:val="center"/>
           </w:tcPr>
           <w:p>
@@ -34559,12 +31229,6 @@
               <w:right w:val="single" w:sz="6" w:space="0" w:color="1F3864"/>
             </w:tcBorders>
             <w:shd w:val="clear" w:color="auto" w:fill="D9E2F3"/>
-            <w:tcMar>
-              <w:top w:w="50" w:type="dxa"/>
-              <w:left w:w="90" w:type="dxa"/>
-              <w:bottom w:w="50" w:type="dxa"/>
-              <w:right w:w="90" w:type="dxa"/>
-            </w:tcMar>
             <w:vAlign w:val="center"/>
           </w:tcPr>
           <w:p>
@@ -34597,12 +31261,6 @@
               <w:right w:val="single" w:sz="6" w:space="0" w:color="1F3864"/>
             </w:tcBorders>
             <w:shd w:val="clear" w:color="auto" w:fill="D9E2F3"/>
-            <w:tcMar>
-              <w:top w:w="50" w:type="dxa"/>
-              <w:left w:w="90" w:type="dxa"/>
-              <w:bottom w:w="50" w:type="dxa"/>
-              <w:right w:w="90" w:type="dxa"/>
-            </w:tcMar>
             <w:vAlign w:val="center"/>
           </w:tcPr>
           <w:p>
@@ -34635,12 +31293,6 @@
               <w:right w:val="single" w:sz="6" w:space="0" w:color="1F3864"/>
             </w:tcBorders>
             <w:shd w:val="clear" w:color="auto" w:fill="D9E2F3"/>
-            <w:tcMar>
-              <w:top w:w="50" w:type="dxa"/>
-              <w:left w:w="90" w:type="dxa"/>
-              <w:bottom w:w="50" w:type="dxa"/>
-              <w:right w:w="90" w:type="dxa"/>
-            </w:tcMar>
             <w:vAlign w:val="center"/>
           </w:tcPr>
           <w:p>
@@ -34673,12 +31325,6 @@
               <w:right w:val="single" w:sz="6" w:space="0" w:color="1F3864"/>
             </w:tcBorders>
             <w:shd w:val="clear" w:color="auto" w:fill="D9E2F3"/>
-            <w:tcMar>
-              <w:top w:w="50" w:type="dxa"/>
-              <w:left w:w="90" w:type="dxa"/>
-              <w:bottom w:w="50" w:type="dxa"/>
-              <w:right w:w="90" w:type="dxa"/>
-            </w:tcMar>
             <w:vAlign w:val="center"/>
           </w:tcPr>
           <w:p>
@@ -34738,12 +31384,6 @@
               <w:right w:val="single" w:sz="6" w:space="0" w:color="1F3864"/>
             </w:tcBorders>
             <w:shd w:val="clear" w:color="auto" w:fill="D9E2F3"/>
-            <w:tcMar>
-              <w:top w:w="50" w:type="dxa"/>
-              <w:left w:w="90" w:type="dxa"/>
-              <w:bottom w:w="50" w:type="dxa"/>
-              <w:right w:w="90" w:type="dxa"/>
-            </w:tcMar>
             <w:vAlign w:val="center"/>
           </w:tcPr>
           <w:p>
@@ -34776,12 +31416,6 @@
               <w:right w:val="single" w:sz="6" w:space="0" w:color="1F3864"/>
             </w:tcBorders>
             <w:shd w:val="clear" w:color="auto" w:fill="D9E2F3"/>
-            <w:tcMar>
-              <w:top w:w="50" w:type="dxa"/>
-              <w:left w:w="90" w:type="dxa"/>
-              <w:bottom w:w="50" w:type="dxa"/>
-              <w:right w:w="90" w:type="dxa"/>
-            </w:tcMar>
             <w:vAlign w:val="center"/>
           </w:tcPr>
           <w:p>
@@ -34814,12 +31448,6 @@
               <w:right w:val="single" w:sz="6" w:space="0" w:color="1F3864"/>
             </w:tcBorders>
             <w:shd w:val="clear" w:color="auto" w:fill="D9E2F3"/>
-            <w:tcMar>
-              <w:top w:w="50" w:type="dxa"/>
-              <w:left w:w="90" w:type="dxa"/>
-              <w:bottom w:w="50" w:type="dxa"/>
-              <w:right w:w="90" w:type="dxa"/>
-            </w:tcMar>
             <w:vAlign w:val="center"/>
           </w:tcPr>
           <w:p>
@@ -34852,12 +31480,6 @@
               <w:right w:val="single" w:sz="6" w:space="0" w:color="1F3864"/>
             </w:tcBorders>
             <w:shd w:val="clear" w:color="auto" w:fill="D9E2F3"/>
-            <w:tcMar>
-              <w:top w:w="50" w:type="dxa"/>
-              <w:left w:w="90" w:type="dxa"/>
-              <w:bottom w:w="50" w:type="dxa"/>
-              <w:right w:w="90" w:type="dxa"/>
-            </w:tcMar>
             <w:vAlign w:val="center"/>
           </w:tcPr>
           <w:p>
@@ -34920,12 +31542,6 @@
               <w:right w:val="single" w:sz="6" w:space="0" w:color="1F3864"/>
             </w:tcBorders>
             <w:shd w:val="clear" w:color="auto" w:fill="D9E2F3"/>
-            <w:tcMar>
-              <w:top w:w="50" w:type="dxa"/>
-              <w:left w:w="90" w:type="dxa"/>
-              <w:bottom w:w="50" w:type="dxa"/>
-              <w:right w:w="90" w:type="dxa"/>
-            </w:tcMar>
             <w:vAlign w:val="center"/>
           </w:tcPr>
           <w:p>
@@ -34958,12 +31574,6 @@
               <w:right w:val="single" w:sz="6" w:space="0" w:color="1F3864"/>
             </w:tcBorders>
             <w:shd w:val="clear" w:color="auto" w:fill="D9E2F3"/>
-            <w:tcMar>
-              <w:top w:w="50" w:type="dxa"/>
-              <w:left w:w="90" w:type="dxa"/>
-              <w:bottom w:w="50" w:type="dxa"/>
-              <w:right w:w="90" w:type="dxa"/>
-            </w:tcMar>
             <w:vAlign w:val="center"/>
           </w:tcPr>
           <w:p>
@@ -34996,12 +31606,6 @@
               <w:right w:val="single" w:sz="6" w:space="0" w:color="1F3864"/>
             </w:tcBorders>
             <w:shd w:val="clear" w:color="auto" w:fill="D9E2F3"/>
-            <w:tcMar>
-              <w:top w:w="50" w:type="dxa"/>
-              <w:left w:w="90" w:type="dxa"/>
-              <w:bottom w:w="50" w:type="dxa"/>
-              <w:right w:w="90" w:type="dxa"/>
-            </w:tcMar>
             <w:vAlign w:val="center"/>
           </w:tcPr>
           <w:p>
@@ -35036,12 +31640,6 @@
               <w:right w:val="single" w:sz="6" w:space="0" w:color="1F3864"/>
             </w:tcBorders>
             <w:shd w:val="clear" w:color="auto" w:fill="D9E2F3"/>
-            <w:tcMar>
-              <w:top w:w="50" w:type="dxa"/>
-              <w:left w:w="90" w:type="dxa"/>
-              <w:bottom w:w="50" w:type="dxa"/>
-              <w:right w:w="90" w:type="dxa"/>
-            </w:tcMar>
             <w:vAlign w:val="center"/>
           </w:tcPr>
           <w:p>
@@ -35101,12 +31699,6 @@
               <w:right w:val="single" w:sz="6" w:space="0" w:color="1F3864"/>
             </w:tcBorders>
             <w:shd w:val="clear" w:color="auto" w:fill="D9E2F3"/>
-            <w:tcMar>
-              <w:top w:w="50" w:type="dxa"/>
-              <w:left w:w="90" w:type="dxa"/>
-              <w:bottom w:w="50" w:type="dxa"/>
-              <w:right w:w="90" w:type="dxa"/>
-            </w:tcMar>
             <w:vAlign w:val="center"/>
           </w:tcPr>
           <w:p>
@@ -35181,12 +31773,6 @@
               <w:right w:val="single" w:sz="6" w:space="0" w:color="1F3864"/>
             </w:tcBorders>
             <w:shd w:val="clear" w:color="auto" w:fill="4472C4"/>
-            <w:tcMar>
-              <w:top w:w="50" w:type="dxa"/>
-              <w:left w:w="90" w:type="dxa"/>
-              <w:bottom w:w="50" w:type="dxa"/>
-              <w:right w:w="90" w:type="dxa"/>
-            </w:tcMar>
             <w:vAlign w:val="center"/>
           </w:tcPr>
           <w:p>
@@ -35253,12 +31839,6 @@
               <w:right w:val="single" w:sz="6" w:space="0" w:color="1F3864"/>
             </w:tcBorders>
             <w:shd w:val="clear" w:color="auto" w:fill="4472C4"/>
-            <w:tcMar>
-              <w:top w:w="50" w:type="dxa"/>
-              <w:left w:w="90" w:type="dxa"/>
-              <w:bottom w:w="50" w:type="dxa"/>
-              <w:right w:w="90" w:type="dxa"/>
-            </w:tcMar>
             <w:vAlign w:val="center"/>
           </w:tcPr>
           <w:p>
@@ -35298,12 +31878,6 @@
               <w:right w:val="single" w:sz="6" w:space="0" w:color="1F3864"/>
             </w:tcBorders>
             <w:shd w:val="clear" w:color="auto" w:fill="4472C4"/>
-            <w:tcMar>
-              <w:top w:w="50" w:type="dxa"/>
-              <w:left w:w="90" w:type="dxa"/>
-              <w:bottom w:w="50" w:type="dxa"/>
-              <w:right w:w="90" w:type="dxa"/>
-            </w:tcMar>
             <w:vAlign w:val="center"/>
           </w:tcPr>
           <w:p>
@@ -35343,12 +31917,6 @@
               <w:right w:val="single" w:sz="6" w:space="0" w:color="1F3864"/>
             </w:tcBorders>
             <w:shd w:val="clear" w:color="auto" w:fill="4472C4"/>
-            <w:tcMar>
-              <w:top w:w="50" w:type="dxa"/>
-              <w:left w:w="90" w:type="dxa"/>
-              <w:bottom w:w="50" w:type="dxa"/>
-              <w:right w:w="90" w:type="dxa"/>
-            </w:tcMar>
             <w:vAlign w:val="center"/>
           </w:tcPr>
           <w:p>
@@ -35388,12 +31956,6 @@
               <w:right w:val="single" w:sz="6" w:space="0" w:color="1F3864"/>
             </w:tcBorders>
             <w:shd w:val="clear" w:color="auto" w:fill="4472C4"/>
-            <w:tcMar>
-              <w:top w:w="50" w:type="dxa"/>
-              <w:left w:w="90" w:type="dxa"/>
-              <w:bottom w:w="50" w:type="dxa"/>
-              <w:right w:w="90" w:type="dxa"/>
-            </w:tcMar>
             <w:vAlign w:val="center"/>
           </w:tcPr>
           <w:p>
@@ -35460,12 +32022,6 @@
               <w:right w:val="single" w:sz="6" w:space="0" w:color="1F3864"/>
             </w:tcBorders>
             <w:shd w:val="clear" w:color="auto" w:fill="D9E2F3"/>
-            <w:tcMar>
-              <w:top w:w="50" w:type="dxa"/>
-              <w:left w:w="90" w:type="dxa"/>
-              <w:bottom w:w="50" w:type="dxa"/>
-              <w:right w:w="90" w:type="dxa"/>
-            </w:tcMar>
             <w:vAlign w:val="center"/>
           </w:tcPr>
           <w:p>
@@ -35498,12 +32054,6 @@
               <w:right w:val="single" w:sz="6" w:space="0" w:color="1F3864"/>
             </w:tcBorders>
             <w:shd w:val="clear" w:color="auto" w:fill="D9E2F3"/>
-            <w:tcMar>
-              <w:top w:w="50" w:type="dxa"/>
-              <w:left w:w="90" w:type="dxa"/>
-              <w:bottom w:w="50" w:type="dxa"/>
-              <w:right w:w="90" w:type="dxa"/>
-            </w:tcMar>
             <w:vAlign w:val="center"/>
           </w:tcPr>
           <w:p>
@@ -35536,12 +32086,6 @@
               <w:right w:val="single" w:sz="6" w:space="0" w:color="1F3864"/>
             </w:tcBorders>
             <w:shd w:val="clear" w:color="auto" w:fill="D9E2F3"/>
-            <w:tcMar>
-              <w:top w:w="50" w:type="dxa"/>
-              <w:left w:w="90" w:type="dxa"/>
-              <w:bottom w:w="50" w:type="dxa"/>
-              <w:right w:w="90" w:type="dxa"/>
-            </w:tcMar>
             <w:vAlign w:val="center"/>
           </w:tcPr>
           <w:p>
@@ -35576,12 +32120,6 @@
               <w:right w:val="single" w:sz="6" w:space="0" w:color="1F3864"/>
             </w:tcBorders>
             <w:shd w:val="clear" w:color="auto" w:fill="D9E2F3"/>
-            <w:tcMar>
-              <w:top w:w="50" w:type="dxa"/>
-              <w:left w:w="90" w:type="dxa"/>
-              <w:bottom w:w="50" w:type="dxa"/>
-              <w:right w:w="90" w:type="dxa"/>
-            </w:tcMar>
             <w:vAlign w:val="center"/>
           </w:tcPr>
           <w:p>
@@ -35644,12 +32182,6 @@
               <w:right w:val="single" w:sz="6" w:space="0" w:color="1F3864"/>
             </w:tcBorders>
             <w:shd w:val="clear" w:color="auto" w:fill="D9E2F3"/>
-            <w:tcMar>
-              <w:top w:w="50" w:type="dxa"/>
-              <w:left w:w="90" w:type="dxa"/>
-              <w:bottom w:w="50" w:type="dxa"/>
-              <w:right w:w="90" w:type="dxa"/>
-            </w:tcMar>
             <w:vAlign w:val="center"/>
           </w:tcPr>
           <w:p>
@@ -35682,12 +32214,6 @@
               <w:right w:val="single" w:sz="6" w:space="0" w:color="1F3864"/>
             </w:tcBorders>
             <w:shd w:val="clear" w:color="auto" w:fill="D9E2F3"/>
-            <w:tcMar>
-              <w:top w:w="50" w:type="dxa"/>
-              <w:left w:w="90" w:type="dxa"/>
-              <w:bottom w:w="50" w:type="dxa"/>
-              <w:right w:w="90" w:type="dxa"/>
-            </w:tcMar>
             <w:vAlign w:val="center"/>
           </w:tcPr>
           <w:p>
@@ -35720,12 +32246,6 @@
               <w:right w:val="single" w:sz="6" w:space="0" w:color="1F3864"/>
             </w:tcBorders>
             <w:shd w:val="clear" w:color="auto" w:fill="D9E2F3"/>
-            <w:tcMar>
-              <w:top w:w="50" w:type="dxa"/>
-              <w:left w:w="90" w:type="dxa"/>
-              <w:bottom w:w="50" w:type="dxa"/>
-              <w:right w:w="90" w:type="dxa"/>
-            </w:tcMar>
             <w:vAlign w:val="center"/>
           </w:tcPr>
           <w:p>
@@ -35760,12 +32280,6 @@
               <w:right w:val="single" w:sz="6" w:space="0" w:color="1F3864"/>
             </w:tcBorders>
             <w:shd w:val="clear" w:color="auto" w:fill="D9E2F3"/>
-            <w:tcMar>
-              <w:top w:w="50" w:type="dxa"/>
-              <w:left w:w="90" w:type="dxa"/>
-              <w:bottom w:w="50" w:type="dxa"/>
-              <w:right w:w="90" w:type="dxa"/>
-            </w:tcMar>
             <w:vAlign w:val="center"/>
           </w:tcPr>
           <w:p>
@@ -35828,12 +32342,6 @@
               <w:right w:val="single" w:sz="6" w:space="0" w:color="1F3864"/>
             </w:tcBorders>
             <w:shd w:val="clear" w:color="auto" w:fill="D9E2F3"/>
-            <w:tcMar>
-              <w:top w:w="50" w:type="dxa"/>
-              <w:left w:w="90" w:type="dxa"/>
-              <w:bottom w:w="50" w:type="dxa"/>
-              <w:right w:w="90" w:type="dxa"/>
-            </w:tcMar>
             <w:vAlign w:val="center"/>
           </w:tcPr>
           <w:p>
@@ -35866,12 +32374,6 @@
               <w:right w:val="single" w:sz="6" w:space="0" w:color="1F3864"/>
             </w:tcBorders>
             <w:shd w:val="clear" w:color="auto" w:fill="D9E2F3"/>
-            <w:tcMar>
-              <w:top w:w="50" w:type="dxa"/>
-              <w:left w:w="90" w:type="dxa"/>
-              <w:bottom w:w="50" w:type="dxa"/>
-              <w:right w:w="90" w:type="dxa"/>
-            </w:tcMar>
             <w:vAlign w:val="center"/>
           </w:tcPr>
           <w:p>
@@ -35904,12 +32406,6 @@
               <w:right w:val="single" w:sz="6" w:space="0" w:color="1F3864"/>
             </w:tcBorders>
             <w:shd w:val="clear" w:color="auto" w:fill="D9E2F3"/>
-            <w:tcMar>
-              <w:top w:w="50" w:type="dxa"/>
-              <w:left w:w="90" w:type="dxa"/>
-              <w:bottom w:w="50" w:type="dxa"/>
-              <w:right w:w="90" w:type="dxa"/>
-            </w:tcMar>
             <w:vAlign w:val="center"/>
           </w:tcPr>
           <w:p>
@@ -35942,12 +32438,6 @@
               <w:right w:val="single" w:sz="6" w:space="0" w:color="1F3864"/>
             </w:tcBorders>
             <w:shd w:val="clear" w:color="auto" w:fill="D9E2F3"/>
-            <w:tcMar>
-              <w:top w:w="50" w:type="dxa"/>
-              <w:left w:w="90" w:type="dxa"/>
-              <w:bottom w:w="50" w:type="dxa"/>
-              <w:right w:w="90" w:type="dxa"/>
-            </w:tcMar>
             <w:vAlign w:val="center"/>
           </w:tcPr>
           <w:p>
@@ -36009,12 +32499,6 @@
               <w:right w:val="single" w:sz="6" w:space="0" w:color="1F3864"/>
             </w:tcBorders>
             <w:shd w:val="clear" w:color="auto" w:fill="4472C4"/>
-            <w:tcMar>
-              <w:top w:w="50" w:type="dxa"/>
-              <w:left w:w="90" w:type="dxa"/>
-              <w:bottom w:w="50" w:type="dxa"/>
-              <w:right w:w="90" w:type="dxa"/>
-            </w:tcMar>
             <w:vAlign w:val="center"/>
           </w:tcPr>
           <w:p>
@@ -36053,12 +32537,6 @@
               <w:right w:val="single" w:sz="6" w:space="0" w:color="1F3864"/>
             </w:tcBorders>
             <w:shd w:val="clear" w:color="auto" w:fill="4472C4"/>
-            <w:tcMar>
-              <w:top w:w="50" w:type="dxa"/>
-              <w:left w:w="90" w:type="dxa"/>
-              <w:bottom w:w="50" w:type="dxa"/>
-              <w:right w:w="90" w:type="dxa"/>
-            </w:tcMar>
             <w:vAlign w:val="center"/>
           </w:tcPr>
           <w:p>
@@ -36088,6 +32566,53 @@
           </w:p>
         </w:tc>
       </w:tr>
+    </w:tbl>
+    <w:p>
+      <w:pPr>
+        <w:spacing w:before="0" w:after="0" w:line="240" w:lineRule="auto"/>
+        <w:rPr>
+          <w:sz w:val="18"/>
+          <w:szCs w:val="18"/>
+        </w:rPr>
+      </w:pPr>
+    </w:p>
+    <w:tbl>
+      <w:tblPr>
+        <w:tblW w:w="9405" w:type="dxa"/>
+        <w:jc w:val="center"/>
+        <w:tblBorders>
+          <w:top w:val="single" w:sz="6" w:space="0" w:color="1F3864"/>
+          <w:left w:val="single" w:sz="6" w:space="0" w:color="1F3864"/>
+          <w:bottom w:val="single" w:sz="6" w:space="0" w:color="1F3864"/>
+          <w:right w:val="single" w:sz="6" w:space="0" w:color="1F3864"/>
+          <w:insideH w:val="single" w:sz="6" w:space="0" w:color="1F3864"/>
+          <w:insideV w:val="single" w:sz="6" w:space="0" w:color="1F3864"/>
+        </w:tblBorders>
+        <w:tblLayout w:type="fixed"/>
+        <w:tblCellMar>
+          <w:top w:w="40" w:type="dxa"/>
+          <w:left w:w="90" w:type="dxa"/>
+          <w:bottom w:w="40" w:type="dxa"/>
+          <w:right w:w="90" w:type="dxa"/>
+        </w:tblCellMar>
+        <w:tblLook w:val="0000" w:firstRow="0" w:lastRow="0" w:firstColumn="0" w:lastColumn="0" w:noHBand="0" w:noVBand="0"/>
+      </w:tblPr>
+      <w:tblGrid>
+        <w:gridCol w:w="1175"/>
+        <w:gridCol w:w="391"/>
+        <w:gridCol w:w="783"/>
+        <w:gridCol w:w="783"/>
+        <w:gridCol w:w="391"/>
+        <w:gridCol w:w="1175"/>
+        <w:gridCol w:w="783"/>
+        <w:gridCol w:w="391"/>
+        <w:gridCol w:w="391"/>
+        <w:gridCol w:w="391"/>
+        <w:gridCol w:w="391"/>
+        <w:gridCol w:w="391"/>
+        <w:gridCol w:w="391"/>
+        <w:gridCol w:w="1567"/>
+      </w:tblGrid>
       <w:tr>
         <w:tc>
           <w:tcPr>
@@ -36100,12 +32625,6 @@
               <w:right w:val="single" w:sz="6" w:space="0" w:color="1F3864"/>
             </w:tcBorders>
             <w:shd w:val="clear" w:color="auto" w:fill="D9E2F3"/>
-            <w:tcMar>
-              <w:top w:w="50" w:type="dxa"/>
-              <w:left w:w="90" w:type="dxa"/>
-              <w:bottom w:w="50" w:type="dxa"/>
-              <w:right w:w="90" w:type="dxa"/>
-            </w:tcMar>
           </w:tcPr>
           <w:p>
             <w:pPr>
@@ -36618,12 +33137,6 @@
               <w:right w:val="single" w:sz="6" w:space="0" w:color="1F3864"/>
             </w:tcBorders>
             <w:shd w:val="clear" w:color="auto" w:fill="D9E2F3"/>
-            <w:tcMar>
-              <w:top w:w="50" w:type="dxa"/>
-              <w:left w:w="90" w:type="dxa"/>
-              <w:bottom w:w="50" w:type="dxa"/>
-              <w:right w:w="90" w:type="dxa"/>
-            </w:tcMar>
           </w:tcPr>
           <w:p>
             <w:pPr>
